--- a/CURSOVA/OOP 2026 1Kurs/CURSOVA/Коваль_Олександр_Дмитрович_CURSOVA.docx
+++ b/CURSOVA/OOP 2026 1Kurs/CURSOVA/Коваль_Олександр_Дмитрович_CURSOVA.docx
@@ -8876,40 +8876,43 @@
         <w:t>-</w:t>
       </w:r>
       <w:r>
-        <w:t>картинки, прямокутника, що відображає рівень очок здоров’я мікрооб’єкта, та назва мікрооб’єкта.</w:t>
-      </w:r>
-    </w:p>
-    <w:p>
-      <w:pPr>
-        <w:pStyle w:val="2"/>
-        <w:ind w:left="709"/>
-        <w:rPr>
-          <w:b w:val="0"/>
-          <w:bCs w:val="0"/>
+        <w:t>картинки, прямокутника, що відображає рівень очок здоров’я мікрооб’єкта,</w:t>
+      </w:r>
+      <w:r>
+        <w:t xml:space="preserve"> </w:t>
+      </w:r>
+      <w:r>
+        <w:t>назва мікрооб’єкта</w:t>
+      </w:r>
+      <w:r>
+        <w:t xml:space="preserve"> та маркер команди мікрооб’єкта</w:t>
+      </w:r>
+      <w:r>
+        <w:t>.</w:t>
+      </w:r>
+    </w:p>
+    <w:p>
+      <w:pPr>
+        <w:spacing w:line="360" w:lineRule="auto"/>
+        <w:ind w:firstLine="709"/>
+      </w:pPr>
+    </w:p>
+    <w:p>
+      <w:pPr>
+        <w:jc w:val="center"/>
+        <w:rPr>
           <w:lang w:val="en-US"/>
         </w:rPr>
       </w:pPr>
-    </w:p>
-    <w:p>
-      <w:pPr>
-        <w:pStyle w:val="2"/>
-        <w:ind w:left="709"/>
-        <w:jc w:val="center"/>
-        <w:rPr>
-          <w:b w:val="0"/>
-          <w:bCs w:val="0"/>
-          <w:lang w:val="en-US"/>
-        </w:rPr>
-      </w:pPr>
       <w:r>
         <w:rPr>
           <w:noProof/>
         </w:rPr>
         <w:drawing>
-          <wp:inline distT="0" distB="0" distL="0" distR="0" wp14:anchorId="71B66F23" wp14:editId="189CC99B">
-            <wp:extent cx="4396367" cy="3035935"/>
-            <wp:effectExtent l="0" t="0" r="4445" b="0"/>
-            <wp:docPr id="1452481662" name="Рисунок 2"/>
+          <wp:inline distT="0" distB="0" distL="0" distR="0" wp14:anchorId="450F4C02" wp14:editId="4599A1DA">
+            <wp:extent cx="5827677" cy="5236744"/>
+            <wp:effectExtent l="0" t="0" r="1905" b="2540"/>
+            <wp:docPr id="783022655" name="Рисунок 3"/>
             <wp:cNvGraphicFramePr>
               <a:graphicFrameLocks xmlns:a="http://schemas.openxmlformats.org/drawingml/2006/main" noChangeAspect="1"/>
             </wp:cNvGraphicFramePr>
@@ -8917,13 +8920,13 @@
               <a:graphicData uri="http://schemas.openxmlformats.org/drawingml/2006/picture">
                 <pic:pic xmlns:pic="http://schemas.openxmlformats.org/drawingml/2006/picture">
                   <pic:nvPicPr>
-                    <pic:cNvPr id="0" name="Picture 6"/>
+                    <pic:cNvPr id="0" name="Picture 5"/>
                     <pic:cNvPicPr>
                       <a:picLocks noChangeAspect="1" noChangeArrowheads="1"/>
                     </pic:cNvPicPr>
                   </pic:nvPicPr>
                   <pic:blipFill>
-                    <a:blip r:embed="rId11">
+                    <a:blip r:embed="rId11" cstate="print">
                       <a:extLst>
                         <a:ext uri="{28A0092B-C50C-407E-A947-70E740481C1C}">
                           <a14:useLocalDpi xmlns:a14="http://schemas.microsoft.com/office/drawing/2010/main" val="0"/>
@@ -8938,7 +8941,7 @@
                   <pic:spPr bwMode="auto">
                     <a:xfrm>
                       <a:off x="0" y="0"/>
-                      <a:ext cx="4407797" cy="3043828"/>
+                      <a:ext cx="5827677" cy="5236744"/>
                     </a:xfrm>
                     <a:prstGeom prst="rect">
                       <a:avLst/>
@@ -8958,35 +8961,81 @@
     <w:p>
       <w:pPr>
         <w:jc w:val="center"/>
+      </w:pPr>
+      <w:r>
+        <w:t>Рисунок 2.1 – Зображення мікрооб’єкт</w:t>
+      </w:r>
+      <w:r>
+        <w:t>ів</w:t>
+      </w:r>
+      <w:r>
         <w:rPr>
           <w:lang w:val="en-US"/>
         </w:rPr>
-      </w:pPr>
-      <w:r>
-        <w:t>Рисунок 2.1 – Зображення мікрооб’єкта «Воїн»</w:t>
+        <w:t xml:space="preserve">: </w:t>
+      </w:r>
+      <w:r>
+        <w:t>а) Центуріон за команду союзників</w:t>
+      </w:r>
+      <w:r>
+        <w:rPr>
+          <w:lang w:val="en-US"/>
+        </w:rPr>
+        <w:t>;</w:t>
+      </w:r>
+      <w:r>
+        <w:t xml:space="preserve"> б)</w:t>
+      </w:r>
+      <w:r>
+        <w:rPr>
+          <w:lang w:val="en-US"/>
+        </w:rPr>
+        <w:t xml:space="preserve"> </w:t>
+      </w:r>
+      <w:r>
+        <w:t>Преторіанець за команду союзників</w:t>
+      </w:r>
+      <w:r>
+        <w:rPr>
+          <w:lang w:val="en-US"/>
+        </w:rPr>
+        <w:t>;</w:t>
+      </w:r>
+      <w:r>
+        <w:t xml:space="preserve"> в) Центуріон за команду противників</w:t>
+      </w:r>
+      <w:r>
+        <w:rPr>
+          <w:lang w:val="en-US"/>
+        </w:rPr>
+        <w:t>;</w:t>
+      </w:r>
+      <w:r>
+        <w:t xml:space="preserve"> д) Преторіанець за команду противників </w:t>
       </w:r>
     </w:p>
     <w:p>
       <w:pPr>
         <w:jc w:val="center"/>
+      </w:pPr>
+    </w:p>
+    <w:p>
+      <w:pPr>
+        <w:jc w:val="center"/>
         <w:rPr>
           <w:lang w:val="en-US"/>
         </w:rPr>
       </w:pPr>
-    </w:p>
-    <w:p>
-      <w:pPr>
-        <w:jc w:val="center"/>
-      </w:pPr>
       <w:r>
         <w:rPr>
           <w:noProof/>
         </w:rPr>
+        <w:lastRenderedPageBreak/>
         <w:drawing>
-          <wp:inline distT="0" distB="0" distL="0" distR="0" wp14:anchorId="11D3BB30" wp14:editId="78DB9B9F">
-            <wp:extent cx="6299835" cy="3421380"/>
-            <wp:effectExtent l="0" t="0" r="5715" b="7620"/>
-            <wp:docPr id="421272700" name="Рисунок 1"/>
+          <wp:inline distT="0" distB="0" distL="0" distR="0" wp14:anchorId="3DB25D1E" wp14:editId="6B70DEB7">
+            <wp:extent cx="6299835" cy="3296285"/>
+            <wp:effectExtent l="0" t="0" r="5715" b="0"/>
+            <wp:docPr id="2018383694" name="Рисунок 4"/>
             <wp:cNvGraphicFramePr>
               <a:graphicFrameLocks xmlns:a="http://schemas.openxmlformats.org/drawingml/2006/main" noChangeAspect="1"/>
             </wp:cNvGraphicFramePr>
@@ -8994,7 +9043,7 @@
               <a:graphicData uri="http://schemas.openxmlformats.org/drawingml/2006/picture">
                 <pic:pic xmlns:pic="http://schemas.openxmlformats.org/drawingml/2006/picture">
                   <pic:nvPicPr>
-                    <pic:cNvPr id="0" name="Picture 1"/>
+                    <pic:cNvPr id="0" name="Picture 7"/>
                     <pic:cNvPicPr>
                       <a:picLocks noChangeAspect="1" noChangeArrowheads="1"/>
                     </pic:cNvPicPr>
@@ -9015,7 +9064,7 @@
                   <pic:spPr bwMode="auto">
                     <a:xfrm>
                       <a:off x="0" y="0"/>
-                      <a:ext cx="6299835" cy="3421380"/>
+                      <a:ext cx="6299835" cy="3296285"/>
                     </a:xfrm>
                     <a:prstGeom prst="rect">
                       <a:avLst/>
@@ -9031,6 +9080,11 @@
           </wp:inline>
         </w:drawing>
       </w:r>
+    </w:p>
+    <w:p>
+      <w:pPr>
+        <w:jc w:val="center"/>
+      </w:pPr>
       <w:r>
         <w:t xml:space="preserve"> </w:t>
       </w:r>
@@ -9044,34 +9098,37 @@
         <w:t>2</w:t>
       </w:r>
       <w:r>
-        <w:t xml:space="preserve"> – Зображення мікрооб’єктів</w:t>
+        <w:t xml:space="preserve"> – </w:t>
+      </w:r>
+      <w:r>
+        <w:t>Зображення мікрооб’єктів</w:t>
       </w:r>
       <w:r>
         <w:rPr>
           <w:lang w:val="en-US"/>
         </w:rPr>
-        <w:t>:</w:t>
-      </w:r>
-      <w:r>
+        <w:t xml:space="preserve">: </w:t>
+      </w:r>
+      <w:r>
+        <w:t>а) Воїн за команду союзників</w:t>
+      </w:r>
+      <w:r>
+        <w:rPr>
+          <w:lang w:val="en-US"/>
+        </w:rPr>
+        <w:t>;</w:t>
+      </w:r>
+      <w:r>
+        <w:t xml:space="preserve"> б)</w:t>
+      </w:r>
+      <w:r>
+        <w:rPr>
+          <w:lang w:val="en-US"/>
+        </w:rPr>
         <w:t xml:space="preserve"> </w:t>
       </w:r>
       <w:r>
-        <w:rPr>
-          <w:lang w:val="en-US"/>
-        </w:rPr>
-        <w:t xml:space="preserve">a) </w:t>
-      </w:r>
-      <w:r>
-        <w:t>«Центуріон»</w:t>
-      </w:r>
-      <w:r>
-        <w:rPr>
-          <w:lang w:val="en-US"/>
-        </w:rPr>
-        <w:t xml:space="preserve">; </w:t>
-      </w:r>
-      <w:r>
-        <w:t xml:space="preserve">б) «Преторіанець» </w:t>
+        <w:t>Воїн за команду противників</w:t>
       </w:r>
     </w:p>
     <w:p>
@@ -9131,55 +9188,384 @@
         <w:spacing w:line="360" w:lineRule="auto"/>
         <w:ind w:firstLine="709"/>
       </w:pPr>
-    </w:p>
-    <w:p>
-      <w:pPr>
-        <w:spacing w:line="360" w:lineRule="auto"/>
-        <w:ind w:firstLine="709"/>
+      <w:r>
+        <w:t xml:space="preserve">Кожен макрооб’єкт складається з власної </w:t>
+      </w:r>
+      <w:r>
+        <w:rPr>
+          <w:lang w:val="en-US"/>
+        </w:rPr>
+        <w:t>PNG-</w:t>
+      </w:r>
+      <w:r>
+        <w:t>картинки, прямокутника, що відображає рівень міцності споруди, назва макрооб’єкта, лічильник мікрооб’єктів у реальному часі, що знаходяться в даному макрооб’єкті та маркер, що показую команду до якої належить макрооб’єкт. Всі примітивні графічні елементи зображенні стосовно початкових координат (див. рисунок 2.3 та рисунок 2.4</w:t>
+      </w:r>
+      <w:r>
+        <w:t xml:space="preserve"> та рисунок 2.5</w:t>
+      </w:r>
+      <w:r>
+        <w:t>).</w:t>
+      </w:r>
+    </w:p>
+    <w:p>
+      <w:pPr>
+        <w:spacing w:line="360" w:lineRule="auto"/>
+      </w:pPr>
+    </w:p>
+    <w:p>
+      <w:pPr>
+        <w:spacing w:line="360" w:lineRule="auto"/>
         <w:jc w:val="center"/>
       </w:pPr>
       <w:r>
-        <w:t>(опис макрооб’єктів та самі макрооб’єкти додам пізніше, як будуть реалізовані в програмі)</w:t>
-      </w:r>
-    </w:p>
-    <w:p>
-      <w:pPr>
-        <w:spacing w:line="360" w:lineRule="auto"/>
-        <w:ind w:firstLine="709"/>
+        <w:rPr>
+          <w:noProof/>
+        </w:rPr>
+        <w:lastRenderedPageBreak/>
+        <w:drawing>
+          <wp:inline distT="0" distB="0" distL="0" distR="0" wp14:anchorId="37245F30" wp14:editId="2627EFD0">
+            <wp:extent cx="6232550" cy="3139205"/>
+            <wp:effectExtent l="0" t="0" r="0" b="4445"/>
+            <wp:docPr id="2131238197" name="Рисунок 6"/>
+            <wp:cNvGraphicFramePr>
+              <a:graphicFrameLocks xmlns:a="http://schemas.openxmlformats.org/drawingml/2006/main" noChangeAspect="1"/>
+            </wp:cNvGraphicFramePr>
+            <a:graphic xmlns:a="http://schemas.openxmlformats.org/drawingml/2006/main">
+              <a:graphicData uri="http://schemas.openxmlformats.org/drawingml/2006/picture">
+                <pic:pic xmlns:pic="http://schemas.openxmlformats.org/drawingml/2006/picture">
+                  <pic:nvPicPr>
+                    <pic:cNvPr id="0" name="Picture 11"/>
+                    <pic:cNvPicPr>
+                      <a:picLocks noChangeAspect="1" noChangeArrowheads="1"/>
+                    </pic:cNvPicPr>
+                  </pic:nvPicPr>
+                  <pic:blipFill>
+                    <a:blip r:embed="rId13" cstate="print">
+                      <a:extLst>
+                        <a:ext uri="{28A0092B-C50C-407E-A947-70E740481C1C}">
+                          <a14:useLocalDpi xmlns:a14="http://schemas.microsoft.com/office/drawing/2010/main" val="0"/>
+                        </a:ext>
+                      </a:extLst>
+                    </a:blip>
+                    <a:srcRect/>
+                    <a:stretch>
+                      <a:fillRect/>
+                    </a:stretch>
+                  </pic:blipFill>
+                  <pic:spPr bwMode="auto">
+                    <a:xfrm>
+                      <a:off x="0" y="0"/>
+                      <a:ext cx="6279896" cy="3163052"/>
+                    </a:xfrm>
+                    <a:prstGeom prst="rect">
+                      <a:avLst/>
+                    </a:prstGeom>
+                    <a:noFill/>
+                    <a:ln>
+                      <a:noFill/>
+                    </a:ln>
+                  </pic:spPr>
+                </pic:pic>
+              </a:graphicData>
+            </a:graphic>
+          </wp:inline>
+        </w:drawing>
+      </w:r>
+    </w:p>
+    <w:p>
+      <w:pPr>
+        <w:spacing w:line="360" w:lineRule="auto"/>
         <w:jc w:val="center"/>
+      </w:pPr>
+      <w:r>
+        <w:t>Рисунок 2.</w:t>
+      </w:r>
+      <w:r>
+        <w:t>3</w:t>
+      </w:r>
+      <w:r>
+        <w:t xml:space="preserve"> – Зображення м</w:t>
+      </w:r>
+      <w:r>
+        <w:t>акрооб’єктів</w:t>
+      </w:r>
+      <w:r>
         <w:rPr>
           <w:lang w:val="en-US"/>
         </w:rPr>
-      </w:pPr>
-    </w:p>
-    <w:p>
-      <w:pPr>
-        <w:spacing w:line="360" w:lineRule="auto"/>
-        <w:ind w:firstLine="709"/>
+        <w:t xml:space="preserve">: </w:t>
+      </w:r>
+      <w:r>
+        <w:t>а)</w:t>
+      </w:r>
+      <w:r>
+        <w:t>Башта за команду союзників</w:t>
+      </w:r>
+      <w:r>
+        <w:rPr>
+          <w:lang w:val="en-US"/>
+        </w:rPr>
+        <w:t>;</w:t>
+      </w:r>
+      <w:r>
+        <w:t xml:space="preserve"> б)</w:t>
+      </w:r>
+      <w:r>
+        <w:rPr>
+          <w:lang w:val="en-US"/>
+        </w:rPr>
+        <w:t xml:space="preserve"> </w:t>
+      </w:r>
+      <w:r>
+        <w:t>Башта</w:t>
+      </w:r>
+      <w:r>
+        <w:t xml:space="preserve"> за команду противників</w:t>
+      </w:r>
+    </w:p>
+    <w:p>
+      <w:pPr>
+        <w:spacing w:line="360" w:lineRule="auto"/>
         <w:jc w:val="center"/>
+      </w:pPr>
+    </w:p>
+    <w:p>
+      <w:pPr>
+        <w:spacing w:line="360" w:lineRule="auto"/>
+        <w:jc w:val="center"/>
+      </w:pPr>
+      <w:r>
+        <w:rPr>
+          <w:noProof/>
+        </w:rPr>
+        <w:drawing>
+          <wp:inline distT="0" distB="0" distL="0" distR="0" wp14:anchorId="37693D6B" wp14:editId="21CEC608">
+            <wp:extent cx="6299835" cy="3014345"/>
+            <wp:effectExtent l="0" t="0" r="5715" b="0"/>
+            <wp:docPr id="1906467938" name="Рисунок 7"/>
+            <wp:cNvGraphicFramePr>
+              <a:graphicFrameLocks xmlns:a="http://schemas.openxmlformats.org/drawingml/2006/main" noChangeAspect="1"/>
+            </wp:cNvGraphicFramePr>
+            <a:graphic xmlns:a="http://schemas.openxmlformats.org/drawingml/2006/main">
+              <a:graphicData uri="http://schemas.openxmlformats.org/drawingml/2006/picture">
+                <pic:pic xmlns:pic="http://schemas.openxmlformats.org/drawingml/2006/picture">
+                  <pic:nvPicPr>
+                    <pic:cNvPr id="0" name="Picture 13"/>
+                    <pic:cNvPicPr>
+                      <a:picLocks noChangeAspect="1" noChangeArrowheads="1"/>
+                    </pic:cNvPicPr>
+                  </pic:nvPicPr>
+                  <pic:blipFill>
+                    <a:blip r:embed="rId14" cstate="print">
+                      <a:extLst>
+                        <a:ext uri="{28A0092B-C50C-407E-A947-70E740481C1C}">
+                          <a14:useLocalDpi xmlns:a14="http://schemas.microsoft.com/office/drawing/2010/main" val="0"/>
+                        </a:ext>
+                      </a:extLst>
+                    </a:blip>
+                    <a:srcRect/>
+                    <a:stretch>
+                      <a:fillRect/>
+                    </a:stretch>
+                  </pic:blipFill>
+                  <pic:spPr bwMode="auto">
+                    <a:xfrm>
+                      <a:off x="0" y="0"/>
+                      <a:ext cx="6299835" cy="3014345"/>
+                    </a:xfrm>
+                    <a:prstGeom prst="rect">
+                      <a:avLst/>
+                    </a:prstGeom>
+                    <a:noFill/>
+                    <a:ln>
+                      <a:noFill/>
+                    </a:ln>
+                  </pic:spPr>
+                </pic:pic>
+              </a:graphicData>
+            </a:graphic>
+          </wp:inline>
+        </w:drawing>
+      </w:r>
+    </w:p>
+    <w:p>
+      <w:pPr>
+        <w:spacing w:line="360" w:lineRule="auto"/>
+        <w:jc w:val="center"/>
+      </w:pPr>
+      <w:r>
+        <w:t>Рисунок 2.</w:t>
+      </w:r>
+      <w:r>
+        <w:t>4</w:t>
+      </w:r>
+      <w:r>
+        <w:t xml:space="preserve"> – Зображення макрооб’єктів</w:t>
+      </w:r>
+      <w:r>
         <w:rPr>
           <w:lang w:val="en-US"/>
         </w:rPr>
-      </w:pPr>
-    </w:p>
-    <w:p>
-      <w:pPr>
-        <w:spacing w:line="360" w:lineRule="auto"/>
-        <w:ind w:firstLine="709"/>
+        <w:t xml:space="preserve">: </w:t>
+      </w:r>
+      <w:r>
+        <w:t>а)</w:t>
+      </w:r>
+      <w:r>
+        <w:t>Джерело</w:t>
+      </w:r>
+      <w:r>
+        <w:t xml:space="preserve"> </w:t>
+      </w:r>
+      <w:r>
+        <w:t xml:space="preserve">руди </w:t>
+      </w:r>
+      <w:r>
+        <w:t>за команду союзників</w:t>
+      </w:r>
+      <w:r>
+        <w:rPr>
+          <w:lang w:val="en-US"/>
+        </w:rPr>
+        <w:t>;</w:t>
+      </w:r>
+      <w:r>
+        <w:t xml:space="preserve"> б)</w:t>
+      </w:r>
+      <w:r>
+        <w:rPr>
+          <w:lang w:val="en-US"/>
+        </w:rPr>
+        <w:t xml:space="preserve"> </w:t>
+      </w:r>
+      <w:r>
+        <w:t>Джерело руди</w:t>
+      </w:r>
+      <w:r>
+        <w:t xml:space="preserve"> за команду противників</w:t>
+      </w:r>
+    </w:p>
+    <w:p>
+      <w:pPr>
+        <w:spacing w:line="360" w:lineRule="auto"/>
         <w:jc w:val="center"/>
+      </w:pPr>
+    </w:p>
+    <w:p>
+      <w:pPr>
+        <w:spacing w:line="360" w:lineRule="auto"/>
+        <w:jc w:val="center"/>
+      </w:pPr>
+      <w:r>
+        <w:rPr>
+          <w:noProof/>
+        </w:rPr>
+        <w:lastRenderedPageBreak/>
+        <w:drawing>
+          <wp:inline distT="0" distB="0" distL="0" distR="0" wp14:anchorId="1B0B0D81" wp14:editId="5EE567DF">
+            <wp:extent cx="6299835" cy="3274060"/>
+            <wp:effectExtent l="0" t="0" r="5715" b="2540"/>
+            <wp:docPr id="1557346622" name="Рисунок 8"/>
+            <wp:cNvGraphicFramePr>
+              <a:graphicFrameLocks xmlns:a="http://schemas.openxmlformats.org/drawingml/2006/main" noChangeAspect="1"/>
+            </wp:cNvGraphicFramePr>
+            <a:graphic xmlns:a="http://schemas.openxmlformats.org/drawingml/2006/main">
+              <a:graphicData uri="http://schemas.openxmlformats.org/drawingml/2006/picture">
+                <pic:pic xmlns:pic="http://schemas.openxmlformats.org/drawingml/2006/picture">
+                  <pic:nvPicPr>
+                    <pic:cNvPr id="0" name="Picture 15"/>
+                    <pic:cNvPicPr>
+                      <a:picLocks noChangeAspect="1" noChangeArrowheads="1"/>
+                    </pic:cNvPicPr>
+                  </pic:nvPicPr>
+                  <pic:blipFill>
+                    <a:blip r:embed="rId15" cstate="print">
+                      <a:extLst>
+                        <a:ext uri="{28A0092B-C50C-407E-A947-70E740481C1C}">
+                          <a14:useLocalDpi xmlns:a14="http://schemas.microsoft.com/office/drawing/2010/main" val="0"/>
+                        </a:ext>
+                      </a:extLst>
+                    </a:blip>
+                    <a:srcRect/>
+                    <a:stretch>
+                      <a:fillRect/>
+                    </a:stretch>
+                  </pic:blipFill>
+                  <pic:spPr bwMode="auto">
+                    <a:xfrm>
+                      <a:off x="0" y="0"/>
+                      <a:ext cx="6299835" cy="3274060"/>
+                    </a:xfrm>
+                    <a:prstGeom prst="rect">
+                      <a:avLst/>
+                    </a:prstGeom>
+                    <a:noFill/>
+                    <a:ln>
+                      <a:noFill/>
+                    </a:ln>
+                  </pic:spPr>
+                </pic:pic>
+              </a:graphicData>
+            </a:graphic>
+          </wp:inline>
+        </w:drawing>
+      </w:r>
+    </w:p>
+    <w:p>
+      <w:pPr>
+        <w:spacing w:line="360" w:lineRule="auto"/>
+        <w:jc w:val="center"/>
+      </w:pPr>
+      <w:r>
+        <w:t>Рисунок 2.</w:t>
+      </w:r>
+      <w:r>
+        <w:t>5</w:t>
+      </w:r>
+      <w:r>
+        <w:t xml:space="preserve"> – Зображення макрооб’єктів</w:t>
+      </w:r>
+      <w:r>
         <w:rPr>
           <w:lang w:val="en-US"/>
         </w:rPr>
-      </w:pPr>
-    </w:p>
-    <w:p>
-      <w:pPr>
-        <w:spacing w:line="360" w:lineRule="auto"/>
-        <w:ind w:firstLine="709"/>
+        <w:t xml:space="preserve">: </w:t>
+      </w:r>
+      <w:r>
+        <w:t>а)</w:t>
+      </w:r>
+      <w:r>
+        <w:t xml:space="preserve"> База</w:t>
+      </w:r>
+      <w:r>
+        <w:t xml:space="preserve"> за команду союзників</w:t>
+      </w:r>
+      <w:r>
+        <w:rPr>
+          <w:lang w:val="en-US"/>
+        </w:rPr>
+        <w:t>;</w:t>
+      </w:r>
+      <w:r>
+        <w:t xml:space="preserve"> б)</w:t>
+      </w:r>
+      <w:r>
+        <w:rPr>
+          <w:lang w:val="en-US"/>
+        </w:rPr>
+        <w:t xml:space="preserve"> </w:t>
+      </w:r>
+      <w:r>
+        <w:t xml:space="preserve">База </w:t>
+      </w:r>
+      <w:r>
+        <w:t>за команду противників</w:t>
+      </w:r>
+    </w:p>
+    <w:p>
+      <w:pPr>
+        <w:spacing w:line="360" w:lineRule="auto"/>
         <w:jc w:val="center"/>
-        <w:rPr>
-          <w:lang w:val="en-US"/>
-        </w:rPr>
       </w:pPr>
     </w:p>
     <w:p>
@@ -9598,6 +9984,7 @@
       </w:pPr>
       <w:proofErr w:type="spellStart"/>
       <w:r>
+        <w:lastRenderedPageBreak/>
         <w:t>Rectangle</w:t>
       </w:r>
       <w:proofErr w:type="spellEnd"/>
@@ -9676,7 +10063,6 @@
       </w:pPr>
       <w:proofErr w:type="spellStart"/>
       <w:r>
-        <w:lastRenderedPageBreak/>
         <w:t>setCoordinates</w:t>
       </w:r>
       <w:proofErr w:type="spellEnd"/>
@@ -10492,7 +10878,7 @@
   <w:style w:type="paragraph" w:default="1" w:styleId="a">
     <w:name w:val="Normal"/>
     <w:qFormat/>
-    <w:rsid w:val="00A822F2"/>
+    <w:rsid w:val="00086E60"/>
   </w:style>
   <w:style w:type="paragraph" w:styleId="1">
     <w:name w:val="heading 1"/>

--- a/CURSOVA/OOP 2026 1Kurs/CURSOVA/Коваль_Олександр_Дмитрович_CURSOVA.docx
+++ b/CURSOVA/OOP 2026 1Kurs/CURSOVA/Коваль_Олександр_Дмитрович_CURSOVA.docx
@@ -8909,10 +8909,10 @@
           <w:noProof/>
         </w:rPr>
         <w:drawing>
-          <wp:inline distT="0" distB="0" distL="0" distR="0" wp14:anchorId="450F4C02" wp14:editId="4599A1DA">
-            <wp:extent cx="5827677" cy="5236744"/>
-            <wp:effectExtent l="0" t="0" r="1905" b="2540"/>
-            <wp:docPr id="783022655" name="Рисунок 3"/>
+          <wp:inline distT="0" distB="0" distL="0" distR="0" wp14:anchorId="70841555" wp14:editId="30BA2E2C">
+            <wp:extent cx="6299835" cy="5662295"/>
+            <wp:effectExtent l="0" t="0" r="5715" b="0"/>
+            <wp:docPr id="690346887" name="Рисунок 2"/>
             <wp:cNvGraphicFramePr>
               <a:graphicFrameLocks xmlns:a="http://schemas.openxmlformats.org/drawingml/2006/main" noChangeAspect="1"/>
             </wp:cNvGraphicFramePr>
@@ -8920,7 +8920,7 @@
               <a:graphicData uri="http://schemas.openxmlformats.org/drawingml/2006/picture">
                 <pic:pic xmlns:pic="http://schemas.openxmlformats.org/drawingml/2006/picture">
                   <pic:nvPicPr>
-                    <pic:cNvPr id="0" name="Picture 5"/>
+                    <pic:cNvPr id="0" name="Picture 3"/>
                     <pic:cNvPicPr>
                       <a:picLocks noChangeAspect="1" noChangeArrowheads="1"/>
                     </pic:cNvPicPr>
@@ -8941,7 +8941,7 @@
                   <pic:spPr bwMode="auto">
                     <a:xfrm>
                       <a:off x="0" y="0"/>
-                      <a:ext cx="5827677" cy="5236744"/>
+                      <a:ext cx="6299835" cy="5662295"/>
                     </a:xfrm>
                     <a:prstGeom prst="rect">
                       <a:avLst/>
@@ -9032,10 +9032,10 @@
         </w:rPr>
         <w:lastRenderedPageBreak/>
         <w:drawing>
-          <wp:inline distT="0" distB="0" distL="0" distR="0" wp14:anchorId="3DB25D1E" wp14:editId="6B70DEB7">
-            <wp:extent cx="6299835" cy="3296285"/>
-            <wp:effectExtent l="0" t="0" r="5715" b="0"/>
-            <wp:docPr id="2018383694" name="Рисунок 4"/>
+          <wp:inline distT="0" distB="0" distL="0" distR="0" wp14:anchorId="3049360A" wp14:editId="59BADA37">
+            <wp:extent cx="6299835" cy="3295015"/>
+            <wp:effectExtent l="0" t="0" r="5715" b="635"/>
+            <wp:docPr id="934574254" name="Рисунок 1"/>
             <wp:cNvGraphicFramePr>
               <a:graphicFrameLocks xmlns:a="http://schemas.openxmlformats.org/drawingml/2006/main" noChangeAspect="1"/>
             </wp:cNvGraphicFramePr>
@@ -9043,7 +9043,7 @@
               <a:graphicData uri="http://schemas.openxmlformats.org/drawingml/2006/picture">
                 <pic:pic xmlns:pic="http://schemas.openxmlformats.org/drawingml/2006/picture">
                   <pic:nvPicPr>
-                    <pic:cNvPr id="0" name="Picture 7"/>
+                    <pic:cNvPr id="0" name="Picture 1"/>
                     <pic:cNvPicPr>
                       <a:picLocks noChangeAspect="1" noChangeArrowheads="1"/>
                     </pic:cNvPicPr>
@@ -9064,7 +9064,7 @@
                   <pic:spPr bwMode="auto">
                     <a:xfrm>
                       <a:off x="0" y="0"/>
-                      <a:ext cx="6299835" cy="3296285"/>
+                      <a:ext cx="6299835" cy="3295015"/>
                     </a:xfrm>
                     <a:prstGeom prst="rect">
                       <a:avLst/>
@@ -9210,6 +9210,9 @@
     <w:p>
       <w:pPr>
         <w:spacing w:line="360" w:lineRule="auto"/>
+        <w:rPr>
+          <w:lang w:val="en-US"/>
+        </w:rPr>
       </w:pPr>
     </w:p>
     <w:p>
@@ -9223,7 +9226,7 @@
         </w:rPr>
         <w:lastRenderedPageBreak/>
         <w:drawing>
-          <wp:inline distT="0" distB="0" distL="0" distR="0" wp14:anchorId="37245F30" wp14:editId="2627EFD0">
+          <wp:inline distT="0" distB="0" distL="0" distR="0" wp14:anchorId="37245F30" wp14:editId="41493670">
             <wp:extent cx="6232550" cy="3139205"/>
             <wp:effectExtent l="0" t="0" r="0" b="4445"/>
             <wp:docPr id="2131238197" name="Рисунок 6"/>
@@ -9255,7 +9258,7 @@
                   <pic:spPr bwMode="auto">
                     <a:xfrm>
                       <a:off x="0" y="0"/>
-                      <a:ext cx="6279896" cy="3163052"/>
+                      <a:ext cx="6232550" cy="3139205"/>
                     </a:xfrm>
                     <a:prstGeom prst="rect">
                       <a:avLst/>
@@ -9278,13 +9281,7 @@
         <w:jc w:val="center"/>
       </w:pPr>
       <w:r>
-        <w:t>Рисунок 2.</w:t>
-      </w:r>
-      <w:r>
-        <w:t>3</w:t>
-      </w:r>
-      <w:r>
-        <w:t xml:space="preserve"> – Зображення м</w:t>
+        <w:t>Рисунок 2.3 – Зображення м</w:t>
       </w:r>
       <w:r>
         <w:t>акрооб’єктів</w:t>
@@ -9339,7 +9336,7 @@
           <w:noProof/>
         </w:rPr>
         <w:drawing>
-          <wp:inline distT="0" distB="0" distL="0" distR="0" wp14:anchorId="37693D6B" wp14:editId="21CEC608">
+          <wp:inline distT="0" distB="0" distL="0" distR="0" wp14:anchorId="37693D6B" wp14:editId="02E5B479">
             <wp:extent cx="6299835" cy="3014345"/>
             <wp:effectExtent l="0" t="0" r="5715" b="0"/>
             <wp:docPr id="1906467938" name="Рисунок 7"/>
@@ -9394,13 +9391,7 @@
         <w:jc w:val="center"/>
       </w:pPr>
       <w:r>
-        <w:t>Рисунок 2.</w:t>
-      </w:r>
-      <w:r>
-        <w:t>4</w:t>
-      </w:r>
-      <w:r>
-        <w:t xml:space="preserve"> – Зображення макрооб’єктів</w:t>
+        <w:t>Рисунок 2.4 – Зображення макрооб’єктів</w:t>
       </w:r>
       <w:r>
         <w:rPr>
@@ -9409,19 +9400,7 @@
         <w:t xml:space="preserve">: </w:t>
       </w:r>
       <w:r>
-        <w:t>а)</w:t>
-      </w:r>
-      <w:r>
-        <w:t>Джерело</w:t>
-      </w:r>
-      <w:r>
-        <w:t xml:space="preserve"> </w:t>
-      </w:r>
-      <w:r>
-        <w:t xml:space="preserve">руди </w:t>
-      </w:r>
-      <w:r>
-        <w:t>за команду союзників</w:t>
+        <w:t>а)Джерело руди за команду союзників</w:t>
       </w:r>
       <w:r>
         <w:rPr>
@@ -9439,10 +9418,7 @@
         <w:t xml:space="preserve"> </w:t>
       </w:r>
       <w:r>
-        <w:t>Джерело руди</w:t>
-      </w:r>
-      <w:r>
-        <w:t xml:space="preserve"> за команду противників</w:t>
+        <w:t>Джерело руди за команду противників</w:t>
       </w:r>
     </w:p>
     <w:p>
@@ -9517,13 +9493,7 @@
         <w:jc w:val="center"/>
       </w:pPr>
       <w:r>
-        <w:t>Рисунок 2.</w:t>
-      </w:r>
-      <w:r>
-        <w:t>5</w:t>
-      </w:r>
-      <w:r>
-        <w:t xml:space="preserve"> – Зображення макрооб’єктів</w:t>
+        <w:t>Рисунок 2.5 – Зображення макрооб’єктів</w:t>
       </w:r>
       <w:r>
         <w:rPr>
@@ -9532,13 +9502,7 @@
         <w:t xml:space="preserve">: </w:t>
       </w:r>
       <w:r>
-        <w:t>а)</w:t>
-      </w:r>
-      <w:r>
-        <w:t xml:space="preserve"> База</w:t>
-      </w:r>
-      <w:r>
-        <w:t xml:space="preserve"> за команду союзників</w:t>
+        <w:t>а) База за команду союзників</w:t>
       </w:r>
       <w:r>
         <w:rPr>
@@ -9556,10 +9520,7 @@
         <w:t xml:space="preserve"> </w:t>
       </w:r>
       <w:r>
-        <w:t xml:space="preserve">База </w:t>
-      </w:r>
-      <w:r>
-        <w:t>за команду противників</w:t>
+        <w:t>База за команду противників</w:t>
       </w:r>
     </w:p>
     <w:p>
@@ -10273,17 +10234,23 @@
         <w:spacing w:line="360" w:lineRule="auto"/>
         <w:ind w:firstLine="720"/>
         <w:jc w:val="both"/>
+      </w:pPr>
+      <w:proofErr w:type="spellStart"/>
+      <w:r>
+        <w:t>AnimationTimer</w:t>
+      </w:r>
+      <w:proofErr w:type="spellEnd"/>
+      <w:r>
+        <w:t>()</w:t>
+      </w:r>
+      <w:r>
         <w:rPr>
           <w:lang w:val="en-US"/>
         </w:rPr>
-      </w:pPr>
-      <w:proofErr w:type="spellStart"/>
-      <w:r>
-        <w:t>AnimationTimer</w:t>
-      </w:r>
-      <w:proofErr w:type="spellEnd"/>
-      <w:r>
-        <w:t>()</w:t>
+        <w:t xml:space="preserve"> </w:t>
+      </w:r>
+      <w:r>
+        <w:t> –</w:t>
       </w:r>
       <w:r>
         <w:rPr>
@@ -10292,34 +10259,2144 @@
         <w:t xml:space="preserve"> </w:t>
       </w:r>
       <w:r>
-        <w:t> –</w:t>
+        <w:t xml:space="preserve"> конструктор елементу, який містить</w:t>
+      </w:r>
+      <w:r>
+        <w:t xml:space="preserve"> методи </w:t>
       </w:r>
       <w:r>
         <w:rPr>
           <w:lang w:val="en-US"/>
         </w:rPr>
-        <w:t xml:space="preserve"> </w:t>
-      </w:r>
-      <w:r>
-        <w:t xml:space="preserve"> конструктор елементу, який містить</w:t>
-      </w:r>
-      <w:r>
-        <w:t xml:space="preserve"> методи </w:t>
+        <w:t xml:space="preserve">start(), stop() </w:t>
+      </w:r>
+      <w:r>
+        <w:t xml:space="preserve">та переписаний метод </w:t>
       </w:r>
       <w:r>
         <w:rPr>
           <w:lang w:val="en-US"/>
         </w:rPr>
-        <w:t xml:space="preserve">start(), stop() </w:t>
-      </w:r>
-      <w:r>
-        <w:t xml:space="preserve">та переписаний метод </w:t>
-      </w:r>
-      <w:r>
-        <w:rPr>
+        <w:t>handle(long now).</w:t>
+      </w:r>
+    </w:p>
+    <w:p>
+      <w:pPr>
+        <w:pStyle w:val="1"/>
+        <w:pageBreakBefore/>
+        <w:spacing w:line="360" w:lineRule="auto"/>
+        <w:rPr>
+          <w:bCs w:val="0"/>
+        </w:rPr>
+      </w:pPr>
+      <w:r>
+        <w:rPr>
+          <w:bCs w:val="0"/>
+        </w:rPr>
+        <w:lastRenderedPageBreak/>
+        <w:t>3</w:t>
+      </w:r>
+      <w:r>
+        <w:rPr>
+          <w:bCs w:val="0"/>
+        </w:rPr>
+        <w:t xml:space="preserve"> РОЗРОБКА </w:t>
+      </w:r>
+      <w:r>
+        <w:rPr>
+          <w:bCs w:val="0"/>
+        </w:rPr>
+        <w:t>ДІАГРАМ КЛАСІВ, ОБ’ЄКТІВ ТА СТАНУ</w:t>
+      </w:r>
+    </w:p>
+    <w:p>
+      <w:pPr>
+        <w:spacing w:line="360" w:lineRule="auto"/>
+        <w:ind w:firstLine="709"/>
+        <w:jc w:val="both"/>
+      </w:pPr>
+    </w:p>
+    <w:p>
+      <w:pPr>
+        <w:spacing w:line="360" w:lineRule="auto"/>
+        <w:ind w:firstLine="709"/>
+        <w:jc w:val="both"/>
+      </w:pPr>
+      <w:proofErr w:type="spellStart"/>
+      <w:r>
+        <w:t>Діагра́ма</w:t>
+      </w:r>
+      <w:proofErr w:type="spellEnd"/>
+      <w:r>
+        <w:t xml:space="preserve"> </w:t>
+      </w:r>
+      <w:proofErr w:type="spellStart"/>
+      <w:r>
+        <w:t>кла́сів</w:t>
+      </w:r>
+      <w:proofErr w:type="spellEnd"/>
+      <w:r>
+        <w:t xml:space="preserve"> (</w:t>
+      </w:r>
+      <w:proofErr w:type="spellStart"/>
+      <w:r>
+        <w:t>англ</w:t>
+      </w:r>
+      <w:proofErr w:type="spellEnd"/>
+      <w:r>
+        <w:t xml:space="preserve">. </w:t>
+      </w:r>
+      <w:proofErr w:type="spellStart"/>
+      <w:r>
+        <w:t>class</w:t>
+      </w:r>
+      <w:proofErr w:type="spellEnd"/>
+      <w:r>
+        <w:t xml:space="preserve"> </w:t>
+      </w:r>
+      <w:proofErr w:type="spellStart"/>
+      <w:r>
+        <w:t>diagram</w:t>
+      </w:r>
+      <w:proofErr w:type="spellEnd"/>
+      <w:r>
+        <w:t>) — статичне представлення структури моделі. Відображає статичні (декларативні) елементи, такі як: класи, типи даних, їх зміст та відношення.</w:t>
+      </w:r>
+    </w:p>
+    <w:p>
+      <w:pPr>
+        <w:spacing w:line="360" w:lineRule="auto"/>
+        <w:ind w:firstLine="709"/>
+        <w:jc w:val="both"/>
+      </w:pPr>
+    </w:p>
+    <w:p>
+      <w:pPr>
+        <w:pStyle w:val="2"/>
+        <w:spacing w:line="360" w:lineRule="auto"/>
+        <w:ind w:left="709"/>
+        <w:rPr>
+          <w:b w:val="0"/>
+          <w:bCs w:val="0"/>
+        </w:rPr>
+      </w:pPr>
+      <w:r>
+        <w:rPr>
+          <w:b w:val="0"/>
+          <w:bCs w:val="0"/>
+        </w:rPr>
+        <w:t>3</w:t>
+      </w:r>
+      <w:r>
+        <w:rPr>
+          <w:b w:val="0"/>
+          <w:bCs w:val="0"/>
+        </w:rPr>
+        <w:t>.</w:t>
+      </w:r>
+      <w:r>
+        <w:rPr>
+          <w:b w:val="0"/>
+          <w:bCs w:val="0"/>
           <w:lang w:val="en-US"/>
         </w:rPr>
-        <w:t>handle(long now).</w:t>
+        <w:t>1</w:t>
+      </w:r>
+      <w:r>
+        <w:rPr>
+          <w:b w:val="0"/>
+          <w:bCs w:val="0"/>
+        </w:rPr>
+        <w:t xml:space="preserve"> </w:t>
+      </w:r>
+      <w:r>
+        <w:rPr>
+          <w:b w:val="0"/>
+          <w:bCs w:val="0"/>
+        </w:rPr>
+        <w:t>Діаграма наслідування</w:t>
+      </w:r>
+    </w:p>
+    <w:p>
+      <w:pPr>
+        <w:pStyle w:val="2"/>
+        <w:spacing w:line="360" w:lineRule="auto"/>
+        <w:ind w:left="709"/>
+        <w:jc w:val="both"/>
+        <w:rPr>
+          <w:b w:val="0"/>
+          <w:bCs w:val="0"/>
+        </w:rPr>
+      </w:pPr>
+    </w:p>
+    <w:p>
+      <w:pPr>
+        <w:spacing w:line="360" w:lineRule="auto"/>
+        <w:ind w:firstLine="709"/>
+        <w:jc w:val="both"/>
+        <w:rPr>
+          <w:lang w:val="en-US"/>
+        </w:rPr>
+      </w:pPr>
+      <w:r>
+        <w:t>Наслідування – це один з принципів об’єктно-орієнтованого програмування, який дозволяє описати новий клас на основі існуючого. При цьому властивості і функції базового класу успадковуються нащадком (рисунок 3.1).</w:t>
+      </w:r>
+    </w:p>
+    <w:p>
+      <w:pPr>
+        <w:tabs>
+          <w:tab w:val="left" w:pos="0"/>
+        </w:tabs>
+        <w:spacing w:line="360" w:lineRule="auto"/>
+        <w:ind w:firstLine="720"/>
+        <w:jc w:val="both"/>
+      </w:pPr>
+      <w:r>
+        <w:t>Базовий рівень (</w:t>
+      </w:r>
+      <w:proofErr w:type="spellStart"/>
+      <w:r>
+        <w:t>Unit</w:t>
+      </w:r>
+      <w:proofErr w:type="spellEnd"/>
+      <w:r>
+        <w:t xml:space="preserve">) є універсальним класом для всіх класів мікрооб'єктів у програмі. Він реалізує інтерфейс </w:t>
+      </w:r>
+      <w:proofErr w:type="spellStart"/>
+      <w:r>
+        <w:t>Cloneable</w:t>
+      </w:r>
+      <w:proofErr w:type="spellEnd"/>
+      <w:r>
+        <w:t xml:space="preserve"> та містить основні поля та методи, які характеризують загальні властивості мікрооб'єкта, такі як: </w:t>
+      </w:r>
+      <w:proofErr w:type="spellStart"/>
+      <w:r>
+        <w:t>health</w:t>
+      </w:r>
+      <w:proofErr w:type="spellEnd"/>
+      <w:r>
+        <w:t xml:space="preserve"> – рівень здоров'я; </w:t>
+      </w:r>
+      <w:proofErr w:type="spellStart"/>
+      <w:r>
+        <w:t>isSpawned</w:t>
+      </w:r>
+      <w:proofErr w:type="spellEnd"/>
+      <w:r>
+        <w:t xml:space="preserve"> – флаг </w:t>
+      </w:r>
+      <w:proofErr w:type="spellStart"/>
+      <w:r>
+        <w:t>спавну</w:t>
+      </w:r>
+      <w:proofErr w:type="spellEnd"/>
+      <w:r>
+        <w:t xml:space="preserve">; </w:t>
+      </w:r>
+      <w:proofErr w:type="spellStart"/>
+      <w:r>
+        <w:t>isDead</w:t>
+      </w:r>
+      <w:proofErr w:type="spellEnd"/>
+      <w:r>
+        <w:t xml:space="preserve"> – флаг смерті; </w:t>
+      </w:r>
+      <w:proofErr w:type="spellStart"/>
+      <w:r>
+        <w:t>damage</w:t>
+      </w:r>
+      <w:proofErr w:type="spellEnd"/>
+      <w:r>
+        <w:t xml:space="preserve"> – </w:t>
+      </w:r>
+      <w:proofErr w:type="spellStart"/>
+      <w:r>
+        <w:t>урон</w:t>
+      </w:r>
+      <w:proofErr w:type="spellEnd"/>
+      <w:r>
+        <w:t xml:space="preserve">; </w:t>
+      </w:r>
+      <w:proofErr w:type="spellStart"/>
+      <w:r>
+        <w:t>team</w:t>
+      </w:r>
+      <w:proofErr w:type="spellEnd"/>
+      <w:r>
+        <w:t xml:space="preserve"> – приналежність до команди; </w:t>
+      </w:r>
+      <w:proofErr w:type="spellStart"/>
+      <w:r>
+        <w:t>inventor</w:t>
+      </w:r>
+      <w:proofErr w:type="spellEnd"/>
+      <w:r>
+        <w:t xml:space="preserve"> – контейнер інвентарю; </w:t>
+      </w:r>
+      <w:proofErr w:type="spellStart"/>
+      <w:r>
+        <w:t>baseHealth</w:t>
+      </w:r>
+      <w:proofErr w:type="spellEnd"/>
+      <w:r>
+        <w:t xml:space="preserve"> – базова кількість здоров'я; </w:t>
+      </w:r>
+      <w:proofErr w:type="spellStart"/>
+      <w:r>
+        <w:t>baseDamage</w:t>
+      </w:r>
+      <w:proofErr w:type="spellEnd"/>
+      <w:r>
+        <w:t xml:space="preserve"> – базовий </w:t>
+      </w:r>
+      <w:proofErr w:type="spellStart"/>
+      <w:r>
+        <w:t>урон</w:t>
+      </w:r>
+      <w:proofErr w:type="spellEnd"/>
+      <w:r>
+        <w:t xml:space="preserve">; </w:t>
+      </w:r>
+      <w:proofErr w:type="spellStart"/>
+      <w:r>
+        <w:t>numObjects</w:t>
+      </w:r>
+      <w:proofErr w:type="spellEnd"/>
+      <w:r>
+        <w:t xml:space="preserve"> – статичний лічильник об'єктів класу; </w:t>
+      </w:r>
+      <w:proofErr w:type="spellStart"/>
+      <w:r>
+        <w:t>labelName</w:t>
+      </w:r>
+      <w:proofErr w:type="spellEnd"/>
+      <w:r>
+        <w:t xml:space="preserve"> – надпис з ім'ям (перший графічний примітив); </w:t>
+      </w:r>
+      <w:proofErr w:type="spellStart"/>
+      <w:r>
+        <w:t>life</w:t>
+      </w:r>
+      <w:proofErr w:type="spellEnd"/>
+      <w:r>
+        <w:t xml:space="preserve">: </w:t>
+      </w:r>
+      <w:proofErr w:type="spellStart"/>
+      <w:r>
+        <w:t>Line</w:t>
+      </w:r>
+      <w:proofErr w:type="spellEnd"/>
+      <w:r>
+        <w:t xml:space="preserve"> – смужка здоров'я (другий графічний примітив); </w:t>
+      </w:r>
+      <w:proofErr w:type="spellStart"/>
+      <w:r>
+        <w:t>image</w:t>
+      </w:r>
+      <w:proofErr w:type="spellEnd"/>
+      <w:r>
+        <w:t xml:space="preserve">: </w:t>
+      </w:r>
+      <w:proofErr w:type="spellStart"/>
+      <w:r>
+        <w:t>ImageView</w:t>
+      </w:r>
+      <w:proofErr w:type="spellEnd"/>
+      <w:r>
+        <w:t xml:space="preserve"> – </w:t>
+      </w:r>
+      <w:proofErr w:type="spellStart"/>
+      <w:r>
+        <w:t>png</w:t>
+      </w:r>
+      <w:proofErr w:type="spellEnd"/>
+      <w:r>
+        <w:t xml:space="preserve"> картинка </w:t>
+      </w:r>
+      <w:proofErr w:type="spellStart"/>
+      <w:r>
+        <w:t>юніта</w:t>
+      </w:r>
+      <w:proofErr w:type="spellEnd"/>
+      <w:r>
+        <w:t xml:space="preserve"> (третій графічний примітив); </w:t>
+      </w:r>
+      <w:proofErr w:type="spellStart"/>
+      <w:r>
+        <w:t>rectActive</w:t>
+      </w:r>
+      <w:proofErr w:type="spellEnd"/>
+      <w:r>
+        <w:t xml:space="preserve">: </w:t>
+      </w:r>
+      <w:proofErr w:type="spellStart"/>
+      <w:r>
+        <w:t>Rectangle</w:t>
+      </w:r>
+      <w:proofErr w:type="spellEnd"/>
+      <w:r>
+        <w:t xml:space="preserve"> – область активності мікрооб'єкта; </w:t>
+      </w:r>
+      <w:proofErr w:type="spellStart"/>
+      <w:r>
+        <w:t>imageMark</w:t>
+      </w:r>
+      <w:proofErr w:type="spellEnd"/>
+      <w:r>
+        <w:t xml:space="preserve"> – графічний показник команди; </w:t>
+      </w:r>
+      <w:proofErr w:type="spellStart"/>
+      <w:r>
+        <w:t>mainWeaponImage</w:t>
+      </w:r>
+      <w:proofErr w:type="spellEnd"/>
+      <w:r>
+        <w:t xml:space="preserve"> – графічне представлення головної зброї (четвертий графічний примітив); x, y – координати мікрооб'єкта на екрані; </w:t>
+      </w:r>
+      <w:proofErr w:type="spellStart"/>
+      <w:r>
+        <w:t>moveSpeed</w:t>
+      </w:r>
+      <w:proofErr w:type="spellEnd"/>
+      <w:r>
+        <w:t xml:space="preserve"> = 0.005 – швидкість руху; </w:t>
+      </w:r>
+      <w:proofErr w:type="spellStart"/>
+      <w:r>
+        <w:t>lastAttackTime</w:t>
+      </w:r>
+      <w:proofErr w:type="spellEnd"/>
+      <w:r>
+        <w:t xml:space="preserve"> – час останньої атаки; ATTACK_COOLDOWN = 1000 – час </w:t>
+      </w:r>
+      <w:proofErr w:type="spellStart"/>
+      <w:r>
+        <w:t>перезагрузки</w:t>
+      </w:r>
+      <w:proofErr w:type="spellEnd"/>
+      <w:r>
+        <w:t xml:space="preserve"> атаки; а також деякі інші технічні змінні для графіки та логіки.</w:t>
+      </w:r>
+      <w:r>
+        <w:t xml:space="preserve"> </w:t>
+      </w:r>
+    </w:p>
+    <w:p>
+      <w:pPr>
+        <w:tabs>
+          <w:tab w:val="left" w:pos="0"/>
+        </w:tabs>
+        <w:spacing w:line="360" w:lineRule="auto"/>
+        <w:ind w:firstLine="720"/>
+        <w:jc w:val="both"/>
+      </w:pPr>
+      <w:r>
+        <w:t xml:space="preserve">«V» перед функціями означує: «віртуальна». Основні методи </w:t>
+      </w:r>
+      <w:proofErr w:type="spellStart"/>
+      <w:r>
+        <w:t>Unit</w:t>
+      </w:r>
+      <w:proofErr w:type="spellEnd"/>
+      <w:r>
+        <w:t xml:space="preserve"> включають: V </w:t>
+      </w:r>
+      <w:proofErr w:type="spellStart"/>
+      <w:r>
+        <w:t>void</w:t>
+      </w:r>
+      <w:proofErr w:type="spellEnd"/>
+      <w:r>
+        <w:t xml:space="preserve"> </w:t>
+      </w:r>
+      <w:proofErr w:type="spellStart"/>
+      <w:r>
+        <w:t>takeDamage</w:t>
+      </w:r>
+      <w:proofErr w:type="spellEnd"/>
+      <w:r>
+        <w:t xml:space="preserve">() – обробляє отримання шкоди; V </w:t>
+      </w:r>
+      <w:proofErr w:type="spellStart"/>
+      <w:r>
+        <w:t>void</w:t>
+      </w:r>
+      <w:proofErr w:type="spellEnd"/>
+      <w:r>
+        <w:t xml:space="preserve"> </w:t>
+      </w:r>
+      <w:proofErr w:type="spellStart"/>
+      <w:r>
+        <w:t>setPosition</w:t>
+      </w:r>
+      <w:proofErr w:type="spellEnd"/>
+      <w:r>
+        <w:t>(</w:t>
+      </w:r>
+      <w:proofErr w:type="spellStart"/>
+      <w:r>
+        <w:t>double</w:t>
+      </w:r>
+      <w:proofErr w:type="spellEnd"/>
+      <w:r>
+        <w:t xml:space="preserve"> x, </w:t>
+      </w:r>
+      <w:proofErr w:type="spellStart"/>
+      <w:r>
+        <w:t>double</w:t>
+      </w:r>
+      <w:proofErr w:type="spellEnd"/>
+      <w:r>
+        <w:t xml:space="preserve"> y) – встановлює позицію </w:t>
+      </w:r>
+      <w:proofErr w:type="spellStart"/>
+      <w:r>
+        <w:t>юніта</w:t>
+      </w:r>
+      <w:proofErr w:type="spellEnd"/>
+      <w:r>
+        <w:t xml:space="preserve">; V </w:t>
+      </w:r>
+      <w:proofErr w:type="spellStart"/>
+      <w:r>
+        <w:t>void</w:t>
+      </w:r>
+      <w:proofErr w:type="spellEnd"/>
+      <w:r>
+        <w:t xml:space="preserve"> </w:t>
+      </w:r>
+      <w:proofErr w:type="spellStart"/>
+      <w:r>
+        <w:t>resurrect</w:t>
+      </w:r>
+      <w:proofErr w:type="spellEnd"/>
+      <w:r>
+        <w:t xml:space="preserve">() – додає графічні елементи </w:t>
+      </w:r>
+      <w:proofErr w:type="spellStart"/>
+      <w:r>
+        <w:t>юніта</w:t>
+      </w:r>
+      <w:proofErr w:type="spellEnd"/>
+      <w:r>
+        <w:t xml:space="preserve"> на екран; V </w:t>
+      </w:r>
+      <w:proofErr w:type="spellStart"/>
+      <w:r>
+        <w:t>void</w:t>
+      </w:r>
+      <w:proofErr w:type="spellEnd"/>
+      <w:r>
+        <w:t xml:space="preserve"> </w:t>
+      </w:r>
+      <w:proofErr w:type="spellStart"/>
+      <w:r>
+        <w:t>logic</w:t>
+      </w:r>
+      <w:proofErr w:type="spellEnd"/>
+      <w:r>
+        <w:t xml:space="preserve">() – встановлює поведінку конкретного типу </w:t>
+      </w:r>
+      <w:proofErr w:type="spellStart"/>
+      <w:r>
+        <w:t>юніта</w:t>
+      </w:r>
+      <w:proofErr w:type="spellEnd"/>
+      <w:r>
+        <w:t xml:space="preserve">; V </w:t>
+      </w:r>
+      <w:proofErr w:type="spellStart"/>
+      <w:r>
+        <w:t>void</w:t>
+      </w:r>
+      <w:proofErr w:type="spellEnd"/>
+      <w:r>
+        <w:t xml:space="preserve"> </w:t>
+      </w:r>
+      <w:proofErr w:type="spellStart"/>
+      <w:r>
+        <w:t>attack</w:t>
+      </w:r>
+      <w:proofErr w:type="spellEnd"/>
+      <w:r>
+        <w:t xml:space="preserve">() – обробляє атаку </w:t>
+      </w:r>
+      <w:proofErr w:type="spellStart"/>
+      <w:r>
+        <w:t>юніта</w:t>
+      </w:r>
+      <w:proofErr w:type="spellEnd"/>
+      <w:r>
+        <w:t xml:space="preserve"> на ворогів; V </w:t>
+      </w:r>
+      <w:proofErr w:type="spellStart"/>
+      <w:r>
+        <w:t>void</w:t>
+      </w:r>
+      <w:proofErr w:type="spellEnd"/>
+      <w:r>
+        <w:t xml:space="preserve"> </w:t>
+      </w:r>
+      <w:proofErr w:type="spellStart"/>
+      <w:r>
+        <w:lastRenderedPageBreak/>
+        <w:t>moveTo</w:t>
+      </w:r>
+      <w:proofErr w:type="spellEnd"/>
+      <w:r>
+        <w:t>(</w:t>
+      </w:r>
+      <w:proofErr w:type="spellStart"/>
+      <w:r>
+        <w:t>double</w:t>
+      </w:r>
+      <w:proofErr w:type="spellEnd"/>
+      <w:r>
+        <w:t xml:space="preserve"> </w:t>
+      </w:r>
+      <w:proofErr w:type="spellStart"/>
+      <w:r>
+        <w:t>newX</w:t>
+      </w:r>
+      <w:proofErr w:type="spellEnd"/>
+      <w:r>
+        <w:t xml:space="preserve">, </w:t>
+      </w:r>
+      <w:proofErr w:type="spellStart"/>
+      <w:r>
+        <w:t>double</w:t>
+      </w:r>
+      <w:proofErr w:type="spellEnd"/>
+      <w:r>
+        <w:t xml:space="preserve"> </w:t>
+      </w:r>
+      <w:proofErr w:type="spellStart"/>
+      <w:r>
+        <w:t>newY</w:t>
+      </w:r>
+      <w:proofErr w:type="spellEnd"/>
+      <w:r>
+        <w:t xml:space="preserve">) – метод переміщення </w:t>
+      </w:r>
+      <w:proofErr w:type="spellStart"/>
+      <w:r>
+        <w:t>юніта</w:t>
+      </w:r>
+      <w:proofErr w:type="spellEnd"/>
+      <w:r>
+        <w:t xml:space="preserve"> та всіх його графічних примітивів; V </w:t>
+      </w:r>
+      <w:proofErr w:type="spellStart"/>
+      <w:r>
+        <w:t>void</w:t>
+      </w:r>
+      <w:proofErr w:type="spellEnd"/>
+      <w:r>
+        <w:t xml:space="preserve"> </w:t>
+      </w:r>
+      <w:proofErr w:type="spellStart"/>
+      <w:r>
+        <w:t>removeUnitFromGame</w:t>
+      </w:r>
+      <w:proofErr w:type="spellEnd"/>
+      <w:r>
+        <w:t xml:space="preserve">() – видалення </w:t>
+      </w:r>
+      <w:proofErr w:type="spellStart"/>
+      <w:r>
+        <w:t>юніта</w:t>
+      </w:r>
+      <w:proofErr w:type="spellEnd"/>
+      <w:r>
+        <w:t xml:space="preserve"> з гри та очищення ресурсів.</w:t>
+      </w:r>
+      <w:r>
+        <w:t xml:space="preserve"> </w:t>
+      </w:r>
+    </w:p>
+    <w:p>
+      <w:pPr>
+        <w:tabs>
+          <w:tab w:val="left" w:pos="0"/>
+        </w:tabs>
+        <w:spacing w:line="360" w:lineRule="auto"/>
+        <w:ind w:firstLine="720"/>
+        <w:jc w:val="both"/>
+      </w:pPr>
+      <w:r>
+        <w:t>У програмі реалізовано наслідування чотирьох рівнів (рисунок 3.1). Перший рівень (</w:t>
+      </w:r>
+      <w:proofErr w:type="spellStart"/>
+      <w:r>
+        <w:t>Warrior</w:t>
+      </w:r>
+      <w:proofErr w:type="spellEnd"/>
+      <w:r>
+        <w:t xml:space="preserve">) наслідує </w:t>
+      </w:r>
+      <w:proofErr w:type="spellStart"/>
+      <w:r>
+        <w:t>Unit</w:t>
+      </w:r>
+      <w:proofErr w:type="spellEnd"/>
+      <w:r>
+        <w:t xml:space="preserve"> і розширює функціональність полями та методами для збору ресурсів (руди). Основні атрибути: </w:t>
+      </w:r>
+      <w:proofErr w:type="spellStart"/>
+      <w:r>
+        <w:t>name</w:t>
+      </w:r>
+      <w:proofErr w:type="spellEnd"/>
+      <w:r>
+        <w:t xml:space="preserve"> = "</w:t>
+      </w:r>
+      <w:proofErr w:type="spellStart"/>
+      <w:r>
+        <w:t>Warrior</w:t>
+      </w:r>
+      <w:proofErr w:type="spellEnd"/>
+      <w:r>
+        <w:t xml:space="preserve">" – ім'я (статична константа); MAX_HEALTH = 100.0 – максимальне здоров'я (константа); </w:t>
+      </w:r>
+      <w:proofErr w:type="spellStart"/>
+      <w:r>
+        <w:t>oreAmount</w:t>
+      </w:r>
+      <w:proofErr w:type="spellEnd"/>
+      <w:r>
+        <w:t xml:space="preserve"> – поточна кількість зібраної руди; </w:t>
+      </w:r>
+      <w:proofErr w:type="spellStart"/>
+      <w:r>
+        <w:t>activeOre</w:t>
+      </w:r>
+      <w:proofErr w:type="spellEnd"/>
+      <w:r>
+        <w:t xml:space="preserve"> – активна руда під час збирання (до 10); ORE_COOLDOWN = 1000 – час </w:t>
+      </w:r>
+      <w:proofErr w:type="spellStart"/>
+      <w:r>
+        <w:t>перезагрузки</w:t>
+      </w:r>
+      <w:proofErr w:type="spellEnd"/>
+      <w:r>
+        <w:t xml:space="preserve"> збору руди; </w:t>
+      </w:r>
+      <w:proofErr w:type="spellStart"/>
+      <w:r>
+        <w:t>lastOreTime</w:t>
+      </w:r>
+      <w:proofErr w:type="spellEnd"/>
+      <w:r>
+        <w:t xml:space="preserve"> – час останнього збору; </w:t>
+      </w:r>
+      <w:proofErr w:type="spellStart"/>
+      <w:r>
+        <w:t>collectingOre</w:t>
+      </w:r>
+      <w:proofErr w:type="spellEnd"/>
+      <w:r>
+        <w:t xml:space="preserve"> – флаг процесу збору руди; </w:t>
+      </w:r>
+      <w:proofErr w:type="spellStart"/>
+      <w:r>
+        <w:t>deliveringOre</w:t>
+      </w:r>
+      <w:proofErr w:type="spellEnd"/>
+      <w:r>
+        <w:t xml:space="preserve"> – флаг процесу доставки руди; COMBAT_PRIORITY_RADIUS = 180.0 – радіус пріоритету боїв з ворогами; </w:t>
+      </w:r>
+      <w:proofErr w:type="spellStart"/>
+      <w:r>
+        <w:t>oreCountLabel</w:t>
+      </w:r>
+      <w:proofErr w:type="spellEnd"/>
+      <w:r>
+        <w:t xml:space="preserve"> – графічний показник активної кількості руди (п'ятий графічний примітив); а також деякі інші технічні змінні. Основні методи </w:t>
+      </w:r>
+      <w:proofErr w:type="spellStart"/>
+      <w:r>
+        <w:t>Warrior</w:t>
+      </w:r>
+      <w:proofErr w:type="spellEnd"/>
+      <w:r>
+        <w:t xml:space="preserve">: V </w:t>
+      </w:r>
+      <w:proofErr w:type="spellStart"/>
+      <w:r>
+        <w:t>void</w:t>
+      </w:r>
+      <w:proofErr w:type="spellEnd"/>
+      <w:r>
+        <w:t xml:space="preserve"> </w:t>
+      </w:r>
+      <w:proofErr w:type="spellStart"/>
+      <w:r>
+        <w:t>logic</w:t>
+      </w:r>
+      <w:proofErr w:type="spellEnd"/>
+      <w:r>
+        <w:t xml:space="preserve">() – логіка руху, пошуку ворогів, збору та доставки руди; V </w:t>
+      </w:r>
+      <w:proofErr w:type="spellStart"/>
+      <w:r>
+        <w:t>void</w:t>
+      </w:r>
+      <w:proofErr w:type="spellEnd"/>
+      <w:r>
+        <w:t xml:space="preserve"> </w:t>
+      </w:r>
+      <w:proofErr w:type="spellStart"/>
+      <w:r>
+        <w:t>doOre</w:t>
+      </w:r>
+      <w:proofErr w:type="spellEnd"/>
+      <w:r>
+        <w:t xml:space="preserve">() – обробляє цикл збору руди зі </w:t>
+      </w:r>
+      <w:proofErr w:type="spellStart"/>
+      <w:r>
+        <w:t>Source</w:t>
+      </w:r>
+      <w:proofErr w:type="spellEnd"/>
+      <w:r>
+        <w:t xml:space="preserve"> та доставки до </w:t>
+      </w:r>
+      <w:proofErr w:type="spellStart"/>
+      <w:r>
+        <w:t>Base</w:t>
+      </w:r>
+      <w:proofErr w:type="spellEnd"/>
+      <w:r>
+        <w:t xml:space="preserve">; V </w:t>
+      </w:r>
+      <w:proofErr w:type="spellStart"/>
+      <w:r>
+        <w:t>void</w:t>
+      </w:r>
+      <w:proofErr w:type="spellEnd"/>
+      <w:r>
+        <w:t xml:space="preserve"> </w:t>
+      </w:r>
+      <w:proofErr w:type="spellStart"/>
+      <w:r>
+        <w:t>promotion</w:t>
+      </w:r>
+      <w:proofErr w:type="spellEnd"/>
+      <w:r>
+        <w:t xml:space="preserve">() – промоція </w:t>
+      </w:r>
+      <w:proofErr w:type="spellStart"/>
+      <w:r>
+        <w:t>Warrior</w:t>
+      </w:r>
+      <w:proofErr w:type="spellEnd"/>
+      <w:r>
+        <w:t xml:space="preserve"> до </w:t>
+      </w:r>
+      <w:proofErr w:type="spellStart"/>
+      <w:r>
+        <w:t>Centurio</w:t>
+      </w:r>
+      <w:proofErr w:type="spellEnd"/>
+      <w:r>
+        <w:t xml:space="preserve"> при наборі 50 одиниць руди; </w:t>
+      </w:r>
+      <w:proofErr w:type="spellStart"/>
+      <w:r>
+        <w:t>protected</w:t>
+      </w:r>
+      <w:proofErr w:type="spellEnd"/>
+      <w:r>
+        <w:t xml:space="preserve"> </w:t>
+      </w:r>
+      <w:proofErr w:type="spellStart"/>
+      <w:r>
+        <w:t>void</w:t>
+      </w:r>
+      <w:proofErr w:type="spellEnd"/>
+      <w:r>
+        <w:t xml:space="preserve"> </w:t>
+      </w:r>
+      <w:proofErr w:type="spellStart"/>
+      <w:r>
+        <w:t>setOreCount</w:t>
+      </w:r>
+      <w:proofErr w:type="spellEnd"/>
+      <w:r>
+        <w:t>(</w:t>
+      </w:r>
+      <w:proofErr w:type="spellStart"/>
+      <w:r>
+        <w:t>int</w:t>
+      </w:r>
+      <w:proofErr w:type="spellEnd"/>
+      <w:r>
+        <w:t xml:space="preserve"> </w:t>
+      </w:r>
+      <w:proofErr w:type="spellStart"/>
+      <w:r>
+        <w:t>oreCount</w:t>
+      </w:r>
+      <w:proofErr w:type="spellEnd"/>
+      <w:r>
+        <w:t xml:space="preserve">) – встановлює активну кількість руди; </w:t>
+      </w:r>
+      <w:proofErr w:type="spellStart"/>
+      <w:r>
+        <w:t>public</w:t>
+      </w:r>
+      <w:proofErr w:type="spellEnd"/>
+      <w:r>
+        <w:t xml:space="preserve"> </w:t>
+      </w:r>
+      <w:proofErr w:type="spellStart"/>
+      <w:r>
+        <w:t>double</w:t>
+      </w:r>
+      <w:proofErr w:type="spellEnd"/>
+      <w:r>
+        <w:t xml:space="preserve"> </w:t>
+      </w:r>
+      <w:proofErr w:type="spellStart"/>
+      <w:r>
+        <w:t>getOre</w:t>
+      </w:r>
+      <w:proofErr w:type="spellEnd"/>
+      <w:r>
+        <w:t>() – повертає поточну кількість накопленої руди.</w:t>
+      </w:r>
+    </w:p>
+    <w:p>
+      <w:pPr>
+        <w:tabs>
+          <w:tab w:val="left" w:pos="0"/>
+        </w:tabs>
+        <w:spacing w:line="360" w:lineRule="auto"/>
+        <w:ind w:firstLine="720"/>
+        <w:jc w:val="both"/>
+        <w:rPr>
+          <w:lang w:val="en-US"/>
+        </w:rPr>
+      </w:pPr>
+      <w:r>
+        <w:t>Другий рівень (</w:t>
+      </w:r>
+      <w:proofErr w:type="spellStart"/>
+      <w:r>
+        <w:t>Centurio</w:t>
+      </w:r>
+      <w:proofErr w:type="spellEnd"/>
+      <w:r>
+        <w:t xml:space="preserve">) наслідує </w:t>
+      </w:r>
+      <w:proofErr w:type="spellStart"/>
+      <w:r>
+        <w:t>Warrior</w:t>
+      </w:r>
+      <w:proofErr w:type="spellEnd"/>
+      <w:r>
+        <w:t xml:space="preserve"> і розширює можливості додаванням обліку вбивств та лікування союзних будівель. Основні атрибути: </w:t>
+      </w:r>
+      <w:proofErr w:type="spellStart"/>
+      <w:r>
+        <w:t>name</w:t>
+      </w:r>
+      <w:proofErr w:type="spellEnd"/>
+      <w:r>
+        <w:t xml:space="preserve"> = "</w:t>
+      </w:r>
+      <w:proofErr w:type="spellStart"/>
+      <w:r>
+        <w:t>Centurio</w:t>
+      </w:r>
+      <w:proofErr w:type="spellEnd"/>
+      <w:r>
+        <w:t xml:space="preserve">" – ім'я (статична константа); MAX_HEALTH = 120.0 – максимальне здоров'я (константа); </w:t>
+      </w:r>
+      <w:proofErr w:type="spellStart"/>
+      <w:r>
+        <w:t>healNum</w:t>
+      </w:r>
+      <w:proofErr w:type="spellEnd"/>
+      <w:r>
+        <w:t xml:space="preserve"> = 10.0 – величина лікування будівлі за один раз; HEAL_COOLDOWN = 2000 – час </w:t>
+      </w:r>
+      <w:proofErr w:type="spellStart"/>
+      <w:r>
+        <w:t>перезагрузки</w:t>
+      </w:r>
+      <w:proofErr w:type="spellEnd"/>
+      <w:r>
+        <w:t xml:space="preserve"> лікування; </w:t>
+      </w:r>
+      <w:proofErr w:type="spellStart"/>
+      <w:r>
+        <w:t>lastHealTime</w:t>
+      </w:r>
+      <w:proofErr w:type="spellEnd"/>
+      <w:r>
+        <w:t xml:space="preserve"> – час останнього лікування; </w:t>
+      </w:r>
+      <w:proofErr w:type="spellStart"/>
+      <w:r>
+        <w:t>killCount</w:t>
+      </w:r>
+      <w:proofErr w:type="spellEnd"/>
+      <w:r>
+        <w:t xml:space="preserve"> – лічильник вбитих ворожих </w:t>
+      </w:r>
+      <w:proofErr w:type="spellStart"/>
+      <w:r>
+        <w:t>юнітів</w:t>
+      </w:r>
+      <w:proofErr w:type="spellEnd"/>
+      <w:r>
+        <w:t xml:space="preserve">; </w:t>
+      </w:r>
+      <w:proofErr w:type="spellStart"/>
+      <w:r>
+        <w:t>killCountLabel</w:t>
+      </w:r>
+      <w:proofErr w:type="spellEnd"/>
+      <w:r>
+        <w:t xml:space="preserve"> – графічний показник кількості вбивств (шостий графічний примітив); </w:t>
+      </w:r>
+      <w:proofErr w:type="spellStart"/>
+      <w:r>
+        <w:t>countedKills</w:t>
+      </w:r>
+      <w:proofErr w:type="spellEnd"/>
+      <w:r>
+        <w:t xml:space="preserve">: </w:t>
+      </w:r>
+      <w:proofErr w:type="spellStart"/>
+      <w:r>
+        <w:t>HashSet</w:t>
+      </w:r>
+      <w:proofErr w:type="spellEnd"/>
+      <w:r>
+        <w:t xml:space="preserve"> – множина </w:t>
+      </w:r>
+      <w:proofErr w:type="spellStart"/>
+      <w:r>
+        <w:t>відслідкованих</w:t>
+      </w:r>
+      <w:proofErr w:type="spellEnd"/>
+      <w:r>
+        <w:t xml:space="preserve"> вбитих </w:t>
+      </w:r>
+      <w:proofErr w:type="spellStart"/>
+      <w:r>
+        <w:t>юнітів</w:t>
+      </w:r>
+      <w:proofErr w:type="spellEnd"/>
+      <w:r>
+        <w:t xml:space="preserve"> для уникнення подвійного рахунку; а також деякі інші технічні змінні. Основні методи </w:t>
+      </w:r>
+      <w:proofErr w:type="spellStart"/>
+      <w:r>
+        <w:t>Centurio</w:t>
+      </w:r>
+      <w:proofErr w:type="spellEnd"/>
+      <w:r>
+        <w:t xml:space="preserve">: V </w:t>
+      </w:r>
+      <w:proofErr w:type="spellStart"/>
+      <w:r>
+        <w:t>void</w:t>
+      </w:r>
+      <w:proofErr w:type="spellEnd"/>
+      <w:r>
+        <w:t xml:space="preserve"> </w:t>
+      </w:r>
+      <w:proofErr w:type="spellStart"/>
+      <w:r>
+        <w:t>attack</w:t>
+      </w:r>
+      <w:proofErr w:type="spellEnd"/>
+      <w:r>
+        <w:t xml:space="preserve">() – атака з обліком вбитих ворогів та збільшенням лічильника </w:t>
+      </w:r>
+      <w:proofErr w:type="spellStart"/>
+      <w:r>
+        <w:t>killCount</w:t>
+      </w:r>
+      <w:proofErr w:type="spellEnd"/>
+      <w:r>
+        <w:t xml:space="preserve">; V </w:t>
+      </w:r>
+      <w:proofErr w:type="spellStart"/>
+      <w:r>
+        <w:t>void</w:t>
+      </w:r>
+      <w:proofErr w:type="spellEnd"/>
+      <w:r>
+        <w:t xml:space="preserve"> </w:t>
+      </w:r>
+      <w:proofErr w:type="spellStart"/>
+      <w:r>
+        <w:t>logic</w:t>
+      </w:r>
+      <w:proofErr w:type="spellEnd"/>
+      <w:r>
+        <w:t>() – розширена логіка вибору цілей (</w:t>
+      </w:r>
+      <w:proofErr w:type="spellStart"/>
+      <w:r>
+        <w:t>враги</w:t>
+      </w:r>
+      <w:proofErr w:type="spellEnd"/>
+      <w:r>
+        <w:t xml:space="preserve">, будівлі, союзні будівлі для лікування, з </w:t>
+      </w:r>
+      <w:proofErr w:type="spellStart"/>
+      <w:r>
+        <w:t>пріоритезацією</w:t>
+      </w:r>
+      <w:proofErr w:type="spellEnd"/>
+      <w:r>
+        <w:t xml:space="preserve"> союзних будівель що потребують лікування); V </w:t>
+      </w:r>
+      <w:proofErr w:type="spellStart"/>
+      <w:r>
+        <w:t>void</w:t>
+      </w:r>
+      <w:proofErr w:type="spellEnd"/>
+      <w:r>
+        <w:t xml:space="preserve"> </w:t>
+      </w:r>
+      <w:proofErr w:type="spellStart"/>
+      <w:r>
+        <w:t>promotion</w:t>
+      </w:r>
+      <w:proofErr w:type="spellEnd"/>
+      <w:r>
+        <w:t xml:space="preserve">() – </w:t>
+      </w:r>
+      <w:r>
+        <w:lastRenderedPageBreak/>
+        <w:t xml:space="preserve">промоція </w:t>
+      </w:r>
+      <w:proofErr w:type="spellStart"/>
+      <w:r>
+        <w:t>Centurio</w:t>
+      </w:r>
+      <w:proofErr w:type="spellEnd"/>
+      <w:r>
+        <w:t xml:space="preserve"> до </w:t>
+      </w:r>
+      <w:proofErr w:type="spellStart"/>
+      <w:r>
+        <w:t>Pretorio</w:t>
+      </w:r>
+      <w:proofErr w:type="spellEnd"/>
+      <w:r>
+        <w:t xml:space="preserve"> при наборі 5 вбивств; </w:t>
+      </w:r>
+      <w:proofErr w:type="spellStart"/>
+      <w:r>
+        <w:t>private</w:t>
+      </w:r>
+      <w:proofErr w:type="spellEnd"/>
+      <w:r>
+        <w:t xml:space="preserve"> </w:t>
+      </w:r>
+      <w:proofErr w:type="spellStart"/>
+      <w:r>
+        <w:t>void</w:t>
+      </w:r>
+      <w:proofErr w:type="spellEnd"/>
+      <w:r>
+        <w:t xml:space="preserve"> </w:t>
+      </w:r>
+      <w:proofErr w:type="spellStart"/>
+      <w:r>
+        <w:t>heal</w:t>
+      </w:r>
+      <w:proofErr w:type="spellEnd"/>
+      <w:r>
+        <w:t>(</w:t>
+      </w:r>
+      <w:proofErr w:type="spellStart"/>
+      <w:r>
+        <w:t>World</w:t>
+      </w:r>
+      <w:proofErr w:type="spellEnd"/>
+      <w:r>
+        <w:t xml:space="preserve"> </w:t>
+      </w:r>
+      <w:proofErr w:type="spellStart"/>
+      <w:r>
+        <w:t>target</w:t>
+      </w:r>
+      <w:proofErr w:type="spellEnd"/>
+      <w:r>
+        <w:t xml:space="preserve">) – лікування союзної будівлі якщо знаходиться в зоні 100 пікселів; </w:t>
+      </w:r>
+      <w:proofErr w:type="spellStart"/>
+      <w:r>
+        <w:t>public</w:t>
+      </w:r>
+      <w:proofErr w:type="spellEnd"/>
+      <w:r>
+        <w:t xml:space="preserve"> </w:t>
+      </w:r>
+      <w:proofErr w:type="spellStart"/>
+      <w:r>
+        <w:t>int</w:t>
+      </w:r>
+      <w:proofErr w:type="spellEnd"/>
+      <w:r>
+        <w:t xml:space="preserve"> </w:t>
+      </w:r>
+      <w:proofErr w:type="spellStart"/>
+      <w:r>
+        <w:t>getKillCount</w:t>
+      </w:r>
+      <w:proofErr w:type="spellEnd"/>
+      <w:r>
+        <w:t>() – повертає кількість вбивств.</w:t>
+      </w:r>
+    </w:p>
+    <w:p>
+      <w:pPr>
+        <w:tabs>
+          <w:tab w:val="left" w:pos="0"/>
+        </w:tabs>
+        <w:spacing w:line="360" w:lineRule="auto"/>
+        <w:ind w:firstLine="720"/>
+        <w:jc w:val="both"/>
+      </w:pPr>
+      <w:r>
+        <w:t>Третій рівень (</w:t>
+      </w:r>
+      <w:proofErr w:type="spellStart"/>
+      <w:r>
+        <w:t>Pretorio</w:t>
+      </w:r>
+      <w:proofErr w:type="spellEnd"/>
+      <w:r>
+        <w:t xml:space="preserve">) наслідує </w:t>
+      </w:r>
+      <w:proofErr w:type="spellStart"/>
+      <w:r>
+        <w:t>Centurio</w:t>
+      </w:r>
+      <w:proofErr w:type="spellEnd"/>
+      <w:r>
+        <w:t xml:space="preserve"> і додає здатність групового лікування для союзних </w:t>
+      </w:r>
+      <w:proofErr w:type="spellStart"/>
+      <w:r>
+        <w:t>юнітів</w:t>
+      </w:r>
+      <w:proofErr w:type="spellEnd"/>
+      <w:r>
+        <w:t xml:space="preserve"> в радіусі ефекту. Основні атрибути: </w:t>
+      </w:r>
+      <w:proofErr w:type="spellStart"/>
+      <w:r>
+        <w:t>name</w:t>
+      </w:r>
+      <w:proofErr w:type="spellEnd"/>
+      <w:r>
+        <w:t xml:space="preserve"> = "</w:t>
+      </w:r>
+      <w:proofErr w:type="spellStart"/>
+      <w:r>
+        <w:t>Pretorio</w:t>
+      </w:r>
+      <w:proofErr w:type="spellEnd"/>
+      <w:r>
+        <w:t xml:space="preserve">" – ім'я (статична константа); MAX_HEALTH = 150.0 – максимальне здоров'я (константа); </w:t>
+      </w:r>
+      <w:proofErr w:type="spellStart"/>
+      <w:r>
+        <w:t>healNum</w:t>
+      </w:r>
+      <w:proofErr w:type="spellEnd"/>
+      <w:r>
+        <w:t xml:space="preserve"> = 5.0 – величина лікування кожного союзного </w:t>
+      </w:r>
+      <w:proofErr w:type="spellStart"/>
+      <w:r>
+        <w:t>юніта</w:t>
+      </w:r>
+      <w:proofErr w:type="spellEnd"/>
+      <w:r>
+        <w:t xml:space="preserve"> за один раз; </w:t>
+      </w:r>
+      <w:proofErr w:type="spellStart"/>
+      <w:r>
+        <w:t>areaOfEffect</w:t>
+      </w:r>
+      <w:proofErr w:type="spellEnd"/>
+      <w:r>
+        <w:t xml:space="preserve">: </w:t>
+      </w:r>
+      <w:proofErr w:type="spellStart"/>
+      <w:r>
+        <w:t>Circle</w:t>
+      </w:r>
+      <w:proofErr w:type="spellEnd"/>
+      <w:r>
+        <w:t xml:space="preserve"> – графічне представлення зони радіусу 150 пікселів для групового лікування (сьомий графічний примітив); HEALAREA_COOLDOWN = 1000 – час </w:t>
+      </w:r>
+      <w:proofErr w:type="spellStart"/>
+      <w:r>
+        <w:t>перезагрузки</w:t>
+      </w:r>
+      <w:proofErr w:type="spellEnd"/>
+      <w:r>
+        <w:t xml:space="preserve"> групового лікування; </w:t>
+      </w:r>
+      <w:proofErr w:type="spellStart"/>
+      <w:r>
+        <w:t>lastHealAreaTime</w:t>
+      </w:r>
+      <w:proofErr w:type="spellEnd"/>
+      <w:r>
+        <w:t xml:space="preserve"> – час останнього групового лікування; а також деякі інші технічні змінні. Основні методи </w:t>
+      </w:r>
+      <w:proofErr w:type="spellStart"/>
+      <w:r>
+        <w:t>Pretorio</w:t>
+      </w:r>
+      <w:proofErr w:type="spellEnd"/>
+      <w:r>
+        <w:t xml:space="preserve">: V </w:t>
+      </w:r>
+      <w:proofErr w:type="spellStart"/>
+      <w:r>
+        <w:t>void</w:t>
+      </w:r>
+      <w:proofErr w:type="spellEnd"/>
+      <w:r>
+        <w:t xml:space="preserve"> </w:t>
+      </w:r>
+      <w:proofErr w:type="spellStart"/>
+      <w:r>
+        <w:t>logic</w:t>
+      </w:r>
+      <w:proofErr w:type="spellEnd"/>
+      <w:r>
+        <w:t xml:space="preserve">() – розширена логіка вибору цілей та групового лікування; V </w:t>
+      </w:r>
+      <w:proofErr w:type="spellStart"/>
+      <w:r>
+        <w:t>void</w:t>
+      </w:r>
+      <w:proofErr w:type="spellEnd"/>
+      <w:r>
+        <w:t xml:space="preserve"> </w:t>
+      </w:r>
+      <w:proofErr w:type="spellStart"/>
+      <w:r>
+        <w:t>healInArea</w:t>
+      </w:r>
+      <w:proofErr w:type="spellEnd"/>
+      <w:r>
+        <w:t xml:space="preserve">() – лікування всіх союзних </w:t>
+      </w:r>
+      <w:proofErr w:type="spellStart"/>
+      <w:r>
+        <w:t>юнітів</w:t>
+      </w:r>
+      <w:proofErr w:type="spellEnd"/>
+      <w:r>
+        <w:t xml:space="preserve"> (крім себе) в радіусі 150 пікселів, що мають здоров'я &gt; 0; V </w:t>
+      </w:r>
+      <w:proofErr w:type="spellStart"/>
+      <w:r>
+        <w:t>void</w:t>
+      </w:r>
+      <w:proofErr w:type="spellEnd"/>
+      <w:r>
+        <w:t xml:space="preserve"> </w:t>
+      </w:r>
+      <w:proofErr w:type="spellStart"/>
+      <w:r>
+        <w:t>flipActivation</w:t>
+      </w:r>
+      <w:proofErr w:type="spellEnd"/>
+      <w:r>
+        <w:t xml:space="preserve">() – перемикання активності </w:t>
+      </w:r>
+      <w:proofErr w:type="spellStart"/>
+      <w:r>
+        <w:t>юніта</w:t>
+      </w:r>
+      <w:proofErr w:type="spellEnd"/>
+      <w:r>
+        <w:t xml:space="preserve"> з показом/приховуванням зони ефекту; V </w:t>
+      </w:r>
+      <w:proofErr w:type="spellStart"/>
+      <w:r>
+        <w:t>void</w:t>
+      </w:r>
+      <w:proofErr w:type="spellEnd"/>
+      <w:r>
+        <w:t xml:space="preserve"> </w:t>
+      </w:r>
+      <w:proofErr w:type="spellStart"/>
+      <w:r>
+        <w:t>resurrect</w:t>
+      </w:r>
+      <w:proofErr w:type="spellEnd"/>
+      <w:r>
+        <w:t xml:space="preserve">() – додає зону ефекту на екран; V </w:t>
+      </w:r>
+      <w:proofErr w:type="spellStart"/>
+      <w:r>
+        <w:t>void</w:t>
+      </w:r>
+      <w:proofErr w:type="spellEnd"/>
+      <w:r>
+        <w:t xml:space="preserve"> </w:t>
+      </w:r>
+      <w:proofErr w:type="spellStart"/>
+      <w:r>
+        <w:t>setCoordinates</w:t>
+      </w:r>
+      <w:proofErr w:type="spellEnd"/>
+      <w:r>
+        <w:t xml:space="preserve">() – оновлює позицію зони ефекту. Рівні при такому розширюються – мікрооб'єкт отримує максимальне здоров'я 150 та нові здатності групового лікування союзних </w:t>
+      </w:r>
+      <w:proofErr w:type="spellStart"/>
+      <w:r>
+        <w:t>юнітів</w:t>
+      </w:r>
+      <w:proofErr w:type="spellEnd"/>
+      <w:r>
+        <w:t>.</w:t>
+      </w:r>
+    </w:p>
+    <w:p>
+      <w:pPr>
+        <w:tabs>
+          <w:tab w:val="left" w:pos="0"/>
+        </w:tabs>
+        <w:spacing w:line="360" w:lineRule="auto"/>
+        <w:ind w:firstLine="720"/>
+        <w:jc w:val="both"/>
+      </w:pPr>
+    </w:p>
+    <w:p>
+      <w:pPr>
+        <w:pStyle w:val="2"/>
+        <w:spacing w:line="360" w:lineRule="auto"/>
+        <w:ind w:left="709"/>
+        <w:rPr>
+          <w:b w:val="0"/>
+          <w:bCs w:val="0"/>
+        </w:rPr>
+      </w:pPr>
+      <w:r>
+        <w:rPr>
+          <w:b w:val="0"/>
+          <w:bCs w:val="0"/>
+        </w:rPr>
+        <w:t>3</w:t>
+      </w:r>
+      <w:r>
+        <w:rPr>
+          <w:b w:val="0"/>
+          <w:bCs w:val="0"/>
+        </w:rPr>
+        <w:t>.</w:t>
+      </w:r>
+      <w:r>
+        <w:rPr>
+          <w:b w:val="0"/>
+          <w:bCs w:val="0"/>
+        </w:rPr>
+        <w:t>2</w:t>
+      </w:r>
+      <w:r>
+        <w:rPr>
+          <w:b w:val="0"/>
+          <w:bCs w:val="0"/>
+        </w:rPr>
+        <w:t xml:space="preserve"> </w:t>
+      </w:r>
+      <w:r>
+        <w:rPr>
+          <w:b w:val="0"/>
+          <w:bCs w:val="0"/>
+        </w:rPr>
+        <w:t>Діаграма агрегації</w:t>
+      </w:r>
+    </w:p>
+    <w:p>
+      <w:pPr>
+        <w:tabs>
+          <w:tab w:val="left" w:pos="0"/>
+        </w:tabs>
+        <w:spacing w:line="360" w:lineRule="auto"/>
+        <w:ind w:firstLine="720"/>
+        <w:jc w:val="both"/>
+      </w:pPr>
+    </w:p>
+    <w:p>
+      <w:pPr>
+        <w:tabs>
+          <w:tab w:val="left" w:pos="0"/>
+        </w:tabs>
+        <w:spacing w:line="360" w:lineRule="auto"/>
+        <w:ind w:firstLine="720"/>
+        <w:jc w:val="both"/>
+      </w:pPr>
+      <w:r>
+        <w:t xml:space="preserve">Агрегація відображає співвідношення між контейнером і елементом, який в ньому може міститись, може вилучатись і додаватись. Зазвичай між контейнером і </w:t>
+      </w:r>
+      <w:proofErr w:type="spellStart"/>
+      <w:r>
+        <w:t>елеметами</w:t>
+      </w:r>
+      <w:proofErr w:type="spellEnd"/>
+      <w:r>
+        <w:t xml:space="preserve"> </w:t>
+      </w:r>
+      <w:proofErr w:type="spellStart"/>
+      <w:r>
+        <w:t>співвідношенн</w:t>
+      </w:r>
+      <w:proofErr w:type="spellEnd"/>
+      <w:r>
+        <w:t xml:space="preserve"> 1:N. Під час агрегації об’єкт може містити в собі посилання на інший об’єкт, але в цілому, обидва можуть існувати окремо, незалежно один від одного.</w:t>
+      </w:r>
+      <w:r>
+        <w:t xml:space="preserve"> В даній програмі прикладом агрегації є зв’язок</w:t>
+      </w:r>
+      <w:r>
+        <w:rPr>
+          <w:lang w:val="en-US"/>
+        </w:rPr>
+        <w:t xml:space="preserve"> Base – Unit, Tower – Unit, Source -Unit </w:t>
+      </w:r>
+      <w:r>
+        <w:t xml:space="preserve">та </w:t>
+      </w:r>
+      <w:r>
+        <w:rPr>
+          <w:lang w:val="en-US"/>
+        </w:rPr>
+        <w:t xml:space="preserve">Unit </w:t>
+      </w:r>
+      <w:r>
+        <w:rPr>
+          <w:lang w:val="en-US"/>
+        </w:rPr>
+        <w:t>–</w:t>
+      </w:r>
+      <w:r>
+        <w:rPr>
+          <w:lang w:val="en-US"/>
+        </w:rPr>
+        <w:t xml:space="preserve"> inventor</w:t>
+      </w:r>
+      <w:r>
+        <w:t xml:space="preserve"> </w:t>
+      </w:r>
+      <w:r>
+        <w:t>(рисунок 3.2)</w:t>
+      </w:r>
+      <w:r>
+        <w:rPr>
+          <w:lang w:val="en-US"/>
+        </w:rPr>
+        <w:t xml:space="preserve">. </w:t>
+      </w:r>
+      <w:r>
+        <w:t xml:space="preserve">Кожен з перелічених є контейнером для іншого, що може містити елементи одного </w:t>
+      </w:r>
+      <w:r>
+        <w:t xml:space="preserve">класу або компонента в собі. В програмі співвідношення між класом мікрооб’єкта та макрооб’єктів є </w:t>
+      </w:r>
+      <w:r>
+        <w:lastRenderedPageBreak/>
+        <w:t>динамічними, мікрооб’єкти не можуть належати декільком мікрооб’єктам одночасно.</w:t>
+      </w:r>
+    </w:p>
+    <w:p>
+      <w:pPr>
+        <w:tabs>
+          <w:tab w:val="left" w:pos="0"/>
+        </w:tabs>
+        <w:spacing w:line="360" w:lineRule="auto"/>
+        <w:ind w:firstLine="720"/>
+        <w:jc w:val="center"/>
+        <w:rPr>
+          <w:lang w:val="en-US"/>
+        </w:rPr>
+      </w:pPr>
+      <w:r>
+        <w:rPr>
+          <w:noProof/>
+        </w:rPr>
+        <w:drawing>
+          <wp:inline distT="0" distB="0" distL="0" distR="0" wp14:anchorId="44052230" wp14:editId="01BA611E">
+            <wp:extent cx="5268688" cy="8187055"/>
+            <wp:effectExtent l="0" t="0" r="8255" b="4445"/>
+            <wp:docPr id="1771362430" name="Рисунок 1"/>
+            <wp:cNvGraphicFramePr>
+              <a:graphicFrameLocks xmlns:a="http://schemas.openxmlformats.org/drawingml/2006/main" noChangeAspect="1"/>
+            </wp:cNvGraphicFramePr>
+            <a:graphic xmlns:a="http://schemas.openxmlformats.org/drawingml/2006/main">
+              <a:graphicData uri="http://schemas.openxmlformats.org/drawingml/2006/picture">
+                <pic:pic xmlns:pic="http://schemas.openxmlformats.org/drawingml/2006/picture">
+                  <pic:nvPicPr>
+                    <pic:cNvPr id="0" name="Picture 1"/>
+                    <pic:cNvPicPr>
+                      <a:picLocks noChangeAspect="1" noChangeArrowheads="1"/>
+                    </pic:cNvPicPr>
+                  </pic:nvPicPr>
+                  <pic:blipFill>
+                    <a:blip r:embed="rId16">
+                      <a:extLst>
+                        <a:ext uri="{28A0092B-C50C-407E-A947-70E740481C1C}">
+                          <a14:useLocalDpi xmlns:a14="http://schemas.microsoft.com/office/drawing/2010/main" val="0"/>
+                        </a:ext>
+                      </a:extLst>
+                    </a:blip>
+                    <a:srcRect/>
+                    <a:stretch>
+                      <a:fillRect/>
+                    </a:stretch>
+                  </pic:blipFill>
+                  <pic:spPr bwMode="auto">
+                    <a:xfrm>
+                      <a:off x="0" y="0"/>
+                      <a:ext cx="5362016" cy="8332078"/>
+                    </a:xfrm>
+                    <a:prstGeom prst="rect">
+                      <a:avLst/>
+                    </a:prstGeom>
+                    <a:noFill/>
+                    <a:ln>
+                      <a:noFill/>
+                    </a:ln>
+                  </pic:spPr>
+                </pic:pic>
+              </a:graphicData>
+            </a:graphic>
+          </wp:inline>
+        </w:drawing>
+      </w:r>
+    </w:p>
+    <w:p>
+      <w:pPr>
+        <w:tabs>
+          <w:tab w:val="left" w:pos="0"/>
+        </w:tabs>
+        <w:spacing w:line="360" w:lineRule="auto"/>
+        <w:ind w:firstLine="720"/>
+        <w:jc w:val="center"/>
+      </w:pPr>
+      <w:r>
+        <w:t>Рисунок 3.1 – Діаграма наслідування</w:t>
+      </w:r>
+    </w:p>
+    <w:p>
+      <w:pPr>
+        <w:tabs>
+          <w:tab w:val="left" w:pos="0"/>
+        </w:tabs>
+        <w:spacing w:line="360" w:lineRule="auto"/>
+        <w:ind w:firstLine="720"/>
+        <w:jc w:val="center"/>
+      </w:pPr>
+      <w:r>
+        <w:rPr>
+          <w:noProof/>
+        </w:rPr>
+        <w:lastRenderedPageBreak/>
+        <w:drawing>
+          <wp:inline distT="0" distB="0" distL="0" distR="0" wp14:anchorId="6D8374FC" wp14:editId="033C673E">
+            <wp:extent cx="5530850" cy="8793125"/>
+            <wp:effectExtent l="0" t="0" r="0" b="8255"/>
+            <wp:docPr id="1229353083" name="Рисунок 9"/>
+            <wp:cNvGraphicFramePr>
+              <a:graphicFrameLocks xmlns:a="http://schemas.openxmlformats.org/drawingml/2006/main" noChangeAspect="1"/>
+            </wp:cNvGraphicFramePr>
+            <a:graphic xmlns:a="http://schemas.openxmlformats.org/drawingml/2006/main">
+              <a:graphicData uri="http://schemas.openxmlformats.org/drawingml/2006/picture">
+                <pic:pic xmlns:pic="http://schemas.openxmlformats.org/drawingml/2006/picture">
+                  <pic:nvPicPr>
+                    <pic:cNvPr id="0" name="Picture 20"/>
+                    <pic:cNvPicPr>
+                      <a:picLocks noChangeAspect="1" noChangeArrowheads="1"/>
+                    </pic:cNvPicPr>
+                  </pic:nvPicPr>
+                  <pic:blipFill>
+                    <a:blip r:embed="rId17">
+                      <a:extLst>
+                        <a:ext uri="{28A0092B-C50C-407E-A947-70E740481C1C}">
+                          <a14:useLocalDpi xmlns:a14="http://schemas.microsoft.com/office/drawing/2010/main" val="0"/>
+                        </a:ext>
+                      </a:extLst>
+                    </a:blip>
+                    <a:srcRect/>
+                    <a:stretch>
+                      <a:fillRect/>
+                    </a:stretch>
+                  </pic:blipFill>
+                  <pic:spPr bwMode="auto">
+                    <a:xfrm>
+                      <a:off x="0" y="0"/>
+                      <a:ext cx="5552228" cy="8827113"/>
+                    </a:xfrm>
+                    <a:prstGeom prst="rect">
+                      <a:avLst/>
+                    </a:prstGeom>
+                    <a:noFill/>
+                    <a:ln>
+                      <a:noFill/>
+                    </a:ln>
+                  </pic:spPr>
+                </pic:pic>
+              </a:graphicData>
+            </a:graphic>
+          </wp:inline>
+        </w:drawing>
+      </w:r>
+    </w:p>
+    <w:p>
+      <w:pPr>
+        <w:tabs>
+          <w:tab w:val="left" w:pos="0"/>
+        </w:tabs>
+        <w:spacing w:line="360" w:lineRule="auto"/>
+        <w:ind w:firstLine="720"/>
+        <w:jc w:val="center"/>
+      </w:pPr>
+      <w:r>
+        <w:t>Рисунок 3.2 – Діаграма агрегації</w:t>
+      </w:r>
+    </w:p>
+    <w:p>
+      <w:pPr>
+        <w:pStyle w:val="2"/>
+        <w:spacing w:line="360" w:lineRule="auto"/>
+        <w:ind w:left="709"/>
+        <w:rPr>
+          <w:b w:val="0"/>
+          <w:bCs w:val="0"/>
+        </w:rPr>
+      </w:pPr>
+      <w:r>
+        <w:rPr>
+          <w:b w:val="0"/>
+          <w:bCs w:val="0"/>
+        </w:rPr>
+        <w:lastRenderedPageBreak/>
+        <w:t>3</w:t>
+      </w:r>
+      <w:r>
+        <w:rPr>
+          <w:b w:val="0"/>
+          <w:bCs w:val="0"/>
+        </w:rPr>
+        <w:t>.</w:t>
+      </w:r>
+      <w:r>
+        <w:rPr>
+          <w:b w:val="0"/>
+          <w:bCs w:val="0"/>
+        </w:rPr>
+        <w:t>3</w:t>
+      </w:r>
+      <w:r>
+        <w:rPr>
+          <w:b w:val="0"/>
+          <w:bCs w:val="0"/>
+        </w:rPr>
+        <w:t xml:space="preserve"> </w:t>
+      </w:r>
+      <w:r>
+        <w:rPr>
+          <w:b w:val="0"/>
+          <w:bCs w:val="0"/>
+        </w:rPr>
+        <w:t xml:space="preserve">Діаграма </w:t>
+      </w:r>
+      <w:r>
+        <w:rPr>
+          <w:b w:val="0"/>
+          <w:bCs w:val="0"/>
+        </w:rPr>
+        <w:t>композиції</w:t>
+      </w:r>
+    </w:p>
+    <w:p>
+      <w:pPr>
+        <w:spacing w:line="360" w:lineRule="auto"/>
+        <w:ind w:firstLine="709"/>
+        <w:jc w:val="both"/>
+      </w:pPr>
+    </w:p>
+    <w:p>
+      <w:pPr>
+        <w:spacing w:line="360" w:lineRule="auto"/>
+        <w:ind w:firstLine="709"/>
+        <w:jc w:val="both"/>
+      </w:pPr>
+      <w:r>
+        <w:t xml:space="preserve">Суть композиції абсолютно протилежна суті агрегації. Вона полягає у тому, що певний об’єкт є невід’ємною частиною іншого, який в свою чергу, не може існувати без попереднього. У програмі композиція реалізована у зв’язку </w:t>
+      </w:r>
+      <w:r>
+        <w:t>мікрооб’єкт</w:t>
+      </w:r>
+      <w:r>
+        <w:t xml:space="preserve"> та його</w:t>
+      </w:r>
+      <w:r>
+        <w:t xml:space="preserve"> інвентар</w:t>
+      </w:r>
+      <w:r>
+        <w:t xml:space="preserve">; </w:t>
+      </w:r>
+      <w:r>
+        <w:t>мікрооб’єкт</w:t>
+      </w:r>
+      <w:r>
+        <w:t xml:space="preserve"> та його</w:t>
+      </w:r>
+      <w:r>
+        <w:rPr>
+          <w:lang w:val="en-US"/>
+        </w:rPr>
+        <w:t xml:space="preserve"> </w:t>
+      </w:r>
+      <w:proofErr w:type="spellStart"/>
+      <w:r>
+        <w:rPr>
+          <w:lang w:val="en-US"/>
+        </w:rPr>
+        <w:t>labelName</w:t>
+      </w:r>
+      <w:proofErr w:type="spellEnd"/>
+      <w:r>
+        <w:t xml:space="preserve">; </w:t>
+      </w:r>
+      <w:r>
+        <w:t>мікрооб’єкт</w:t>
+      </w:r>
+      <w:r>
+        <w:t xml:space="preserve"> та його</w:t>
+      </w:r>
+      <w:r>
+        <w:rPr>
+          <w:lang w:val="en-US"/>
+        </w:rPr>
+        <w:t xml:space="preserve"> </w:t>
+      </w:r>
+      <w:r>
+        <w:t>показник здоров’я</w:t>
+      </w:r>
+      <w:r>
+        <w:rPr>
+          <w:lang w:val="en-US"/>
+        </w:rPr>
+        <w:t xml:space="preserve">; </w:t>
+      </w:r>
+      <w:r>
+        <w:t xml:space="preserve">мікрооб’єкт та його </w:t>
+      </w:r>
+      <w:r>
+        <w:rPr>
+          <w:lang w:val="en-US"/>
+        </w:rPr>
+        <w:t xml:space="preserve">image; </w:t>
+      </w:r>
+      <w:r>
+        <w:t xml:space="preserve">мікрооб’єкт та його </w:t>
+      </w:r>
+      <w:proofErr w:type="spellStart"/>
+      <w:r>
+        <w:rPr>
+          <w:lang w:val="en-US"/>
+        </w:rPr>
+        <w:t>rectActive</w:t>
+      </w:r>
+      <w:proofErr w:type="spellEnd"/>
+      <w:r>
+        <w:rPr>
+          <w:lang w:val="en-US"/>
+        </w:rPr>
+        <w:t xml:space="preserve"> (Rectangle) </w:t>
+      </w:r>
+      <w:r>
+        <w:t xml:space="preserve">(рисунок 3.3). </w:t>
+      </w:r>
+      <w:r>
+        <w:t>Неможливо створити мікрооб’єкт без перелічених параметрів.</w:t>
+      </w:r>
+    </w:p>
+    <w:p>
+      <w:pPr>
+        <w:spacing w:line="360" w:lineRule="auto"/>
+        <w:ind w:firstLine="709"/>
+        <w:jc w:val="both"/>
+      </w:pPr>
+    </w:p>
+    <w:p>
+      <w:pPr>
+        <w:tabs>
+          <w:tab w:val="left" w:pos="0"/>
+        </w:tabs>
+        <w:spacing w:line="360" w:lineRule="auto"/>
+        <w:ind w:firstLine="720"/>
+        <w:jc w:val="center"/>
+      </w:pPr>
+      <w:r>
+        <w:rPr>
+          <w:noProof/>
+        </w:rPr>
+        <w:drawing>
+          <wp:inline distT="0" distB="0" distL="0" distR="0" wp14:anchorId="23D17930" wp14:editId="11786A51">
+            <wp:extent cx="5231432" cy="5724525"/>
+            <wp:effectExtent l="0" t="0" r="7620" b="0"/>
+            <wp:docPr id="1125453138" name="Рисунок 10"/>
+            <wp:cNvGraphicFramePr>
+              <a:graphicFrameLocks xmlns:a="http://schemas.openxmlformats.org/drawingml/2006/main" noChangeAspect="1"/>
+            </wp:cNvGraphicFramePr>
+            <a:graphic xmlns:a="http://schemas.openxmlformats.org/drawingml/2006/main">
+              <a:graphicData uri="http://schemas.openxmlformats.org/drawingml/2006/picture">
+                <pic:pic xmlns:pic="http://schemas.openxmlformats.org/drawingml/2006/picture">
+                  <pic:nvPicPr>
+                    <pic:cNvPr id="0" name="Picture 22"/>
+                    <pic:cNvPicPr>
+                      <a:picLocks noChangeAspect="1" noChangeArrowheads="1"/>
+                    </pic:cNvPicPr>
+                  </pic:nvPicPr>
+                  <pic:blipFill>
+                    <a:blip r:embed="rId18">
+                      <a:extLst>
+                        <a:ext uri="{28A0092B-C50C-407E-A947-70E740481C1C}">
+                          <a14:useLocalDpi xmlns:a14="http://schemas.microsoft.com/office/drawing/2010/main" val="0"/>
+                        </a:ext>
+                      </a:extLst>
+                    </a:blip>
+                    <a:srcRect/>
+                    <a:stretch>
+                      <a:fillRect/>
+                    </a:stretch>
+                  </pic:blipFill>
+                  <pic:spPr bwMode="auto">
+                    <a:xfrm>
+                      <a:off x="0" y="0"/>
+                      <a:ext cx="5261333" cy="5757244"/>
+                    </a:xfrm>
+                    <a:prstGeom prst="rect">
+                      <a:avLst/>
+                    </a:prstGeom>
+                    <a:noFill/>
+                    <a:ln>
+                      <a:noFill/>
+                    </a:ln>
+                  </pic:spPr>
+                </pic:pic>
+              </a:graphicData>
+            </a:graphic>
+          </wp:inline>
+        </w:drawing>
+      </w:r>
+    </w:p>
+    <w:p>
+      <w:pPr>
+        <w:tabs>
+          <w:tab w:val="left" w:pos="0"/>
+        </w:tabs>
+        <w:spacing w:line="360" w:lineRule="auto"/>
+        <w:ind w:firstLine="720"/>
+        <w:jc w:val="center"/>
+      </w:pPr>
+      <w:r>
+        <w:t>Рисунок 3.3 – Діаграма композиції</w:t>
+      </w:r>
+    </w:p>
+    <w:p>
+      <w:pPr>
+        <w:pStyle w:val="2"/>
+        <w:spacing w:line="360" w:lineRule="auto"/>
+        <w:ind w:left="709"/>
+        <w:rPr>
+          <w:b w:val="0"/>
+          <w:bCs w:val="0"/>
+        </w:rPr>
+      </w:pPr>
+      <w:r>
+        <w:rPr>
+          <w:b w:val="0"/>
+          <w:bCs w:val="0"/>
+        </w:rPr>
+        <w:lastRenderedPageBreak/>
+        <w:t>3</w:t>
+      </w:r>
+      <w:r>
+        <w:rPr>
+          <w:b w:val="0"/>
+          <w:bCs w:val="0"/>
+        </w:rPr>
+        <w:t>.</w:t>
+      </w:r>
+      <w:r>
+        <w:rPr>
+          <w:b w:val="0"/>
+          <w:bCs w:val="0"/>
+        </w:rPr>
+        <w:t>4</w:t>
+      </w:r>
+      <w:r>
+        <w:rPr>
+          <w:b w:val="0"/>
+          <w:bCs w:val="0"/>
+        </w:rPr>
+        <w:t xml:space="preserve"> </w:t>
+      </w:r>
+      <w:r>
+        <w:rPr>
+          <w:b w:val="0"/>
+          <w:bCs w:val="0"/>
+        </w:rPr>
+        <w:t>Діаграма асоціації</w:t>
+      </w:r>
+    </w:p>
+    <w:p>
+      <w:pPr>
+        <w:spacing w:line="360" w:lineRule="auto"/>
+        <w:ind w:firstLine="709"/>
+        <w:jc w:val="both"/>
+      </w:pPr>
+    </w:p>
+    <w:p>
+      <w:pPr>
+        <w:spacing w:line="360" w:lineRule="auto"/>
+        <w:ind w:firstLine="709"/>
+        <w:jc w:val="both"/>
+      </w:pPr>
+      <w:r>
+        <w:t>Асоціація – це вид зв’язку, при якому об’єкт містить у собі посилання на менший службовий об’єкт. Асоціація дозволяє одному об’єкту визивати та використовувати інший об’єкт для певних цілей.</w:t>
+      </w:r>
+    </w:p>
+    <w:p>
+      <w:pPr>
+        <w:spacing w:line="360" w:lineRule="auto"/>
+        <w:ind w:firstLine="709"/>
+        <w:jc w:val="both"/>
+      </w:pPr>
+      <w:r>
+        <w:t>В даній програмі прикладом асоціації є взаємодія між класом башти (</w:t>
+      </w:r>
+      <w:r>
+        <w:rPr>
+          <w:lang w:val="en-US"/>
+        </w:rPr>
+        <w:t>Tower)</w:t>
+      </w:r>
+      <w:r>
+        <w:t xml:space="preserve"> та мікрооб’єкта</w:t>
+      </w:r>
+      <w:r>
+        <w:rPr>
+          <w:lang w:val="en-US"/>
+        </w:rPr>
+        <w:t xml:space="preserve"> (Unit) (</w:t>
+      </w:r>
+      <w:r>
+        <w:t xml:space="preserve">див. рисунок 3.4). Клас макрооб’єкта </w:t>
+      </w:r>
+      <w:r>
+        <w:rPr>
+          <w:lang w:val="en-US"/>
+        </w:rPr>
+        <w:t xml:space="preserve">Tower </w:t>
+      </w:r>
+      <w:r>
+        <w:t>взаємодіє з кожним мікрооб’єктом, що належить до макрооб’єкта, шляхом зміни здоров’я в залежності від команди макрооб’єкта.</w:t>
+      </w:r>
+    </w:p>
+    <w:p>
+      <w:pPr>
+        <w:spacing w:line="360" w:lineRule="auto"/>
+        <w:ind w:firstLine="709"/>
+        <w:jc w:val="both"/>
+      </w:pPr>
+    </w:p>
+    <w:p>
+      <w:pPr>
+        <w:spacing w:line="360" w:lineRule="auto"/>
+        <w:ind w:firstLine="709"/>
+        <w:jc w:val="center"/>
+      </w:pPr>
+      <w:r>
+        <w:rPr>
+          <w:noProof/>
+        </w:rPr>
+        <w:drawing>
+          <wp:inline distT="0" distB="0" distL="0" distR="0" wp14:anchorId="6A8D1A40" wp14:editId="08EC1D00">
+            <wp:extent cx="5772785" cy="5705475"/>
+            <wp:effectExtent l="0" t="0" r="0" b="9525"/>
+            <wp:docPr id="1867845084" name="Рисунок 11"/>
+            <wp:cNvGraphicFramePr>
+              <a:graphicFrameLocks xmlns:a="http://schemas.openxmlformats.org/drawingml/2006/main" noChangeAspect="1"/>
+            </wp:cNvGraphicFramePr>
+            <a:graphic xmlns:a="http://schemas.openxmlformats.org/drawingml/2006/main">
+              <a:graphicData uri="http://schemas.openxmlformats.org/drawingml/2006/picture">
+                <pic:pic xmlns:pic="http://schemas.openxmlformats.org/drawingml/2006/picture">
+                  <pic:nvPicPr>
+                    <pic:cNvPr id="0" name="Picture 24"/>
+                    <pic:cNvPicPr>
+                      <a:picLocks noChangeAspect="1" noChangeArrowheads="1"/>
+                    </pic:cNvPicPr>
+                  </pic:nvPicPr>
+                  <pic:blipFill>
+                    <a:blip r:embed="rId19">
+                      <a:extLst>
+                        <a:ext uri="{28A0092B-C50C-407E-A947-70E740481C1C}">
+                          <a14:useLocalDpi xmlns:a14="http://schemas.microsoft.com/office/drawing/2010/main" val="0"/>
+                        </a:ext>
+                      </a:extLst>
+                    </a:blip>
+                    <a:srcRect/>
+                    <a:stretch>
+                      <a:fillRect/>
+                    </a:stretch>
+                  </pic:blipFill>
+                  <pic:spPr bwMode="auto">
+                    <a:xfrm>
+                      <a:off x="0" y="0"/>
+                      <a:ext cx="5778621" cy="5711243"/>
+                    </a:xfrm>
+                    <a:prstGeom prst="rect">
+                      <a:avLst/>
+                    </a:prstGeom>
+                    <a:noFill/>
+                    <a:ln>
+                      <a:noFill/>
+                    </a:ln>
+                  </pic:spPr>
+                </pic:pic>
+              </a:graphicData>
+            </a:graphic>
+          </wp:inline>
+        </w:drawing>
+      </w:r>
+    </w:p>
+    <w:p>
+      <w:pPr>
+        <w:tabs>
+          <w:tab w:val="left" w:pos="0"/>
+        </w:tabs>
+        <w:spacing w:line="360" w:lineRule="auto"/>
+        <w:ind w:firstLine="720"/>
+        <w:jc w:val="center"/>
+      </w:pPr>
+      <w:r>
+        <w:t>Рисунок 3.4 – Діаграма асоціації</w:t>
       </w:r>
     </w:p>
     <w:sectPr>
@@ -10878,7 +12955,7 @@
   <w:style w:type="paragraph" w:default="1" w:styleId="a">
     <w:name w:val="Normal"/>
     <w:qFormat/>
-    <w:rsid w:val="00086E60"/>
+    <w:rsid w:val="00152A31"/>
   </w:style>
   <w:style w:type="paragraph" w:styleId="1">
     <w:name w:val="heading 1"/>
@@ -10896,6 +12973,7 @@
   </w:style>
   <w:style w:type="paragraph" w:styleId="2">
     <w:name w:val="heading 2"/>
+    <w:link w:val="20"/>
     <w:uiPriority w:val="9"/>
     <w:unhideWhenUsed/>
     <w:qFormat/>
@@ -11165,6 +13243,17 @@
     <w:link w:val="ae"/>
     <w:uiPriority w:val="99"/>
     <w:rsid w:val="003440BA"/>
+  </w:style>
+  <w:style w:type="character" w:customStyle="1" w:styleId="20">
+    <w:name w:val="Заголовок 2 Знак"/>
+    <w:basedOn w:val="a0"/>
+    <w:link w:val="2"/>
+    <w:uiPriority w:val="9"/>
+    <w:rsid w:val="00CB2317"/>
+    <w:rPr>
+      <w:b/>
+      <w:bCs/>
+    </w:rPr>
   </w:style>
 </w:styles>
 </file>

--- a/CURSOVA/OOP 2026 1Kurs/CURSOVA/Коваль_Олександр_Дмитрович_CURSOVA.docx
+++ b/CURSOVA/OOP 2026 1Kurs/CURSOVA/Коваль_Олександр_Дмитрович_CURSOVA.docx
@@ -1381,6 +1381,7 @@
     <w:p>
       <w:pPr>
         <w:sectPr>
+          <w:headerReference w:type="first" r:id="rId9"/>
           <w:pgSz w:w="11906" w:h="16838"/>
           <w:pgMar w:top="1134" w:right="567" w:bottom="1134" w:left="1418" w:header="720" w:footer="720" w:gutter="0"/>
           <w:cols w:space="720"/>
@@ -1536,7 +1537,7 @@
                     </pic:cNvPicPr>
                   </pic:nvPicPr>
                   <pic:blipFill>
-                    <a:blip r:embed="rId9">
+                    <a:blip r:embed="rId10">
                       <a:extLst>
                         <a:ext uri="{28A0092B-C50C-407E-A947-70E740481C1C}">
                           <a14:useLocalDpi xmlns:a14="http://schemas.microsoft.com/office/drawing/2010/main" val="0"/>
@@ -3608,12 +3609,12 @@
         <w:ind w:firstLine="720"/>
         <w:jc w:val="both"/>
         <w:sectPr>
-          <w:headerReference w:type="default" r:id="rId10"/>
           <w:pgSz w:w="11906" w:h="16838" w:code="9"/>
           <w:pgMar w:top="1134" w:right="567" w:bottom="1134" w:left="1418" w:header="720" w:footer="720" w:gutter="0"/>
+          <w:pgNumType w:start="0"/>
           <w:cols w:space="720"/>
           <w:titlePg/>
-          <w:docGrid w:linePitch="326" w:charSpace="-6350"/>
+          <w:docGrid w:linePitch="381" w:charSpace="-6350"/>
         </w:sectPr>
       </w:pPr>
     </w:p>
@@ -7529,15 +7530,6 @@
     </w:p>
     <w:p>
       <w:pPr>
-        <w:spacing w:line="360" w:lineRule="auto"/>
-        <w:jc w:val="both"/>
-        <w:rPr>
-          <w:lang w:val="en-US"/>
-        </w:rPr>
-      </w:pPr>
-    </w:p>
-    <w:p>
-      <w:pPr>
         <w:pBdr>
           <w:bottom w:val="single" w:sz="4" w:space="1" w:color="auto"/>
         </w:pBdr>
@@ -7548,6 +7540,7 @@
         </w:rPr>
       </w:pPr>
       <w:r>
+        <w:lastRenderedPageBreak/>
         <w:t xml:space="preserve">Таблиця 1.1 – Порівняння мов програмування C++, C# та </w:t>
       </w:r>
       <w:proofErr w:type="spellStart"/>
@@ -8431,27 +8424,27 @@
       </w:r>
       <w:proofErr w:type="spellEnd"/>
       <w:r>
-        <w:t xml:space="preserve">, можна виділити кілька ключових вимог. По-перше, програма має бути доступною для максимально широкої аудиторії, включаючи користувачів різних операційних систем. Студенти </w:t>
+        <w:t xml:space="preserve">, можна виділити кілька ключових вимог. По-перше, програма має бути доступною для максимально широкої аудиторії, включаючи користувачів різних операційних систем. Студенти можуть працювати на комп'ютерах з Windows, </w:t>
+      </w:r>
+      <w:proofErr w:type="spellStart"/>
+      <w:r>
+        <w:t>macOS</w:t>
+      </w:r>
+      <w:proofErr w:type="spellEnd"/>
+      <w:r>
+        <w:t xml:space="preserve"> або </w:t>
+      </w:r>
+      <w:proofErr w:type="spellStart"/>
+      <w:r>
+        <w:t>Linux</w:t>
+      </w:r>
+      <w:proofErr w:type="spellEnd"/>
+      <w:r>
+        <w:t xml:space="preserve">, тому важливо </w:t>
       </w:r>
       <w:r>
         <w:lastRenderedPageBreak/>
-        <w:t xml:space="preserve">можуть працювати на комп'ютерах з Windows, </w:t>
-      </w:r>
-      <w:proofErr w:type="spellStart"/>
-      <w:r>
-        <w:t>macOS</w:t>
-      </w:r>
-      <w:proofErr w:type="spellEnd"/>
-      <w:r>
-        <w:t xml:space="preserve"> або </w:t>
-      </w:r>
-      <w:proofErr w:type="spellStart"/>
-      <w:r>
-        <w:t>Linux</w:t>
-      </w:r>
-      <w:proofErr w:type="spellEnd"/>
-      <w:r>
-        <w:t xml:space="preserve">, тому важливо забезпечити однакову функціональність на всіх платформах. По-друге, для навчального </w:t>
+        <w:t xml:space="preserve">забезпечити однакову функціональність на всіх платформах. По-друге, для навчального </w:t>
       </w:r>
       <w:proofErr w:type="spellStart"/>
       <w:r>
@@ -8617,11 +8610,11 @@
       </w:r>
       <w:proofErr w:type="spellEnd"/>
       <w:r>
-        <w:t xml:space="preserve"> стабільно входить до трійки найпопулярніших мов програмування у світі. Це означає наявність великої спільноти розробників, величезної кількості </w:t>
+        <w:t xml:space="preserve"> стабільно входить до трійки найпопулярніших мов програмування у світі. Це означає наявність великої спільноти розробників, величезної кількості навчальних матеріалів, готових бібліотек та фреймворків, а також активну </w:t>
       </w:r>
       <w:r>
         <w:lastRenderedPageBreak/>
-        <w:t xml:space="preserve">навчальних матеріалів, готових бібліотек та фреймворків, а також активну підтримку мови. Враховуючи всі вищезазначені фактори, </w:t>
+        <w:t xml:space="preserve">підтримку мови. Враховуючи всі вищезазначені фактори, </w:t>
       </w:r>
       <w:proofErr w:type="spellStart"/>
       <w:r>
@@ -8859,6 +8852,7 @@
       <w:pPr>
         <w:spacing w:line="360" w:lineRule="auto"/>
         <w:ind w:firstLine="709"/>
+        <w:jc w:val="both"/>
       </w:pPr>
       <w:r>
         <w:t xml:space="preserve">Кожен мікрооб’єкт складається з власної </w:t>
@@ -8909,10 +8903,10 @@
           <w:noProof/>
         </w:rPr>
         <w:drawing>
-          <wp:inline distT="0" distB="0" distL="0" distR="0" wp14:anchorId="70841555" wp14:editId="30BA2E2C">
-            <wp:extent cx="6299835" cy="5662295"/>
+          <wp:inline distT="0" distB="0" distL="0" distR="0" wp14:anchorId="34EDCD9A" wp14:editId="56229589">
+            <wp:extent cx="6299835" cy="5663565"/>
             <wp:effectExtent l="0" t="0" r="5715" b="0"/>
-            <wp:docPr id="690346887" name="Рисунок 2"/>
+            <wp:docPr id="417413853" name="Рисунок 1"/>
             <wp:cNvGraphicFramePr>
               <a:graphicFrameLocks xmlns:a="http://schemas.openxmlformats.org/drawingml/2006/main" noChangeAspect="1"/>
             </wp:cNvGraphicFramePr>
@@ -8920,7 +8914,7 @@
               <a:graphicData uri="http://schemas.openxmlformats.org/drawingml/2006/picture">
                 <pic:pic xmlns:pic="http://schemas.openxmlformats.org/drawingml/2006/picture">
                   <pic:nvPicPr>
-                    <pic:cNvPr id="0" name="Picture 3"/>
+                    <pic:cNvPr id="0" name="Picture 1"/>
                     <pic:cNvPicPr>
                       <a:picLocks noChangeAspect="1" noChangeArrowheads="1"/>
                     </pic:cNvPicPr>
@@ -8941,7 +8935,7 @@
                   <pic:spPr bwMode="auto">
                     <a:xfrm>
                       <a:off x="0" y="0"/>
-                      <a:ext cx="6299835" cy="5662295"/>
+                      <a:ext cx="6299835" cy="5663565"/>
                     </a:xfrm>
                     <a:prstGeom prst="rect">
                       <a:avLst/>
@@ -8960,6 +8954,7 @@
     </w:p>
     <w:p>
       <w:pPr>
+        <w:spacing w:line="360" w:lineRule="auto"/>
         <w:jc w:val="center"/>
       </w:pPr>
       <w:r>
@@ -9011,7 +9006,13 @@
         <w:t>;</w:t>
       </w:r>
       <w:r>
-        <w:t xml:space="preserve"> д) Преторіанець за команду противників </w:t>
+        <w:t xml:space="preserve"> </w:t>
+      </w:r>
+      <w:r>
+        <w:t>г</w:t>
+      </w:r>
+      <w:r>
+        <w:t xml:space="preserve">) Преторіанець за команду противників </w:t>
       </w:r>
     </w:p>
     <w:p>
@@ -9030,7 +9031,6 @@
         <w:rPr>
           <w:noProof/>
         </w:rPr>
-        <w:lastRenderedPageBreak/>
         <w:drawing>
           <wp:inline distT="0" distB="0" distL="0" distR="0" wp14:anchorId="3049360A" wp14:editId="59BADA37">
             <wp:extent cx="6299835" cy="3295015"/>
@@ -9083,6 +9083,7 @@
     </w:p>
     <w:p>
       <w:pPr>
+        <w:spacing w:line="360" w:lineRule="auto"/>
         <w:jc w:val="center"/>
       </w:pPr>
       <w:r>
@@ -9167,7 +9168,10 @@
         <w:t>(див. рисунок 2.1</w:t>
       </w:r>
       <w:r>
-        <w:t xml:space="preserve"> та рисунок 2.2</w:t>
+        <w:t xml:space="preserve"> ,</w:t>
+      </w:r>
+      <w:r>
+        <w:t>2.2</w:t>
       </w:r>
       <w:r>
         <w:t>),</w:t>
@@ -9187,6 +9191,7 @@
       <w:pPr>
         <w:spacing w:line="360" w:lineRule="auto"/>
         <w:ind w:firstLine="709"/>
+        <w:jc w:val="both"/>
       </w:pPr>
       <w:r>
         <w:t xml:space="preserve">Кожен макрооб’єкт складається з власної </w:t>
@@ -9198,10 +9203,10 @@
         <w:t>PNG-</w:t>
       </w:r>
       <w:r>
-        <w:t>картинки, прямокутника, що відображає рівень міцності споруди, назва макрооб’єкта, лічильник мікрооб’єктів у реальному часі, що знаходяться в даному макрооб’єкті та маркер, що показую команду до якої належить макрооб’єкт. Всі примітивні графічні елементи зображенні стосовно початкових координат (див. рисунок 2.3 та рисунок 2.4</w:t>
-      </w:r>
-      <w:r>
-        <w:t xml:space="preserve"> та рисунок 2.5</w:t>
+        <w:t>картинки, прямокутника, що відображає рівень міцності споруди, назва макрооб’єкта, лічильник мікрооб’єктів у реальному часі, що знаходяться в даному макрооб’єкті та маркер, що показую команду до якої належить макрооб’єкт. Всі примітивні графічні елементи зображенні стосовно початкових координат (</w:t>
+      </w:r>
+      <w:r>
+        <w:t>рисунок 2.3 –  2.5</w:t>
       </w:r>
       <w:r>
         <w:t>).</w:t>
@@ -9226,7 +9231,7 @@
         </w:rPr>
         <w:lastRenderedPageBreak/>
         <w:drawing>
-          <wp:inline distT="0" distB="0" distL="0" distR="0" wp14:anchorId="37245F30" wp14:editId="41493670">
+          <wp:inline distT="0" distB="0" distL="0" distR="0" wp14:anchorId="37245F30" wp14:editId="68DD3BE0">
             <wp:extent cx="6232550" cy="3139205"/>
             <wp:effectExtent l="0" t="0" r="0" b="4445"/>
             <wp:docPr id="2131238197" name="Рисунок 6"/>
@@ -9336,7 +9341,7 @@
           <w:noProof/>
         </w:rPr>
         <w:drawing>
-          <wp:inline distT="0" distB="0" distL="0" distR="0" wp14:anchorId="37693D6B" wp14:editId="02E5B479">
+          <wp:inline distT="0" distB="0" distL="0" distR="0" wp14:anchorId="37693D6B" wp14:editId="071FC535">
             <wp:extent cx="6299835" cy="3014345"/>
             <wp:effectExtent l="0" t="0" r="5715" b="0"/>
             <wp:docPr id="1906467938" name="Рисунок 7"/>
@@ -9531,6 +9536,43 @@
     </w:p>
     <w:p>
       <w:pPr>
+        <w:spacing w:line="360" w:lineRule="auto"/>
+        <w:ind w:firstLine="709"/>
+        <w:jc w:val="both"/>
+      </w:pPr>
+      <w:r>
+        <w:t xml:space="preserve">Мікрооб’єкти складаються з трьох основних графічних примітивів, а також з 1 динамічного графічного примітива для класу </w:t>
+      </w:r>
+      <w:r>
+        <w:rPr>
+          <w:lang w:val="en-US"/>
+        </w:rPr>
+        <w:t xml:space="preserve">Warrior </w:t>
+      </w:r>
+      <w:r>
+        <w:t xml:space="preserve">та </w:t>
+      </w:r>
+      <w:proofErr w:type="spellStart"/>
+      <w:r>
+        <w:rPr>
+          <w:lang w:val="en-US"/>
+        </w:rPr>
+        <w:t>Centurio</w:t>
+      </w:r>
+      <w:proofErr w:type="spellEnd"/>
+      <w:r>
+        <w:t xml:space="preserve">, що відображає кількість необхідної руди або кількість необхідних вбивств щоб отримати наступний рівень ієрархії для поточного мікрооб’єкта. </w:t>
+      </w:r>
+    </w:p>
+    <w:p>
+      <w:pPr>
+        <w:spacing w:line="360" w:lineRule="auto"/>
+        <w:ind w:firstLine="709"/>
+        <w:jc w:val="both"/>
+      </w:pPr>
+    </w:p>
+    <w:p>
+      <w:pPr>
         <w:pStyle w:val="2"/>
         <w:spacing w:line="360" w:lineRule="auto"/>
         <w:ind w:firstLine="709"/>
@@ -9755,6 +9797,7 @@
       </w:pPr>
       <w:proofErr w:type="spellStart"/>
       <w:r>
+        <w:lastRenderedPageBreak/>
         <w:t>Image</w:t>
       </w:r>
       <w:proofErr w:type="spellEnd"/>
@@ -9945,7 +9988,6 @@
       </w:pPr>
       <w:proofErr w:type="spellStart"/>
       <w:r>
-        <w:lastRenderedPageBreak/>
         <w:t>Rectangle</w:t>
       </w:r>
       <w:proofErr w:type="spellEnd"/>
@@ -11827,6 +11869,16 @@
         </w:tabs>
         <w:spacing w:line="360" w:lineRule="auto"/>
         <w:ind w:firstLine="720"/>
+        <w:jc w:val="both"/>
+      </w:pPr>
+    </w:p>
+    <w:p>
+      <w:pPr>
+        <w:tabs>
+          <w:tab w:val="left" w:pos="0"/>
+        </w:tabs>
+        <w:spacing w:line="360" w:lineRule="auto"/>
+        <w:ind w:firstLine="720"/>
         <w:jc w:val="center"/>
         <w:rPr>
           <w:lang w:val="en-US"/>
@@ -11837,9 +11889,9 @@
           <w:noProof/>
         </w:rPr>
         <w:drawing>
-          <wp:inline distT="0" distB="0" distL="0" distR="0" wp14:anchorId="44052230" wp14:editId="01BA611E">
-            <wp:extent cx="5268688" cy="8187055"/>
-            <wp:effectExtent l="0" t="0" r="8255" b="4445"/>
+          <wp:inline distT="0" distB="0" distL="0" distR="0" wp14:anchorId="44052230" wp14:editId="05952DE8">
+            <wp:extent cx="5268595" cy="7877175"/>
+            <wp:effectExtent l="0" t="0" r="8255" b="0"/>
             <wp:docPr id="1771362430" name="Рисунок 1"/>
             <wp:cNvGraphicFramePr>
               <a:graphicFrameLocks xmlns:a="http://schemas.openxmlformats.org/drawingml/2006/main" noChangeAspect="1"/>
@@ -11869,7 +11921,7 @@
                   <pic:spPr bwMode="auto">
                     <a:xfrm>
                       <a:off x="0" y="0"/>
-                      <a:ext cx="5362016" cy="8332078"/>
+                      <a:ext cx="5268693" cy="7877321"/>
                     </a:xfrm>
                     <a:prstGeom prst="rect">
                       <a:avLst/>
@@ -12394,16 +12446,715 @@
         <w:spacing w:line="360" w:lineRule="auto"/>
         <w:ind w:firstLine="720"/>
         <w:jc w:val="center"/>
+        <w:rPr>
+          <w:lang w:val="en-US"/>
+        </w:rPr>
       </w:pPr>
       <w:r>
         <w:t>Рисунок 3.4 – Діаграма асоціації</w:t>
       </w:r>
     </w:p>
+    <w:p>
+      <w:pPr>
+        <w:spacing w:line="360" w:lineRule="auto"/>
+        <w:ind w:firstLine="709"/>
+      </w:pPr>
+      <w:r>
+        <w:lastRenderedPageBreak/>
+        <w:t xml:space="preserve">При належності мікрооб’єкта до протилежної команди, здоров’я мікрооб’єкта буде зменшуватися протягом часу перебування в макрооб’єкті. </w:t>
+      </w:r>
+    </w:p>
+    <w:p>
+      <w:pPr>
+        <w:spacing w:line="360" w:lineRule="auto"/>
+        <w:ind w:firstLine="709"/>
+      </w:pPr>
+    </w:p>
+    <w:p>
+      <w:pPr>
+        <w:pStyle w:val="2"/>
+        <w:spacing w:line="360" w:lineRule="auto"/>
+        <w:ind w:left="709"/>
+        <w:rPr>
+          <w:b w:val="0"/>
+          <w:bCs w:val="0"/>
+        </w:rPr>
+      </w:pPr>
+      <w:r>
+        <w:rPr>
+          <w:b w:val="0"/>
+          <w:bCs w:val="0"/>
+        </w:rPr>
+        <w:t>3</w:t>
+      </w:r>
+      <w:r>
+        <w:rPr>
+          <w:b w:val="0"/>
+          <w:bCs w:val="0"/>
+        </w:rPr>
+        <w:t>.</w:t>
+      </w:r>
+      <w:r>
+        <w:rPr>
+          <w:b w:val="0"/>
+          <w:bCs w:val="0"/>
+        </w:rPr>
+        <w:t>5</w:t>
+      </w:r>
+      <w:r>
+        <w:rPr>
+          <w:b w:val="0"/>
+          <w:bCs w:val="0"/>
+        </w:rPr>
+        <w:t xml:space="preserve"> </w:t>
+      </w:r>
+      <w:r>
+        <w:rPr>
+          <w:b w:val="0"/>
+          <w:bCs w:val="0"/>
+        </w:rPr>
+        <w:t xml:space="preserve">Діаграма </w:t>
+      </w:r>
+      <w:r>
+        <w:rPr>
+          <w:b w:val="0"/>
+          <w:bCs w:val="0"/>
+        </w:rPr>
+        <w:t>кооперації</w:t>
+      </w:r>
+    </w:p>
+    <w:p>
+      <w:pPr>
+        <w:spacing w:line="360" w:lineRule="auto"/>
+        <w:ind w:firstLine="709"/>
+      </w:pPr>
+    </w:p>
+    <w:p>
+      <w:pPr>
+        <w:spacing w:line="360" w:lineRule="auto"/>
+        <w:ind w:firstLine="709"/>
+        <w:jc w:val="both"/>
+      </w:pPr>
+      <w:r>
+        <w:t>Кооперація (</w:t>
+      </w:r>
+      <w:proofErr w:type="spellStart"/>
+      <w:r>
+        <w:t>collaboration</w:t>
+      </w:r>
+      <w:proofErr w:type="spellEnd"/>
+      <w:r>
+        <w:t xml:space="preserve">) - специфікація </w:t>
+      </w:r>
+      <w:r>
+        <w:t>множини</w:t>
+      </w:r>
+      <w:r>
+        <w:t xml:space="preserve"> об'єктів, спільно взаємодіючих з метою реалізації окремих варіантів використання в загальному контексті модельованої системи. </w:t>
+      </w:r>
+      <w:r>
+        <w:t>Її мета полягає в тому, щоб специфікувати особливості реалізації окремих варіантів використання або найбільш значущих операцій в системі.</w:t>
+      </w:r>
+      <w:r>
+        <w:t xml:space="preserve"> Структура поведінки використана в програмі визначає обробку повідомлення протягом використання (рисунок 3.5).</w:t>
+      </w:r>
+    </w:p>
+    <w:p>
+      <w:pPr>
+        <w:spacing w:line="360" w:lineRule="auto"/>
+        <w:ind w:firstLine="709"/>
+      </w:pPr>
+    </w:p>
+    <w:p>
+      <w:pPr>
+        <w:spacing w:line="360" w:lineRule="auto"/>
+        <w:ind w:firstLine="709"/>
+        <w:jc w:val="center"/>
+      </w:pPr>
+      <w:r>
+        <w:rPr>
+          <w:noProof/>
+        </w:rPr>
+        <w:drawing>
+          <wp:inline distT="0" distB="0" distL="0" distR="0" wp14:anchorId="1232B69D" wp14:editId="6E1A06C0">
+            <wp:extent cx="6118873" cy="3800724"/>
+            <wp:effectExtent l="0" t="0" r="0" b="9525"/>
+            <wp:docPr id="1840628155" name="Рисунок 2"/>
+            <wp:cNvGraphicFramePr>
+              <a:graphicFrameLocks xmlns:a="http://schemas.openxmlformats.org/drawingml/2006/main" noChangeAspect="1"/>
+            </wp:cNvGraphicFramePr>
+            <a:graphic xmlns:a="http://schemas.openxmlformats.org/drawingml/2006/main">
+              <a:graphicData uri="http://schemas.openxmlformats.org/drawingml/2006/picture">
+                <pic:pic xmlns:pic="http://schemas.openxmlformats.org/drawingml/2006/picture">
+                  <pic:nvPicPr>
+                    <pic:cNvPr id="0" name="Picture 3"/>
+                    <pic:cNvPicPr>
+                      <a:picLocks noChangeAspect="1" noChangeArrowheads="1"/>
+                    </pic:cNvPicPr>
+                  </pic:nvPicPr>
+                  <pic:blipFill>
+                    <a:blip r:embed="rId20">
+                      <a:extLst>
+                        <a:ext uri="{28A0092B-C50C-407E-A947-70E740481C1C}">
+                          <a14:useLocalDpi xmlns:a14="http://schemas.microsoft.com/office/drawing/2010/main" val="0"/>
+                        </a:ext>
+                      </a:extLst>
+                    </a:blip>
+                    <a:srcRect/>
+                    <a:stretch>
+                      <a:fillRect/>
+                    </a:stretch>
+                  </pic:blipFill>
+                  <pic:spPr bwMode="auto">
+                    <a:xfrm>
+                      <a:off x="0" y="0"/>
+                      <a:ext cx="6199806" cy="3850995"/>
+                    </a:xfrm>
+                    <a:prstGeom prst="rect">
+                      <a:avLst/>
+                    </a:prstGeom>
+                    <a:noFill/>
+                    <a:ln>
+                      <a:noFill/>
+                    </a:ln>
+                  </pic:spPr>
+                </pic:pic>
+              </a:graphicData>
+            </a:graphic>
+          </wp:inline>
+        </w:drawing>
+      </w:r>
+    </w:p>
+    <w:p>
+      <w:pPr>
+        <w:tabs>
+          <w:tab w:val="left" w:pos="0"/>
+        </w:tabs>
+        <w:spacing w:line="360" w:lineRule="auto"/>
+        <w:ind w:firstLine="720"/>
+        <w:jc w:val="center"/>
+      </w:pPr>
+      <w:r>
+        <w:t>Рисунок 3.</w:t>
+      </w:r>
+      <w:r>
+        <w:t>5</w:t>
+      </w:r>
+      <w:r>
+        <w:t xml:space="preserve"> – Діаграма </w:t>
+      </w:r>
+      <w:r>
+        <w:t>кооперації</w:t>
+      </w:r>
+    </w:p>
+    <w:p>
+      <w:pPr>
+        <w:spacing w:line="360" w:lineRule="auto"/>
+        <w:ind w:firstLine="709"/>
+        <w:jc w:val="center"/>
+      </w:pPr>
+    </w:p>
+    <w:p>
+      <w:pPr>
+        <w:spacing w:line="360" w:lineRule="auto"/>
+        <w:ind w:firstLine="709"/>
+        <w:jc w:val="both"/>
+      </w:pPr>
+      <w:r>
+        <w:t>Діаграма кооперації (див. рисунок 3.5) ілюструє перелік методів та класів що входять до кооперації протягом використання програми.</w:t>
+      </w:r>
+    </w:p>
+    <w:p>
+      <w:pPr>
+        <w:spacing w:line="360" w:lineRule="auto"/>
+        <w:ind w:firstLine="709"/>
+        <w:jc w:val="both"/>
+      </w:pPr>
+    </w:p>
+    <w:p>
+      <w:pPr>
+        <w:pStyle w:val="2"/>
+        <w:spacing w:line="360" w:lineRule="auto"/>
+        <w:ind w:left="709"/>
+        <w:rPr>
+          <w:b w:val="0"/>
+          <w:bCs w:val="0"/>
+          <w:lang w:val="en-US"/>
+        </w:rPr>
+      </w:pPr>
+      <w:r>
+        <w:rPr>
+          <w:b w:val="0"/>
+          <w:bCs w:val="0"/>
+        </w:rPr>
+        <w:lastRenderedPageBreak/>
+        <w:t>3</w:t>
+      </w:r>
+      <w:r>
+        <w:rPr>
+          <w:b w:val="0"/>
+          <w:bCs w:val="0"/>
+        </w:rPr>
+        <w:t>.</w:t>
+      </w:r>
+      <w:r>
+        <w:rPr>
+          <w:b w:val="0"/>
+          <w:bCs w:val="0"/>
+        </w:rPr>
+        <w:t>6</w:t>
+      </w:r>
+      <w:r>
+        <w:rPr>
+          <w:b w:val="0"/>
+          <w:bCs w:val="0"/>
+        </w:rPr>
+        <w:t xml:space="preserve"> </w:t>
+      </w:r>
+      <w:r>
+        <w:rPr>
+          <w:b w:val="0"/>
+          <w:bCs w:val="0"/>
+        </w:rPr>
+        <w:t xml:space="preserve">Діаграма </w:t>
+      </w:r>
+      <w:r>
+        <w:rPr>
+          <w:b w:val="0"/>
+          <w:bCs w:val="0"/>
+        </w:rPr>
+        <w:t>послідовності</w:t>
+      </w:r>
+    </w:p>
+    <w:p>
+      <w:pPr>
+        <w:spacing w:line="360" w:lineRule="auto"/>
+        <w:ind w:firstLine="709"/>
+        <w:jc w:val="both"/>
+        <w:rPr>
+          <w:lang w:val="en-US"/>
+        </w:rPr>
+      </w:pPr>
+    </w:p>
+    <w:p>
+      <w:pPr>
+        <w:spacing w:line="360" w:lineRule="auto"/>
+        <w:ind w:firstLine="709"/>
+        <w:jc w:val="both"/>
+      </w:pPr>
+      <w:r>
+        <w:t xml:space="preserve">Діаграма послідовності - це тип діаграми </w:t>
+      </w:r>
+      <w:r>
+        <w:t>UML</w:t>
+      </w:r>
+      <w:r>
+        <w:t xml:space="preserve">, яка показує послідовність взаємодії об'єктів в системі в певному сценарії. </w:t>
+      </w:r>
+      <w:r>
+        <w:t>Вона показує об'єкти та їх взаємодію один з одним через повідомлення.</w:t>
+      </w:r>
+      <w:r>
+        <w:t xml:space="preserve"> </w:t>
+      </w:r>
+      <w:r>
+        <w:t>Діаграми послідовності використовуються для візуалізації складних процесів та взаємодії між об'єктами в системі.</w:t>
+      </w:r>
+      <w:r>
+        <w:rPr>
+          <w:lang w:val="en-US"/>
+        </w:rPr>
+        <w:t xml:space="preserve"> </w:t>
+      </w:r>
+      <w:r>
+        <w:t>Діаграма дозволяє розуміти як мікрооб’єкти та макрооб’єкти взаємодіють один з одним</w:t>
+      </w:r>
+      <w:r>
+        <w:t xml:space="preserve"> та що є наслідком їх взаємодії (рисунок 3.6).</w:t>
+      </w:r>
+    </w:p>
+    <w:p>
+      <w:pPr>
+        <w:spacing w:line="360" w:lineRule="auto"/>
+        <w:ind w:firstLine="709"/>
+        <w:jc w:val="both"/>
+      </w:pPr>
+    </w:p>
+    <w:p>
+      <w:pPr>
+        <w:spacing w:line="360" w:lineRule="auto"/>
+        <w:ind w:firstLine="709"/>
+        <w:jc w:val="center"/>
+      </w:pPr>
+      <w:r>
+        <w:rPr>
+          <w:noProof/>
+        </w:rPr>
+        <w:drawing>
+          <wp:inline distT="0" distB="0" distL="0" distR="0" wp14:anchorId="38D16816" wp14:editId="574F3ED4">
+            <wp:extent cx="6063945" cy="5064760"/>
+            <wp:effectExtent l="0" t="0" r="0" b="2540"/>
+            <wp:docPr id="628588724" name="Рисунок 3"/>
+            <wp:cNvGraphicFramePr>
+              <a:graphicFrameLocks xmlns:a="http://schemas.openxmlformats.org/drawingml/2006/main" noChangeAspect="1"/>
+            </wp:cNvGraphicFramePr>
+            <a:graphic xmlns:a="http://schemas.openxmlformats.org/drawingml/2006/main">
+              <a:graphicData uri="http://schemas.openxmlformats.org/drawingml/2006/picture">
+                <pic:pic xmlns:pic="http://schemas.openxmlformats.org/drawingml/2006/picture">
+                  <pic:nvPicPr>
+                    <pic:cNvPr id="0" name="Picture 5"/>
+                    <pic:cNvPicPr>
+                      <a:picLocks noChangeAspect="1" noChangeArrowheads="1"/>
+                    </pic:cNvPicPr>
+                  </pic:nvPicPr>
+                  <pic:blipFill>
+                    <a:blip r:embed="rId21">
+                      <a:extLst>
+                        <a:ext uri="{28A0092B-C50C-407E-A947-70E740481C1C}">
+                          <a14:useLocalDpi xmlns:a14="http://schemas.microsoft.com/office/drawing/2010/main" val="0"/>
+                        </a:ext>
+                      </a:extLst>
+                    </a:blip>
+                    <a:srcRect/>
+                    <a:stretch>
+                      <a:fillRect/>
+                    </a:stretch>
+                  </pic:blipFill>
+                  <pic:spPr bwMode="auto">
+                    <a:xfrm>
+                      <a:off x="0" y="0"/>
+                      <a:ext cx="6093086" cy="5089099"/>
+                    </a:xfrm>
+                    <a:prstGeom prst="rect">
+                      <a:avLst/>
+                    </a:prstGeom>
+                    <a:noFill/>
+                    <a:ln>
+                      <a:noFill/>
+                    </a:ln>
+                  </pic:spPr>
+                </pic:pic>
+              </a:graphicData>
+            </a:graphic>
+          </wp:inline>
+        </w:drawing>
+      </w:r>
+    </w:p>
+    <w:p>
+      <w:pPr>
+        <w:tabs>
+          <w:tab w:val="left" w:pos="0"/>
+        </w:tabs>
+        <w:spacing w:line="360" w:lineRule="auto"/>
+        <w:ind w:firstLine="720"/>
+        <w:jc w:val="center"/>
+      </w:pPr>
+      <w:r>
+        <w:t>Рисунок 3.</w:t>
+      </w:r>
+      <w:r>
+        <w:t>6</w:t>
+      </w:r>
+      <w:r>
+        <w:t xml:space="preserve"> – Діаграма </w:t>
+      </w:r>
+      <w:r>
+        <w:t>послідовності</w:t>
+      </w:r>
+    </w:p>
+    <w:p>
+      <w:pPr>
+        <w:spacing w:line="360" w:lineRule="auto"/>
+        <w:ind w:firstLine="709"/>
+        <w:jc w:val="center"/>
+      </w:pPr>
+    </w:p>
+    <w:p>
+      <w:pPr>
+        <w:spacing w:line="360" w:lineRule="auto"/>
+        <w:ind w:firstLine="709"/>
+      </w:pPr>
+      <w:r>
+        <w:t xml:space="preserve">Продемонстрована взаємодія мікрооб’єкта </w:t>
+      </w:r>
+      <w:r>
+        <w:rPr>
+          <w:lang w:val="en-US"/>
+        </w:rPr>
+        <w:t>Warrior</w:t>
+      </w:r>
+      <w:r>
+        <w:t xml:space="preserve"> (див. рисунок 3.6), який протягом програми при певних умовах переходить до наступного в ієрархії класу </w:t>
+      </w:r>
+      <w:r>
+        <w:lastRenderedPageBreak/>
+        <w:t>мікрооб’єкта виконуючи певні дії, що дозволяють йому підвищити свою кваліфікацію.</w:t>
+      </w:r>
+    </w:p>
+    <w:p>
+      <w:pPr>
+        <w:spacing w:line="360" w:lineRule="auto"/>
+        <w:ind w:firstLine="709"/>
+      </w:pPr>
+    </w:p>
+    <w:p>
+      <w:pPr>
+        <w:pStyle w:val="2"/>
+        <w:spacing w:line="360" w:lineRule="auto"/>
+        <w:ind w:left="709"/>
+        <w:rPr>
+          <w:b w:val="0"/>
+          <w:bCs w:val="0"/>
+          <w:lang w:val="en-US"/>
+        </w:rPr>
+      </w:pPr>
+      <w:r>
+        <w:rPr>
+          <w:b w:val="0"/>
+          <w:bCs w:val="0"/>
+        </w:rPr>
+        <w:t>3</w:t>
+      </w:r>
+      <w:r>
+        <w:rPr>
+          <w:b w:val="0"/>
+          <w:bCs w:val="0"/>
+        </w:rPr>
+        <w:t>.</w:t>
+      </w:r>
+      <w:r>
+        <w:rPr>
+          <w:b w:val="0"/>
+          <w:bCs w:val="0"/>
+        </w:rPr>
+        <w:t>7</w:t>
+      </w:r>
+      <w:r>
+        <w:rPr>
+          <w:b w:val="0"/>
+          <w:bCs w:val="0"/>
+        </w:rPr>
+        <w:t xml:space="preserve"> </w:t>
+      </w:r>
+      <w:r>
+        <w:rPr>
+          <w:b w:val="0"/>
+          <w:bCs w:val="0"/>
+        </w:rPr>
+        <w:t>Діаграма</w:t>
+      </w:r>
+      <w:r>
+        <w:rPr>
+          <w:b w:val="0"/>
+          <w:bCs w:val="0"/>
+        </w:rPr>
+        <w:t xml:space="preserve"> стану</w:t>
+      </w:r>
+    </w:p>
+    <w:p>
+      <w:pPr>
+        <w:spacing w:line="360" w:lineRule="auto"/>
+        <w:ind w:firstLine="709"/>
+      </w:pPr>
+    </w:p>
+    <w:p>
+      <w:pPr>
+        <w:spacing w:line="360" w:lineRule="auto"/>
+        <w:ind w:firstLine="709"/>
+      </w:pPr>
+      <w:r>
+        <w:t>Діаграма стану (</w:t>
+      </w:r>
+      <w:proofErr w:type="spellStart"/>
+      <w:r>
+        <w:t>State</w:t>
+      </w:r>
+      <w:proofErr w:type="spellEnd"/>
+      <w:r>
+        <w:t xml:space="preserve"> </w:t>
+      </w:r>
+      <w:proofErr w:type="spellStart"/>
+      <w:r>
+        <w:t>diagram</w:t>
+      </w:r>
+      <w:proofErr w:type="spellEnd"/>
+      <w:r>
+        <w:t xml:space="preserve">) - це діаграма </w:t>
+      </w:r>
+      <w:r>
+        <w:t>UML</w:t>
+      </w:r>
+      <w:r>
+        <w:t xml:space="preserve">, що використовується для візуалізації поведінки об'єкта в різних станах, та для показу переходів між цими станами. </w:t>
+      </w:r>
+      <w:r>
+        <w:t>Діаграма стану складається зі станів, переходів між станами та подій, що спричиняють переходи між станами.</w:t>
+      </w:r>
+    </w:p>
+    <w:p>
+      <w:pPr>
+        <w:spacing w:line="360" w:lineRule="auto"/>
+        <w:ind w:firstLine="709"/>
+        <w:rPr>
+          <w:lang w:val="en-US"/>
+        </w:rPr>
+      </w:pPr>
+      <w:r>
+        <w:t xml:space="preserve">На діаграмі (див. рисунок 3.7) зображена в реальному часі еволюція мікрооб’єктів протягом часу виконання програми. Починаючи з класу </w:t>
+      </w:r>
+      <w:r>
+        <w:rPr>
+          <w:lang w:val="en-US"/>
+        </w:rPr>
+        <w:t>Warrior</w:t>
+      </w:r>
+      <w:r>
+        <w:t xml:space="preserve">, мікрооб’єкт має виконати умову </w:t>
+      </w:r>
+      <w:proofErr w:type="spellStart"/>
+      <w:r>
+        <w:rPr>
+          <w:lang w:val="en-US"/>
+        </w:rPr>
+        <w:t>oreAmount</w:t>
+      </w:r>
+      <w:proofErr w:type="spellEnd"/>
+      <w:r>
+        <w:rPr>
+          <w:lang w:val="en-US"/>
+        </w:rPr>
+        <w:t xml:space="preserve"> &gt;= 50 </w:t>
+      </w:r>
+      <w:r>
+        <w:t xml:space="preserve">за для того, щоб перейти до наступного класу мікрооб’єкту </w:t>
+      </w:r>
+      <w:proofErr w:type="spellStart"/>
+      <w:r>
+        <w:rPr>
+          <w:lang w:val="en-US"/>
+        </w:rPr>
+        <w:t>Centurio</w:t>
+      </w:r>
+      <w:proofErr w:type="spellEnd"/>
+      <w:r>
+        <w:t xml:space="preserve">, де в свою чергу має здійснити 5 знищень ворожих мікрооб’єктів або макрооб’єктів, після чого знову здійснити перехід до фінального класу мікрооб’єкту </w:t>
+      </w:r>
+      <w:r>
+        <w:rPr>
+          <w:lang w:val="en-US"/>
+        </w:rPr>
+        <w:t>Pretorio.</w:t>
+      </w:r>
+    </w:p>
+    <w:p>
+      <w:pPr>
+        <w:spacing w:line="360" w:lineRule="auto"/>
+        <w:ind w:firstLine="709"/>
+        <w:jc w:val="center"/>
+      </w:pPr>
+      <w:r>
+        <w:rPr>
+          <w:noProof/>
+        </w:rPr>
+        <w:lastRenderedPageBreak/>
+        <w:drawing>
+          <wp:inline distT="0" distB="0" distL="0" distR="0" wp14:anchorId="4249D021" wp14:editId="4BD4B0E2">
+            <wp:extent cx="5972175" cy="7867650"/>
+            <wp:effectExtent l="0" t="0" r="9525" b="0"/>
+            <wp:docPr id="475758525" name="Рисунок 4"/>
+            <wp:cNvGraphicFramePr>
+              <a:graphicFrameLocks xmlns:a="http://schemas.openxmlformats.org/drawingml/2006/main" noChangeAspect="1"/>
+            </wp:cNvGraphicFramePr>
+            <a:graphic xmlns:a="http://schemas.openxmlformats.org/drawingml/2006/main">
+              <a:graphicData uri="http://schemas.openxmlformats.org/drawingml/2006/picture">
+                <pic:pic xmlns:pic="http://schemas.openxmlformats.org/drawingml/2006/picture">
+                  <pic:nvPicPr>
+                    <pic:cNvPr id="0" name="Picture 7"/>
+                    <pic:cNvPicPr>
+                      <a:picLocks noChangeAspect="1" noChangeArrowheads="1"/>
+                    </pic:cNvPicPr>
+                  </pic:nvPicPr>
+                  <pic:blipFill>
+                    <a:blip r:embed="rId22">
+                      <a:extLst>
+                        <a:ext uri="{28A0092B-C50C-407E-A947-70E740481C1C}">
+                          <a14:useLocalDpi xmlns:a14="http://schemas.microsoft.com/office/drawing/2010/main" val="0"/>
+                        </a:ext>
+                      </a:extLst>
+                    </a:blip>
+                    <a:srcRect/>
+                    <a:stretch>
+                      <a:fillRect/>
+                    </a:stretch>
+                  </pic:blipFill>
+                  <pic:spPr bwMode="auto">
+                    <a:xfrm>
+                      <a:off x="0" y="0"/>
+                      <a:ext cx="5974915" cy="7871260"/>
+                    </a:xfrm>
+                    <a:prstGeom prst="rect">
+                      <a:avLst/>
+                    </a:prstGeom>
+                    <a:noFill/>
+                    <a:ln>
+                      <a:noFill/>
+                    </a:ln>
+                  </pic:spPr>
+                </pic:pic>
+              </a:graphicData>
+            </a:graphic>
+          </wp:inline>
+        </w:drawing>
+      </w:r>
+    </w:p>
+    <w:p>
+      <w:pPr>
+        <w:tabs>
+          <w:tab w:val="left" w:pos="0"/>
+        </w:tabs>
+        <w:spacing w:line="360" w:lineRule="auto"/>
+        <w:ind w:firstLine="720"/>
+        <w:jc w:val="center"/>
+      </w:pPr>
+      <w:r>
+        <w:t>Рисунок 3.</w:t>
+      </w:r>
+      <w:r>
+        <w:t>7</w:t>
+      </w:r>
+      <w:r>
+        <w:t xml:space="preserve"> – Діаграма </w:t>
+      </w:r>
+      <w:r>
+        <w:t>станів</w:t>
+      </w:r>
+    </w:p>
+    <w:p>
+      <w:pPr>
+        <w:tabs>
+          <w:tab w:val="left" w:pos="0"/>
+        </w:tabs>
+        <w:spacing w:line="360" w:lineRule="auto"/>
+        <w:ind w:firstLine="720"/>
+        <w:jc w:val="center"/>
+      </w:pPr>
+    </w:p>
+    <w:p>
+      <w:pPr>
+        <w:spacing w:line="360" w:lineRule="auto"/>
+        <w:ind w:firstLine="709"/>
+      </w:pPr>
+      <w:r>
+        <w:t>Програма закінчується при умові, що база супротивника або мікрооб’єкту буде знищена мікрооб’єктом ворожої команди.</w:t>
+      </w:r>
+    </w:p>
     <w:sectPr>
+      <w:headerReference w:type="default" r:id="rId23"/>
       <w:pgSz w:w="11906" w:h="16838"/>
       <w:pgMar w:top="1134" w:right="567" w:bottom="1134" w:left="1418" w:header="709" w:footer="709" w:gutter="0"/>
+      <w:pgNumType w:start="3"/>
       <w:cols w:space="720"/>
-      <w:docGrid w:linePitch="360"/>
+      <w:docGrid w:linePitch="381"/>
     </w:sectPr>
   </w:body>
 </w:document>
@@ -12455,6 +13206,46 @@
       <w:jc w:val="right"/>
     </w:pPr>
   </w:p>
+</w:hdr>
+</file>
+
+<file path=word/header2.xml><?xml version="1.0" encoding="utf-8"?>
+<w:hdr xmlns:wpc="http://schemas.microsoft.com/office/word/2010/wordprocessingCanvas" xmlns:cx="http://schemas.microsoft.com/office/drawing/2014/chartex" xmlns:cx1="http://schemas.microsoft.com/office/drawing/2015/9/8/chartex" xmlns:cx2="http://schemas.microsoft.com/office/drawing/2015/10/21/chartex" xmlns:cx3="http://schemas.microsoft.com/office/drawing/2016/5/9/chartex" xmlns:cx4="http://schemas.microsoft.com/office/drawing/2016/5/10/chartex" xmlns:cx5="http://schemas.microsoft.com/office/drawing/2016/5/11/chartex" xmlns:cx6="http://schemas.microsoft.com/office/drawing/2016/5/12/chartex" xmlns:cx7="http://schemas.microsoft.com/office/drawing/2016/5/13/chartex" xmlns:cx8="http://schemas.microsoft.com/office/drawing/2016/5/14/chartex" xmlns:mc="http://schemas.openxmlformats.org/markup-compatibility/2006" xmlns:aink="http://schemas.microsoft.com/office/drawing/2016/ink" xmlns:am3d="http://schemas.microsoft.com/office/drawing/2017/model3d" xmlns:o="urn:schemas-microsoft-com:office:office" xmlns:oel="http://schemas.microsoft.com/office/2019/extlst" xmlns:r="http://schemas.openxmlformats.org/officeDocument/2006/relationships" xmlns:m="http://schemas.openxmlformats.org/officeDocument/2006/math" xmlns:v="urn:schemas-microsoft-com:vml" xmlns:wp14="http://schemas.microsoft.com/office/word/2010/wordprocessingDrawing" xmlns:wp="http://schemas.openxmlformats.org/drawingml/2006/wordprocessingDrawing" xmlns:w10="urn:schemas-microsoft-com:office:word" xmlns:w="http://schemas.openxmlformats.org/wordprocessingml/2006/main" xmlns:w14="http://schemas.microsoft.com/office/word/2010/wordml" xmlns:w15="http://schemas.microsoft.com/office/word/2012/wordml" xmlns:w16cex="http://schemas.microsoft.com/office/word/2018/wordml/cex" xmlns:w16cid="http://schemas.microsoft.com/office/word/2016/wordml/cid" xmlns:w16="http://schemas.microsoft.com/office/word/2018/wordml" xmlns:w16du="http://schemas.microsoft.com/office/word/2023/wordml/word16du" xmlns:w16sdtdh="http://schemas.microsoft.com/office/word/2020/wordml/sdtdatahash" xmlns:w16sdtfl="http://schemas.microsoft.com/office/word/2024/wordml/sdtformatlock" xmlns:w16se="http://schemas.microsoft.com/office/word/2015/wordml/symex" xmlns:wpg="http://schemas.microsoft.com/office/word/2010/wordprocessingGroup" xmlns:wpi="http://schemas.microsoft.com/office/word/2010/wordprocessingInk" xmlns:wne="http://schemas.microsoft.com/office/word/2006/wordml" xmlns:wps="http://schemas.microsoft.com/office/word/2010/wordprocessingShape" mc:Ignorable="w14 w15 w16se w16cid w16 w16cex w16sdtdh w16sdtfl w16du wp14">
+  <w:sdt>
+    <w:sdtPr>
+      <w:id w:val="391160934"/>
+      <w:docPartObj>
+        <w:docPartGallery w:val="Page Numbers (Top of Page)"/>
+        <w:docPartUnique/>
+      </w:docPartObj>
+    </w:sdtPr>
+    <w:sdtContent>
+      <w:p>
+        <w:pPr>
+          <w:pStyle w:val="ab"/>
+          <w:jc w:val="right"/>
+        </w:pPr>
+        <w:r>
+          <w:fldChar w:fldCharType="begin"/>
+        </w:r>
+        <w:r>
+          <w:instrText>PAGE   \* MERGEFORMAT</w:instrText>
+        </w:r>
+        <w:r>
+          <w:fldChar w:fldCharType="separate"/>
+        </w:r>
+        <w:r>
+          <w:rPr>
+            <w:lang w:val="uk-UA"/>
+          </w:rPr>
+          <w:t>2</w:t>
+        </w:r>
+        <w:r>
+          <w:fldChar w:fldCharType="end"/>
+        </w:r>
+      </w:p>
+    </w:sdtContent>
+  </w:sdt>
   <w:p>
     <w:pPr>
       <w:pStyle w:val="ab"/>
@@ -12955,7 +13746,7 @@
   <w:style w:type="paragraph" w:default="1" w:styleId="a">
     <w:name w:val="Normal"/>
     <w:qFormat/>
-    <w:rsid w:val="00152A31"/>
+    <w:rsid w:val="00225C3A"/>
   </w:style>
   <w:style w:type="paragraph" w:styleId="1">
     <w:name w:val="heading 1"/>

--- a/CURSOVA/OOP 2026 1Kurs/CURSOVA/Коваль_Олександр_Дмитрович_CURSOVA.docx
+++ b/CURSOVA/OOP 2026 1Kurs/CURSOVA/Коваль_Олександр_Дмитрович_CURSOVA.docx
@@ -215,21 +215,91 @@
                 <w:color w:val="000000" w:themeColor="text1"/>
                 <w:lang w:val="uk-UA"/>
               </w:rPr>
-              <w:t xml:space="preserve"> база, башта, джерело руди</w:t>
+              <w:t xml:space="preserve"> </w:t>
             </w:r>
             <w:r>
               <w:rPr>
                 <w:color w:val="000000" w:themeColor="text1"/>
                 <w:lang w:val="uk-UA"/>
               </w:rPr>
-              <w:t>. Мікрооб'єкти:</w:t>
+              <w:t>Джерело руди</w:t>
             </w:r>
             <w:r>
               <w:rPr>
                 <w:color w:val="000000" w:themeColor="text1"/>
                 <w:lang w:val="uk-UA"/>
               </w:rPr>
-              <w:t xml:space="preserve"> воїн, центуріон, преторіанець</w:t>
+              <w:t xml:space="preserve">, </w:t>
+            </w:r>
+            <w:r>
+              <w:rPr>
+                <w:color w:val="000000" w:themeColor="text1"/>
+                <w:lang w:val="uk-UA"/>
+              </w:rPr>
+              <w:t>База</w:t>
+            </w:r>
+            <w:r>
+              <w:rPr>
+                <w:color w:val="000000" w:themeColor="text1"/>
+                <w:lang w:val="uk-UA"/>
+              </w:rPr>
+              <w:t xml:space="preserve">, </w:t>
+            </w:r>
+            <w:r>
+              <w:rPr>
+                <w:color w:val="000000" w:themeColor="text1"/>
+                <w:lang w:val="uk-UA"/>
+              </w:rPr>
+              <w:t>Башта</w:t>
+            </w:r>
+            <w:r>
+              <w:rPr>
+                <w:color w:val="000000" w:themeColor="text1"/>
+                <w:lang w:val="uk-UA"/>
+              </w:rPr>
+              <w:t>. Мікрооб'єкти:</w:t>
+            </w:r>
+            <w:r>
+              <w:rPr>
+                <w:color w:val="000000" w:themeColor="text1"/>
+                <w:lang w:val="uk-UA"/>
+              </w:rPr>
+              <w:t xml:space="preserve"> </w:t>
+            </w:r>
+            <w:r>
+              <w:rPr>
+                <w:color w:val="000000" w:themeColor="text1"/>
+                <w:lang w:val="uk-UA"/>
+              </w:rPr>
+              <w:t>Воїн</w:t>
+            </w:r>
+            <w:r>
+              <w:rPr>
+                <w:color w:val="000000" w:themeColor="text1"/>
+                <w:lang w:val="uk-UA"/>
+              </w:rPr>
+              <w:t xml:space="preserve">, </w:t>
+            </w:r>
+            <w:r>
+              <w:rPr>
+                <w:color w:val="000000" w:themeColor="text1"/>
+                <w:lang w:val="uk-UA"/>
+              </w:rPr>
+              <w:t>Центуріон</w:t>
+            </w:r>
+            <w:r>
+              <w:rPr>
+                <w:color w:val="000000" w:themeColor="text1"/>
+                <w:lang w:val="uk-UA"/>
+              </w:rPr>
+              <w:t xml:space="preserve">, </w:t>
+            </w:r>
+            <w:r>
+              <w:rPr>
+                <w:color w:val="000000" w:themeColor="text1"/>
+                <w:lang w:val="uk-UA"/>
+              </w:rPr>
+              <w:t>Преторіанець</w:t>
             </w:r>
             <w:r>
               <w:rPr>
@@ -9231,7 +9301,7 @@
         </w:rPr>
         <w:lastRenderedPageBreak/>
         <w:drawing>
-          <wp:inline distT="0" distB="0" distL="0" distR="0" wp14:anchorId="37245F30" wp14:editId="68DD3BE0">
+          <wp:inline distT="0" distB="0" distL="0" distR="0" wp14:anchorId="37245F30" wp14:editId="4BCAFD5A">
             <wp:extent cx="6232550" cy="3139205"/>
             <wp:effectExtent l="0" t="0" r="0" b="4445"/>
             <wp:docPr id="2131238197" name="Рисунок 6"/>
@@ -9341,7 +9411,7 @@
           <w:noProof/>
         </w:rPr>
         <w:drawing>
-          <wp:inline distT="0" distB="0" distL="0" distR="0" wp14:anchorId="37693D6B" wp14:editId="071FC535">
+          <wp:inline distT="0" distB="0" distL="0" distR="0" wp14:anchorId="37693D6B" wp14:editId="50FE6DE6">
             <wp:extent cx="6299835" cy="3014345"/>
             <wp:effectExtent l="0" t="0" r="5715" b="0"/>
             <wp:docPr id="1906467938" name="Рисунок 7"/>
@@ -11791,75 +11861,82 @@
         <w:jc w:val="both"/>
       </w:pPr>
       <w:r>
-        <w:t xml:space="preserve">Агрегація відображає співвідношення між контейнером і елементом, який в ньому може міститись, може вилучатись і додаватись. Зазвичай між контейнером і </w:t>
-      </w:r>
-      <w:proofErr w:type="spellStart"/>
-      <w:r>
-        <w:t>елеметами</w:t>
-      </w:r>
-      <w:proofErr w:type="spellEnd"/>
-      <w:r>
-        <w:t xml:space="preserve"> </w:t>
-      </w:r>
-      <w:proofErr w:type="spellStart"/>
-      <w:r>
-        <w:t>співвідношенн</w:t>
-      </w:r>
-      <w:proofErr w:type="spellEnd"/>
-      <w:r>
-        <w:t xml:space="preserve"> 1:N. Під час агрегації об’єкт може містити в собі посилання на інший об’єкт, але в цілому, обидва можуть існувати окремо, незалежно один від одного.</w:t>
-      </w:r>
-      <w:r>
-        <w:t xml:space="preserve"> В даній програмі прикладом агрегації є зв’язок</w:t>
-      </w:r>
-      <w:r>
-        <w:rPr>
-          <w:lang w:val="en-US"/>
-        </w:rPr>
-        <w:t xml:space="preserve"> Base – Unit, Tower – Unit, Source -Unit </w:t>
-      </w:r>
-      <w:r>
-        <w:t xml:space="preserve">та </w:t>
-      </w:r>
-      <w:r>
-        <w:rPr>
-          <w:lang w:val="en-US"/>
-        </w:rPr>
-        <w:t xml:space="preserve">Unit </w:t>
-      </w:r>
-      <w:r>
-        <w:rPr>
-          <w:lang w:val="en-US"/>
-        </w:rPr>
-        <w:t>–</w:t>
-      </w:r>
-      <w:r>
-        <w:rPr>
-          <w:lang w:val="en-US"/>
-        </w:rPr>
-        <w:t xml:space="preserve"> inventor</w:t>
-      </w:r>
-      <w:r>
-        <w:t xml:space="preserve"> </w:t>
-      </w:r>
-      <w:r>
-        <w:t>(рисунок 3.2)</w:t>
-      </w:r>
-      <w:r>
-        <w:rPr>
-          <w:lang w:val="en-US"/>
-        </w:rPr>
-        <w:t xml:space="preserve">. </w:t>
-      </w:r>
-      <w:r>
-        <w:t xml:space="preserve">Кожен з перелічених є контейнером для іншого, що може містити елементи одного </w:t>
-      </w:r>
-      <w:r>
-        <w:t xml:space="preserve">класу або компонента в собі. В програмі співвідношення між класом мікрооб’єкта та макрооб’єктів є </w:t>
-      </w:r>
-      <w:r>
-        <w:lastRenderedPageBreak/>
-        <w:t>динамічними, мікрооб’єкти не можуть належати декільком мікрооб’єктам одночасно.</w:t>
+        <w:t xml:space="preserve">Відношення агрегації описує зв'язок між об'єктом-контейнером та його елементами, які можна </w:t>
+      </w:r>
+      <w:proofErr w:type="spellStart"/>
+      <w:r>
+        <w:t>динамічно</w:t>
+      </w:r>
+      <w:proofErr w:type="spellEnd"/>
+      <w:r>
+        <w:t xml:space="preserve"> додавати або вилучати. Як правило, таке співвідношення має формат 1:N. Суть агрегації полягає в тому, що один об'єкт зберігає посилання на інший, проте їхні життєві цикли не пов'язані — обидва можуть існувати як самостійні сутності незалежно один від одного. У даній програмі прикладами агрегації слугують зв'язки </w:t>
+      </w:r>
+      <w:proofErr w:type="spellStart"/>
+      <w:r>
+        <w:t>Base</w:t>
+      </w:r>
+      <w:proofErr w:type="spellEnd"/>
+      <w:r>
+        <w:t xml:space="preserve"> – </w:t>
+      </w:r>
+      <w:proofErr w:type="spellStart"/>
+      <w:r>
+        <w:t>Unit</w:t>
+      </w:r>
+      <w:proofErr w:type="spellEnd"/>
+      <w:r>
+        <w:t xml:space="preserve">, </w:t>
+      </w:r>
+      <w:proofErr w:type="spellStart"/>
+      <w:r>
+        <w:t>Tower</w:t>
+      </w:r>
+      <w:proofErr w:type="spellEnd"/>
+      <w:r>
+        <w:t xml:space="preserve"> – </w:t>
+      </w:r>
+      <w:proofErr w:type="spellStart"/>
+      <w:r>
+        <w:t>Unit</w:t>
+      </w:r>
+      <w:proofErr w:type="spellEnd"/>
+      <w:r>
+        <w:t xml:space="preserve">, </w:t>
+      </w:r>
+      <w:proofErr w:type="spellStart"/>
+      <w:r>
+        <w:t>Source</w:t>
+      </w:r>
+      <w:proofErr w:type="spellEnd"/>
+      <w:r>
+        <w:t xml:space="preserve"> – </w:t>
+      </w:r>
+      <w:proofErr w:type="spellStart"/>
+      <w:r>
+        <w:t>Unit</w:t>
+      </w:r>
+      <w:proofErr w:type="spellEnd"/>
+      <w:r>
+        <w:t xml:space="preserve"> та </w:t>
+      </w:r>
+      <w:proofErr w:type="spellStart"/>
+      <w:r>
+        <w:t>Unit</w:t>
+      </w:r>
+      <w:proofErr w:type="spellEnd"/>
+      <w:r>
+        <w:t xml:space="preserve"> – </w:t>
+      </w:r>
+      <w:proofErr w:type="spellStart"/>
+      <w:r>
+        <w:t>inventor</w:t>
+      </w:r>
+      <w:proofErr w:type="spellEnd"/>
+      <w:r>
+        <w:t xml:space="preserve"> (рисунок 3.2). Кожна із зазначених сутностей виступає контейнером для іншої, вміщуючи в собі елементи певного класу чи компонента.</w:t>
+      </w:r>
+      <w:r>
+        <w:t xml:space="preserve"> </w:t>
       </w:r>
     </w:p>
     <w:p>
@@ -11888,10 +11965,11 @@
         <w:rPr>
           <w:noProof/>
         </w:rPr>
+        <w:lastRenderedPageBreak/>
         <w:drawing>
-          <wp:inline distT="0" distB="0" distL="0" distR="0" wp14:anchorId="44052230" wp14:editId="05952DE8">
-            <wp:extent cx="5268595" cy="7877175"/>
-            <wp:effectExtent l="0" t="0" r="8255" b="0"/>
+          <wp:inline distT="0" distB="0" distL="0" distR="0" wp14:anchorId="44052230" wp14:editId="74383382">
+            <wp:extent cx="5892927" cy="8810625"/>
+            <wp:effectExtent l="0" t="0" r="0" b="0"/>
             <wp:docPr id="1771362430" name="Рисунок 1"/>
             <wp:cNvGraphicFramePr>
               <a:graphicFrameLocks xmlns:a="http://schemas.openxmlformats.org/drawingml/2006/main" noChangeAspect="1"/>
@@ -11921,7 +11999,7 @@
                   <pic:spPr bwMode="auto">
                     <a:xfrm>
                       <a:off x="0" y="0"/>
-                      <a:ext cx="5268693" cy="7877321"/>
+                      <a:ext cx="5901852" cy="8823969"/>
                     </a:xfrm>
                     <a:prstGeom prst="rect">
                       <a:avLst/>
@@ -12030,177 +12108,395 @@
     </w:p>
     <w:p>
       <w:pPr>
-        <w:pStyle w:val="2"/>
-        <w:spacing w:line="360" w:lineRule="auto"/>
-        <w:ind w:left="709"/>
-        <w:rPr>
-          <w:b w:val="0"/>
-          <w:bCs w:val="0"/>
-        </w:rPr>
-      </w:pPr>
-      <w:r>
-        <w:rPr>
-          <w:b w:val="0"/>
-          <w:bCs w:val="0"/>
-        </w:rPr>
-        <w:lastRenderedPageBreak/>
-        <w:t>3</w:t>
-      </w:r>
-      <w:r>
-        <w:rPr>
-          <w:b w:val="0"/>
-          <w:bCs w:val="0"/>
-        </w:rPr>
-        <w:t>.</w:t>
-      </w:r>
-      <w:r>
-        <w:rPr>
-          <w:b w:val="0"/>
-          <w:bCs w:val="0"/>
-        </w:rPr>
-        <w:t>3</w:t>
-      </w:r>
-      <w:r>
-        <w:rPr>
-          <w:b w:val="0"/>
-          <w:bCs w:val="0"/>
-        </w:rPr>
-        <w:t xml:space="preserve"> </w:t>
-      </w:r>
-      <w:r>
-        <w:rPr>
-          <w:b w:val="0"/>
-          <w:bCs w:val="0"/>
-        </w:rPr>
-        <w:t xml:space="preserve">Діаграма </w:t>
-      </w:r>
-      <w:r>
-        <w:rPr>
-          <w:b w:val="0"/>
-          <w:bCs w:val="0"/>
-        </w:rPr>
-        <w:t>композиції</w:t>
-      </w:r>
-    </w:p>
-    <w:p>
-      <w:pPr>
-        <w:spacing w:line="360" w:lineRule="auto"/>
-        <w:ind w:firstLine="709"/>
-        <w:jc w:val="both"/>
-      </w:pPr>
-    </w:p>
-    <w:p>
-      <w:pPr>
-        <w:spacing w:line="360" w:lineRule="auto"/>
-        <w:ind w:firstLine="709"/>
-        <w:jc w:val="both"/>
-      </w:pPr>
-      <w:r>
-        <w:t xml:space="preserve">Суть композиції абсолютно протилежна суті агрегації. Вона полягає у тому, що певний об’єкт є невід’ємною частиною іншого, який в свою чергу, не може існувати без попереднього. У програмі композиція реалізована у зв’язку </w:t>
-      </w:r>
-      <w:r>
-        <w:t>мікрооб’єкт</w:t>
-      </w:r>
-      <w:r>
-        <w:t xml:space="preserve"> та його</w:t>
-      </w:r>
-      <w:r>
-        <w:t xml:space="preserve"> інвентар</w:t>
-      </w:r>
-      <w:r>
-        <w:t xml:space="preserve">; </w:t>
-      </w:r>
-      <w:r>
-        <w:t>мікрооб’єкт</w:t>
-      </w:r>
-      <w:r>
-        <w:t xml:space="preserve"> та його</w:t>
-      </w:r>
-      <w:r>
-        <w:rPr>
-          <w:lang w:val="en-US"/>
-        </w:rPr>
-        <w:t xml:space="preserve"> </w:t>
-      </w:r>
-      <w:proofErr w:type="spellStart"/>
-      <w:r>
-        <w:rPr>
-          <w:lang w:val="en-US"/>
-        </w:rPr>
-        <w:t>labelName</w:t>
-      </w:r>
-      <w:proofErr w:type="spellEnd"/>
-      <w:r>
-        <w:t xml:space="preserve">; </w:t>
-      </w:r>
-      <w:r>
-        <w:t>мікрооб’єкт</w:t>
-      </w:r>
-      <w:r>
-        <w:t xml:space="preserve"> та його</w:t>
-      </w:r>
-      <w:r>
-        <w:rPr>
-          <w:lang w:val="en-US"/>
-        </w:rPr>
-        <w:t xml:space="preserve"> </w:t>
-      </w:r>
-      <w:r>
-        <w:t>показник здоров’я</w:t>
-      </w:r>
-      <w:r>
-        <w:rPr>
-          <w:lang w:val="en-US"/>
-        </w:rPr>
-        <w:t xml:space="preserve">; </w:t>
-      </w:r>
-      <w:r>
-        <w:t xml:space="preserve">мікрооб’єкт та його </w:t>
-      </w:r>
-      <w:r>
-        <w:rPr>
-          <w:lang w:val="en-US"/>
-        </w:rPr>
-        <w:t xml:space="preserve">image; </w:t>
-      </w:r>
-      <w:r>
-        <w:t xml:space="preserve">мікрооб’єкт та його </w:t>
-      </w:r>
-      <w:proofErr w:type="spellStart"/>
-      <w:r>
-        <w:rPr>
-          <w:lang w:val="en-US"/>
-        </w:rPr>
-        <w:t>rectActive</w:t>
-      </w:r>
-      <w:proofErr w:type="spellEnd"/>
-      <w:r>
-        <w:rPr>
-          <w:lang w:val="en-US"/>
-        </w:rPr>
-        <w:t xml:space="preserve"> (Rectangle) </w:t>
-      </w:r>
-      <w:r>
-        <w:t xml:space="preserve">(рисунок 3.3). </w:t>
-      </w:r>
-      <w:r>
-        <w:t>Неможливо створити мікрооб’єкт без перелічених параметрів.</w:t>
-      </w:r>
-    </w:p>
-    <w:p>
-      <w:pPr>
-        <w:spacing w:line="360" w:lineRule="auto"/>
-        <w:ind w:firstLine="709"/>
-        <w:jc w:val="both"/>
-      </w:pPr>
-    </w:p>
-    <w:p>
-      <w:pPr>
         <w:tabs>
           <w:tab w:val="left" w:pos="0"/>
         </w:tabs>
         <w:spacing w:line="360" w:lineRule="auto"/>
         <w:ind w:firstLine="720"/>
+        <w:jc w:val="both"/>
+      </w:pPr>
+      <w:r>
+        <w:lastRenderedPageBreak/>
+        <w:t>В програмі співвідношення між класом мікрооб’єкта та макрооб’єктів є динамічними, мікрооб’єкти не можуть належати декільком мікрооб’єктам одночасно.</w:t>
+      </w:r>
+    </w:p>
+    <w:p>
+      <w:pPr>
+        <w:pStyle w:val="2"/>
+        <w:spacing w:line="360" w:lineRule="auto"/>
+        <w:ind w:left="709"/>
+        <w:rPr>
+          <w:b w:val="0"/>
+          <w:bCs w:val="0"/>
+        </w:rPr>
+      </w:pPr>
+    </w:p>
+    <w:p>
+      <w:pPr>
+        <w:pStyle w:val="2"/>
+        <w:spacing w:line="360" w:lineRule="auto"/>
+        <w:ind w:left="709"/>
+        <w:rPr>
+          <w:b w:val="0"/>
+          <w:bCs w:val="0"/>
+        </w:rPr>
+      </w:pPr>
+      <w:r>
+        <w:rPr>
+          <w:b w:val="0"/>
+          <w:bCs w:val="0"/>
+        </w:rPr>
+        <w:t>3</w:t>
+      </w:r>
+      <w:r>
+        <w:rPr>
+          <w:b w:val="0"/>
+          <w:bCs w:val="0"/>
+        </w:rPr>
+        <w:t>.</w:t>
+      </w:r>
+      <w:r>
+        <w:rPr>
+          <w:b w:val="0"/>
+          <w:bCs w:val="0"/>
+        </w:rPr>
+        <w:t>3</w:t>
+      </w:r>
+      <w:r>
+        <w:rPr>
+          <w:b w:val="0"/>
+          <w:bCs w:val="0"/>
+        </w:rPr>
+        <w:t xml:space="preserve"> </w:t>
+      </w:r>
+      <w:r>
+        <w:rPr>
+          <w:b w:val="0"/>
+          <w:bCs w:val="0"/>
+        </w:rPr>
+        <w:t xml:space="preserve">Діаграма </w:t>
+      </w:r>
+      <w:r>
+        <w:rPr>
+          <w:b w:val="0"/>
+          <w:bCs w:val="0"/>
+        </w:rPr>
+        <w:t>композиції</w:t>
+      </w:r>
+    </w:p>
+    <w:p>
+      <w:pPr>
+        <w:spacing w:line="360" w:lineRule="auto"/>
+        <w:ind w:firstLine="709"/>
+        <w:jc w:val="both"/>
+      </w:pPr>
+    </w:p>
+    <w:p>
+      <w:pPr>
+        <w:spacing w:line="360" w:lineRule="auto"/>
+        <w:ind w:firstLine="709"/>
+        <w:jc w:val="both"/>
+      </w:pPr>
+      <w:r>
+        <w:t xml:space="preserve">Суть композиції абсолютно протилежна суті агрегації. Вона полягає у тому, що певний об’єкт є невід’ємною частиною іншого, який в свою чергу, не може існувати без попереднього. У програмі композиція реалізована у зв’язку </w:t>
+      </w:r>
+      <w:r>
+        <w:t>мікрооб’єкт</w:t>
+      </w:r>
+      <w:r>
+        <w:t xml:space="preserve"> та його</w:t>
+      </w:r>
+      <w:r>
+        <w:t xml:space="preserve"> інвентар</w:t>
+      </w:r>
+      <w:r>
+        <w:t xml:space="preserve">; </w:t>
+      </w:r>
+      <w:r>
+        <w:t>мікрооб’єкт</w:t>
+      </w:r>
+      <w:r>
+        <w:t xml:space="preserve"> та його</w:t>
+      </w:r>
+      <w:r>
+        <w:rPr>
+          <w:lang w:val="en-US"/>
+        </w:rPr>
+        <w:t xml:space="preserve"> </w:t>
+      </w:r>
+      <w:proofErr w:type="spellStart"/>
+      <w:r>
+        <w:rPr>
+          <w:lang w:val="en-US"/>
+        </w:rPr>
+        <w:t>labelName</w:t>
+      </w:r>
+      <w:proofErr w:type="spellEnd"/>
+      <w:r>
+        <w:t xml:space="preserve">; </w:t>
+      </w:r>
+      <w:r>
+        <w:t>мікрооб’єкт</w:t>
+      </w:r>
+      <w:r>
+        <w:t xml:space="preserve"> та його</w:t>
+      </w:r>
+      <w:r>
+        <w:rPr>
+          <w:lang w:val="en-US"/>
+        </w:rPr>
+        <w:t xml:space="preserve"> </w:t>
+      </w:r>
+      <w:r>
+        <w:t>показник здоров’я</w:t>
+      </w:r>
+      <w:r>
+        <w:rPr>
+          <w:lang w:val="en-US"/>
+        </w:rPr>
+        <w:t xml:space="preserve">; </w:t>
+      </w:r>
+      <w:r>
+        <w:t xml:space="preserve">мікрооб’єкт та його </w:t>
+      </w:r>
+      <w:r>
+        <w:rPr>
+          <w:lang w:val="en-US"/>
+        </w:rPr>
+        <w:t xml:space="preserve">image; </w:t>
+      </w:r>
+      <w:r>
+        <w:t xml:space="preserve">мікрооб’єкт та його </w:t>
+      </w:r>
+      <w:proofErr w:type="spellStart"/>
+      <w:r>
+        <w:rPr>
+          <w:lang w:val="en-US"/>
+        </w:rPr>
+        <w:t>rectActive</w:t>
+      </w:r>
+      <w:proofErr w:type="spellEnd"/>
+      <w:r>
+        <w:rPr>
+          <w:lang w:val="en-US"/>
+        </w:rPr>
+        <w:t xml:space="preserve"> (Rectangle) </w:t>
+      </w:r>
+      <w:r>
+        <w:t xml:space="preserve">(рисунок 3.3). </w:t>
+      </w:r>
+      <w:r>
+        <w:t>Неможливо створити мікрооб’єкт без перелічених параметрів.</w:t>
+      </w:r>
+    </w:p>
+    <w:p>
+      <w:pPr>
+        <w:spacing w:line="360" w:lineRule="auto"/>
+        <w:ind w:firstLine="709"/>
+        <w:jc w:val="both"/>
+      </w:pPr>
+    </w:p>
+    <w:p>
+      <w:pPr>
+        <w:pStyle w:val="2"/>
+        <w:spacing w:line="360" w:lineRule="auto"/>
+        <w:ind w:left="709"/>
+        <w:rPr>
+          <w:b w:val="0"/>
+          <w:bCs w:val="0"/>
+        </w:rPr>
+      </w:pPr>
+      <w:r>
+        <w:rPr>
+          <w:b w:val="0"/>
+          <w:bCs w:val="0"/>
+        </w:rPr>
+        <w:t>3</w:t>
+      </w:r>
+      <w:r>
+        <w:rPr>
+          <w:b w:val="0"/>
+          <w:bCs w:val="0"/>
+        </w:rPr>
+        <w:t>.</w:t>
+      </w:r>
+      <w:r>
+        <w:rPr>
+          <w:b w:val="0"/>
+          <w:bCs w:val="0"/>
+        </w:rPr>
+        <w:t>4</w:t>
+      </w:r>
+      <w:r>
+        <w:rPr>
+          <w:b w:val="0"/>
+          <w:bCs w:val="0"/>
+        </w:rPr>
+        <w:t xml:space="preserve"> </w:t>
+      </w:r>
+      <w:r>
+        <w:rPr>
+          <w:b w:val="0"/>
+          <w:bCs w:val="0"/>
+        </w:rPr>
+        <w:t>Діаграма асоціації</w:t>
+      </w:r>
+    </w:p>
+    <w:p>
+      <w:pPr>
+        <w:spacing w:line="360" w:lineRule="auto"/>
+        <w:ind w:firstLine="709"/>
+        <w:jc w:val="both"/>
+      </w:pPr>
+    </w:p>
+    <w:p>
+      <w:pPr>
+        <w:spacing w:line="360" w:lineRule="auto"/>
+        <w:ind w:firstLine="709"/>
+        <w:jc w:val="both"/>
+      </w:pPr>
+      <w:r>
+        <w:t>Асоціація являє собою вид взаємозв'язку, при якому об'єкт містить у собі посилання на менший, службовий об'єкт. Це дозволяє одному об'єкту звертатися до іншого та використовувати його для досягнення визначених цілей.</w:t>
+      </w:r>
+    </w:p>
+    <w:p>
+      <w:pPr>
+        <w:spacing w:line="360" w:lineRule="auto"/>
+        <w:ind w:firstLine="709"/>
+        <w:jc w:val="both"/>
+      </w:pPr>
+      <w:r>
+        <w:t>В даній програмі прикладом асоціації є взаємодія між класом башти (</w:t>
+      </w:r>
+      <w:r>
+        <w:rPr>
+          <w:lang w:val="en-US"/>
+        </w:rPr>
+        <w:t>Tower)</w:t>
+      </w:r>
+      <w:r>
+        <w:t xml:space="preserve"> та мікрооб’єкта</w:t>
+      </w:r>
+      <w:r>
+        <w:rPr>
+          <w:lang w:val="en-US"/>
+        </w:rPr>
+        <w:t xml:space="preserve"> (Unit) (</w:t>
+      </w:r>
+      <w:r>
+        <w:t xml:space="preserve">див. рисунок 3.4). Клас макрооб’єкта </w:t>
+      </w:r>
+      <w:r>
+        <w:rPr>
+          <w:lang w:val="en-US"/>
+        </w:rPr>
+        <w:t xml:space="preserve">Tower </w:t>
+      </w:r>
+      <w:r>
+        <w:t>взаємодіє з кожним мікрооб’єктом, що належить до макрооб’єкта, шляхом зміни здоров’я в залежності від команди макрооб’єкта.</w:t>
+      </w:r>
+      <w:r>
+        <w:t xml:space="preserve"> </w:t>
+      </w:r>
+      <w:r>
+        <w:t xml:space="preserve">При належності мікрооб’єкта до протилежної команди, здоров’я мікрооб’єкта буде зменшуватися протягом часу перебування в макрооб’єкті. </w:t>
+      </w:r>
+    </w:p>
+    <w:p>
+      <w:pPr>
+        <w:spacing w:line="360" w:lineRule="auto"/>
+        <w:ind w:firstLine="709"/>
+        <w:jc w:val="both"/>
+      </w:pPr>
+    </w:p>
+    <w:p>
+      <w:pPr>
+        <w:pStyle w:val="2"/>
+        <w:spacing w:line="360" w:lineRule="auto"/>
+        <w:ind w:left="709"/>
+        <w:rPr>
+          <w:b w:val="0"/>
+          <w:bCs w:val="0"/>
+        </w:rPr>
+      </w:pPr>
+      <w:r>
+        <w:rPr>
+          <w:b w:val="0"/>
+          <w:bCs w:val="0"/>
+        </w:rPr>
+        <w:t>3</w:t>
+      </w:r>
+      <w:r>
+        <w:rPr>
+          <w:b w:val="0"/>
+          <w:bCs w:val="0"/>
+        </w:rPr>
+        <w:t>.</w:t>
+      </w:r>
+      <w:r>
+        <w:rPr>
+          <w:b w:val="0"/>
+          <w:bCs w:val="0"/>
+        </w:rPr>
+        <w:t>5</w:t>
+      </w:r>
+      <w:r>
+        <w:rPr>
+          <w:b w:val="0"/>
+          <w:bCs w:val="0"/>
+        </w:rPr>
+        <w:t xml:space="preserve"> </w:t>
+      </w:r>
+      <w:r>
+        <w:rPr>
+          <w:b w:val="0"/>
+          <w:bCs w:val="0"/>
+        </w:rPr>
+        <w:t>Діаграма кооперації</w:t>
+      </w:r>
+    </w:p>
+    <w:p>
+      <w:pPr>
+        <w:spacing w:line="360" w:lineRule="auto"/>
+        <w:ind w:firstLine="709"/>
+      </w:pPr>
+    </w:p>
+    <w:p>
+      <w:pPr>
+        <w:spacing w:line="360" w:lineRule="auto"/>
+        <w:ind w:firstLine="709"/>
+        <w:jc w:val="both"/>
+      </w:pPr>
+      <w:r>
+        <w:t>Кооперація (</w:t>
+      </w:r>
+      <w:proofErr w:type="spellStart"/>
+      <w:r>
+        <w:t>collaboration</w:t>
+      </w:r>
+      <w:proofErr w:type="spellEnd"/>
+      <w:r>
+        <w:t xml:space="preserve">) — це специфікація групи об'єктів, які спільно взаємодіють для реалізації певних варіантів використання в загальному контексті </w:t>
+      </w:r>
+      <w:r>
+        <w:lastRenderedPageBreak/>
+        <w:t>системи, що моделюється. Її головна мета полягає у деталізації особливостей реалізації цих варіантів використання або найбільш значущих системних операцій. Структура поведінки, застосована в розробленій програмі, визначає процес обробки повідомлень під час її виконання (рисунок 3.5).</w:t>
+      </w:r>
+    </w:p>
+    <w:p>
+      <w:pPr>
+        <w:spacing w:line="360" w:lineRule="auto"/>
+        <w:ind w:firstLine="709"/>
+        <w:jc w:val="both"/>
+      </w:pPr>
+    </w:p>
+    <w:p>
+      <w:pPr>
+        <w:tabs>
+          <w:tab w:val="left" w:pos="0"/>
+        </w:tabs>
+        <w:spacing w:line="360" w:lineRule="auto"/>
+        <w:ind w:firstLine="720"/>
         <w:jc w:val="center"/>
       </w:pPr>
       <w:r>
@@ -12208,9 +12504,9 @@
           <w:noProof/>
         </w:rPr>
         <w:drawing>
-          <wp:inline distT="0" distB="0" distL="0" distR="0" wp14:anchorId="23D17930" wp14:editId="11786A51">
-            <wp:extent cx="5231432" cy="5724525"/>
-            <wp:effectExtent l="0" t="0" r="7620" b="0"/>
+          <wp:inline distT="0" distB="0" distL="0" distR="0" wp14:anchorId="23D17930" wp14:editId="09347004">
+            <wp:extent cx="5466693" cy="7267575"/>
+            <wp:effectExtent l="0" t="0" r="1270" b="0"/>
             <wp:docPr id="1125453138" name="Рисунок 10"/>
             <wp:cNvGraphicFramePr>
               <a:graphicFrameLocks xmlns:a="http://schemas.openxmlformats.org/drawingml/2006/main" noChangeAspect="1"/>
@@ -12240,7 +12536,7 @@
                   <pic:spPr bwMode="auto">
                     <a:xfrm>
                       <a:off x="0" y="0"/>
-                      <a:ext cx="5261333" cy="5757244"/>
+                      <a:ext cx="5499427" cy="7311092"/>
                     </a:xfrm>
                     <a:prstGeom prst="rect">
                       <a:avLst/>
@@ -12272,53 +12568,6 @@
     </w:p>
     <w:p>
       <w:pPr>
-        <w:pStyle w:val="2"/>
-        <w:spacing w:line="360" w:lineRule="auto"/>
-        <w:ind w:left="709"/>
-        <w:rPr>
-          <w:b w:val="0"/>
-          <w:bCs w:val="0"/>
-        </w:rPr>
-      </w:pPr>
-      <w:r>
-        <w:rPr>
-          <w:b w:val="0"/>
-          <w:bCs w:val="0"/>
-        </w:rPr>
-        <w:lastRenderedPageBreak/>
-        <w:t>3</w:t>
-      </w:r>
-      <w:r>
-        <w:rPr>
-          <w:b w:val="0"/>
-          <w:bCs w:val="0"/>
-        </w:rPr>
-        <w:t>.</w:t>
-      </w:r>
-      <w:r>
-        <w:rPr>
-          <w:b w:val="0"/>
-          <w:bCs w:val="0"/>
-        </w:rPr>
-        <w:t>4</w:t>
-      </w:r>
-      <w:r>
-        <w:rPr>
-          <w:b w:val="0"/>
-          <w:bCs w:val="0"/>
-        </w:rPr>
-        <w:t xml:space="preserve"> </w:t>
-      </w:r>
-      <w:r>
-        <w:rPr>
-          <w:b w:val="0"/>
-          <w:bCs w:val="0"/>
-        </w:rPr>
-        <w:t>Діаграма асоціації</w:t>
-      </w:r>
-    </w:p>
-    <w:p>
-      <w:pPr>
         <w:spacing w:line="360" w:lineRule="auto"/>
         <w:ind w:firstLine="709"/>
         <w:jc w:val="both"/>
@@ -12328,60 +12577,6 @@
       <w:pPr>
         <w:spacing w:line="360" w:lineRule="auto"/>
         <w:ind w:firstLine="709"/>
-        <w:jc w:val="both"/>
-      </w:pPr>
-      <w:r>
-        <w:t>Асоціація – це вид зв’язку, при якому об’єкт містить у собі посилання на менший службовий об’єкт. Асоціація дозволяє одному об’єкту визивати та використовувати інший об’єкт для певних цілей.</w:t>
-      </w:r>
-    </w:p>
-    <w:p>
-      <w:pPr>
-        <w:spacing w:line="360" w:lineRule="auto"/>
-        <w:ind w:firstLine="709"/>
-        <w:jc w:val="both"/>
-      </w:pPr>
-      <w:r>
-        <w:t>В даній програмі прикладом асоціації є взаємодія між класом башти (</w:t>
-      </w:r>
-      <w:r>
-        <w:rPr>
-          <w:lang w:val="en-US"/>
-        </w:rPr>
-        <w:t>Tower)</w:t>
-      </w:r>
-      <w:r>
-        <w:t xml:space="preserve"> та мікрооб’єкта</w:t>
-      </w:r>
-      <w:r>
-        <w:rPr>
-          <w:lang w:val="en-US"/>
-        </w:rPr>
-        <w:t xml:space="preserve"> (Unit) (</w:t>
-      </w:r>
-      <w:r>
-        <w:t xml:space="preserve">див. рисунок 3.4). Клас макрооб’єкта </w:t>
-      </w:r>
-      <w:r>
-        <w:rPr>
-          <w:lang w:val="en-US"/>
-        </w:rPr>
-        <w:t xml:space="preserve">Tower </w:t>
-      </w:r>
-      <w:r>
-        <w:t>взаємодіє з кожним мікрооб’єктом, що належить до макрооб’єкта, шляхом зміни здоров’я в залежності від команди макрооб’єкта.</w:t>
-      </w:r>
-    </w:p>
-    <w:p>
-      <w:pPr>
-        <w:spacing w:line="360" w:lineRule="auto"/>
-        <w:ind w:firstLine="709"/>
-        <w:jc w:val="both"/>
-      </w:pPr>
-    </w:p>
-    <w:p>
-      <w:pPr>
-        <w:spacing w:line="360" w:lineRule="auto"/>
-        <w:ind w:firstLine="709"/>
         <w:jc w:val="center"/>
       </w:pPr>
       <w:r>
@@ -12389,9 +12584,9 @@
           <w:noProof/>
         </w:rPr>
         <w:drawing>
-          <wp:inline distT="0" distB="0" distL="0" distR="0" wp14:anchorId="6A8D1A40" wp14:editId="08EC1D00">
-            <wp:extent cx="5772785" cy="5705475"/>
-            <wp:effectExtent l="0" t="0" r="0" b="9525"/>
+          <wp:inline distT="0" distB="0" distL="0" distR="0" wp14:anchorId="6A8D1A40" wp14:editId="52F3D8E8">
+            <wp:extent cx="6042025" cy="7734300"/>
+            <wp:effectExtent l="0" t="0" r="0" b="0"/>
             <wp:docPr id="1867845084" name="Рисунок 11"/>
             <wp:cNvGraphicFramePr>
               <a:graphicFrameLocks xmlns:a="http://schemas.openxmlformats.org/drawingml/2006/main" noChangeAspect="1"/>
@@ -12421,7 +12616,7 @@
                   <pic:spPr bwMode="auto">
                     <a:xfrm>
                       <a:off x="0" y="0"/>
-                      <a:ext cx="5778621" cy="5711243"/>
+                      <a:ext cx="6061869" cy="7759702"/>
                     </a:xfrm>
                     <a:prstGeom prst="rect">
                       <a:avLst/>
@@ -12459,111 +12654,6 @@
         <w:spacing w:line="360" w:lineRule="auto"/>
         <w:ind w:firstLine="709"/>
       </w:pPr>
-      <w:r>
-        <w:lastRenderedPageBreak/>
-        <w:t xml:space="preserve">При належності мікрооб’єкта до протилежної команди, здоров’я мікрооб’єкта буде зменшуватися протягом часу перебування в макрооб’єкті. </w:t>
-      </w:r>
-    </w:p>
-    <w:p>
-      <w:pPr>
-        <w:spacing w:line="360" w:lineRule="auto"/>
-        <w:ind w:firstLine="709"/>
-      </w:pPr>
-    </w:p>
-    <w:p>
-      <w:pPr>
-        <w:pStyle w:val="2"/>
-        <w:spacing w:line="360" w:lineRule="auto"/>
-        <w:ind w:left="709"/>
-        <w:rPr>
-          <w:b w:val="0"/>
-          <w:bCs w:val="0"/>
-        </w:rPr>
-      </w:pPr>
-      <w:r>
-        <w:rPr>
-          <w:b w:val="0"/>
-          <w:bCs w:val="0"/>
-        </w:rPr>
-        <w:t>3</w:t>
-      </w:r>
-      <w:r>
-        <w:rPr>
-          <w:b w:val="0"/>
-          <w:bCs w:val="0"/>
-        </w:rPr>
-        <w:t>.</w:t>
-      </w:r>
-      <w:r>
-        <w:rPr>
-          <w:b w:val="0"/>
-          <w:bCs w:val="0"/>
-        </w:rPr>
-        <w:t>5</w:t>
-      </w:r>
-      <w:r>
-        <w:rPr>
-          <w:b w:val="0"/>
-          <w:bCs w:val="0"/>
-        </w:rPr>
-        <w:t xml:space="preserve"> </w:t>
-      </w:r>
-      <w:r>
-        <w:rPr>
-          <w:b w:val="0"/>
-          <w:bCs w:val="0"/>
-        </w:rPr>
-        <w:t xml:space="preserve">Діаграма </w:t>
-      </w:r>
-      <w:r>
-        <w:rPr>
-          <w:b w:val="0"/>
-          <w:bCs w:val="0"/>
-        </w:rPr>
-        <w:t>кооперації</w:t>
-      </w:r>
-    </w:p>
-    <w:p>
-      <w:pPr>
-        <w:spacing w:line="360" w:lineRule="auto"/>
-        <w:ind w:firstLine="709"/>
-      </w:pPr>
-    </w:p>
-    <w:p>
-      <w:pPr>
-        <w:spacing w:line="360" w:lineRule="auto"/>
-        <w:ind w:firstLine="709"/>
-        <w:jc w:val="both"/>
-      </w:pPr>
-      <w:r>
-        <w:t>Кооперація (</w:t>
-      </w:r>
-      <w:proofErr w:type="spellStart"/>
-      <w:r>
-        <w:t>collaboration</w:t>
-      </w:r>
-      <w:proofErr w:type="spellEnd"/>
-      <w:r>
-        <w:t xml:space="preserve">) - специфікація </w:t>
-      </w:r>
-      <w:r>
-        <w:t>множини</w:t>
-      </w:r>
-      <w:r>
-        <w:t xml:space="preserve"> об'єктів, спільно взаємодіючих з метою реалізації окремих варіантів використання в загальному контексті модельованої системи. </w:t>
-      </w:r>
-      <w:r>
-        <w:t>Її мета полягає в тому, щоб специфікувати особливості реалізації окремих варіантів використання або найбільш значущих операцій в системі.</w:t>
-      </w:r>
-      <w:r>
-        <w:t xml:space="preserve"> Структура поведінки використана в програмі визначає обробку повідомлення протягом використання (рисунок 3.5).</w:t>
-      </w:r>
-    </w:p>
-    <w:p>
-      <w:pPr>
-        <w:spacing w:line="360" w:lineRule="auto"/>
-        <w:ind w:firstLine="709"/>
-      </w:pPr>
     </w:p>
     <w:p>
       <w:pPr>
@@ -12575,6 +12665,7 @@
         <w:rPr>
           <w:noProof/>
         </w:rPr>
+        <w:lastRenderedPageBreak/>
         <w:drawing>
           <wp:inline distT="0" distB="0" distL="0" distR="0" wp14:anchorId="1232B69D" wp14:editId="6E1A06C0">
             <wp:extent cx="6118873" cy="3800724"/>
@@ -12635,16 +12726,7 @@
         <w:jc w:val="center"/>
       </w:pPr>
       <w:r>
-        <w:t>Рисунок 3.</w:t>
-      </w:r>
-      <w:r>
-        <w:t>5</w:t>
-      </w:r>
-      <w:r>
-        <w:t xml:space="preserve"> – Діаграма </w:t>
-      </w:r>
-      <w:r>
-        <w:t>кооперації</w:t>
+        <w:t>Рисунок 3.5 – Діаграма кооперації</w:t>
       </w:r>
     </w:p>
     <w:p>
@@ -12687,7 +12769,6 @@
           <w:b w:val="0"/>
           <w:bCs w:val="0"/>
         </w:rPr>
-        <w:lastRenderedPageBreak/>
         <w:t>3</w:t>
       </w:r>
       <w:r>
@@ -12716,14 +12797,7 @@
           <w:b w:val="0"/>
           <w:bCs w:val="0"/>
         </w:rPr>
-        <w:t xml:space="preserve">Діаграма </w:t>
-      </w:r>
-      <w:r>
-        <w:rPr>
-          <w:b w:val="0"/>
-          <w:bCs w:val="0"/>
-        </w:rPr>
-        <w:t>послідовності</w:t>
+        <w:t>Діаграма послідовності</w:t>
       </w:r>
     </w:p>
     <w:p>
@@ -12743,34 +12817,36 @@
         <w:jc w:val="both"/>
       </w:pPr>
       <w:r>
-        <w:t xml:space="preserve">Діаграма послідовності - це тип діаграми </w:t>
-      </w:r>
-      <w:r>
-        <w:t>UML</w:t>
-      </w:r>
-      <w:r>
-        <w:t xml:space="preserve">, яка показує послідовність взаємодії об'єктів в системі в певному сценарії. </w:t>
-      </w:r>
-      <w:r>
-        <w:t>Вона показує об'єкти та їх взаємодію один з одним через повідомлення.</w:t>
-      </w:r>
-      <w:r>
-        <w:t xml:space="preserve"> </w:t>
-      </w:r>
-      <w:r>
-        <w:t>Діаграми послідовності використовуються для візуалізації складних процесів та взаємодії між об'єктами в системі.</w:t>
-      </w:r>
-      <w:r>
-        <w:rPr>
-          <w:lang w:val="en-US"/>
-        </w:rPr>
-        <w:t xml:space="preserve"> </w:t>
-      </w:r>
-      <w:r>
-        <w:t>Діаграма дозволяє розуміти як мікрооб’єкти та макрооб’єкти взаємодіють один з одним</w:t>
-      </w:r>
-      <w:r>
-        <w:t xml:space="preserve"> та що є наслідком їх взаємодії (рисунок 3.6).</w:t>
+        <w:t>Діаграма послідовності (</w:t>
+      </w:r>
+      <w:proofErr w:type="spellStart"/>
+      <w:r>
+        <w:t>Sequence</w:t>
+      </w:r>
+      <w:proofErr w:type="spellEnd"/>
+      <w:r>
+        <w:t xml:space="preserve"> </w:t>
+      </w:r>
+      <w:proofErr w:type="spellStart"/>
+      <w:r>
+        <w:t>Diagram</w:t>
+      </w:r>
+      <w:proofErr w:type="spellEnd"/>
+      <w:r>
+        <w:t>) — це різновид поведінкової діаграми UML, що відображає хронологічну послідовність взаємодії об'єктів системи в межах певного заданого сценарію. Вона наочно демонструє екземпляри об'єктів та процес їхньої комунікації один з одним через обмін повідомленнями в часі. Діаграми послідовності активно використовуються для візуалізації складної бізнес-логіки, життєвих циклів та механізмів обміну даними між компонентами.</w:t>
+      </w:r>
+    </w:p>
+    <w:p>
+      <w:pPr>
+        <w:spacing w:line="360" w:lineRule="auto"/>
+        <w:ind w:firstLine="709"/>
+        <w:jc w:val="both"/>
+      </w:pPr>
+      <w:r>
+        <w:t>Зокрема, розроблена діаграма дозволяє зрозуміти, як ігрові мікрооб’єкти взаємодіють один з одним та з ігровим середовищем, і що є безпосереднім наслідком їхньої взаємодії (рисунок 3.6). Вона ілюструє багатокроковий сценарій еволюції (покращення) бойових одиниць</w:t>
+      </w:r>
+      <w:r>
+        <w:t>.</w:t>
       </w:r>
     </w:p>
     <w:p>
@@ -12850,16 +12926,7 @@
         <w:jc w:val="center"/>
       </w:pPr>
       <w:r>
-        <w:t>Рисунок 3.</w:t>
-      </w:r>
-      <w:r>
-        <w:t>6</w:t>
-      </w:r>
-      <w:r>
-        <w:t xml:space="preserve"> – Діаграма </w:t>
-      </w:r>
-      <w:r>
-        <w:t>послідовності</w:t>
+        <w:t>Рисунок 3.6 – Діаграма послідовності</w:t>
       </w:r>
     </w:p>
     <w:p>
@@ -12873,6 +12940,7 @@
       <w:pPr>
         <w:spacing w:line="360" w:lineRule="auto"/>
         <w:ind w:firstLine="709"/>
+        <w:jc w:val="both"/>
       </w:pPr>
       <w:r>
         <w:t xml:space="preserve">Продемонстрована взаємодія мікрооб’єкта </w:t>
@@ -12884,11 +12952,7 @@
         <w:t>Warrior</w:t>
       </w:r>
       <w:r>
-        <w:t xml:space="preserve"> (див. рисунок 3.6), який протягом програми при певних умовах переходить до наступного в ієрархії класу </w:t>
-      </w:r>
-      <w:r>
-        <w:lastRenderedPageBreak/>
-        <w:t>мікрооб’єкта виконуючи певні дії, що дозволяють йому підвищити свою кваліфікацію.</w:t>
+        <w:t xml:space="preserve"> (див. рисунок 3.6), який протягом програми при певних умовах переходить до наступного в ієрархії класу мікрооб’єкта виконуючи певні дії, що дозволяють йому підвищити свою кваліфікацію.</w:t>
       </w:r>
     </w:p>
     <w:p>
@@ -12941,14 +13005,7 @@
           <w:b w:val="0"/>
           <w:bCs w:val="0"/>
         </w:rPr>
-        <w:t>Діаграма</w:t>
-      </w:r>
-      <w:r>
-        <w:rPr>
-          <w:b w:val="0"/>
-          <w:bCs w:val="0"/>
-        </w:rPr>
-        <w:t xml:space="preserve"> стану</w:t>
+        <w:t>Діаграма стану</w:t>
       </w:r>
     </w:p>
     <w:p>
@@ -12961,9 +13018,10 @@
       <w:pPr>
         <w:spacing w:line="360" w:lineRule="auto"/>
         <w:ind w:firstLine="709"/>
-      </w:pPr>
-      <w:r>
-        <w:t>Діаграма стану (</w:t>
+        <w:jc w:val="both"/>
+      </w:pPr>
+      <w:r>
+        <w:t>Діаграма станів (</w:t>
       </w:r>
       <w:proofErr w:type="spellStart"/>
       <w:r>
@@ -12975,76 +13033,208 @@
       </w:r>
       <w:proofErr w:type="spellStart"/>
       <w:r>
-        <w:t>diagram</w:t>
-      </w:r>
-      <w:proofErr w:type="spellEnd"/>
-      <w:r>
-        <w:t xml:space="preserve">) - це діаграма </w:t>
-      </w:r>
-      <w:r>
-        <w:t>UML</w:t>
-      </w:r>
-      <w:r>
-        <w:t xml:space="preserve">, що використовується для візуалізації поведінки об'єкта в різних станах, та для показу переходів між цими станами. </w:t>
-      </w:r>
-      <w:r>
-        <w:t>Діаграма стану складається зі станів, переходів між станами та подій, що спричиняють переходи між станами.</w:t>
+        <w:t>Diagram</w:t>
+      </w:r>
+      <w:proofErr w:type="spellEnd"/>
+      <w:r>
+        <w:t xml:space="preserve">) — це поведінкова діаграма UML, що візуалізує динамічну поведінку об'єкта, його можливі стани та переходи між ними </w:t>
+      </w:r>
+      <w:r>
+        <w:lastRenderedPageBreak/>
+        <w:t>під впливом певних умов. Вона дозволяє детально простежити реакцію системи на різноманітні чинники під час її життєвого циклу</w:t>
+      </w:r>
+      <w:r>
+        <w:t xml:space="preserve"> (рисунок 3.7)</w:t>
+      </w:r>
+      <w:r>
+        <w:t>.</w:t>
       </w:r>
     </w:p>
     <w:p>
       <w:pPr>
         <w:spacing w:line="360" w:lineRule="auto"/>
         <w:ind w:firstLine="709"/>
+        <w:jc w:val="both"/>
+      </w:pPr>
+      <w:r>
+        <w:t xml:space="preserve">Життєвий цикл розпочинається зі створення базового </w:t>
+      </w:r>
+      <w:proofErr w:type="spellStart"/>
+      <w:r>
+        <w:t>юніта</w:t>
+      </w:r>
+      <w:proofErr w:type="spellEnd"/>
+      <w:r>
+        <w:t xml:space="preserve"> класу </w:t>
+      </w:r>
+      <w:proofErr w:type="spellStart"/>
+      <w:r>
+        <w:t>Warrior</w:t>
+      </w:r>
+      <w:proofErr w:type="spellEnd"/>
+      <w:r>
+        <w:t xml:space="preserve">, головним завданням якого є накопичення ресурсів. Об'єкт циклічно виконує метод </w:t>
+      </w:r>
+      <w:proofErr w:type="spellStart"/>
+      <w:r>
+        <w:t>doOre</w:t>
+      </w:r>
+      <w:proofErr w:type="spellEnd"/>
+      <w:r>
+        <w:t>(), доки кількість зібраної руди не досягне необхідного мінімуму (</w:t>
+      </w:r>
+      <w:proofErr w:type="spellStart"/>
+      <w:r>
+        <w:t>oreAmount</w:t>
+      </w:r>
+      <w:proofErr w:type="spellEnd"/>
+      <w:r>
+        <w:t xml:space="preserve"> &gt;= 50). Після успішного виконання цієї умови генерується подія </w:t>
+      </w:r>
+      <w:proofErr w:type="spellStart"/>
+      <w:r>
+        <w:t>promotion</w:t>
+      </w:r>
+      <w:proofErr w:type="spellEnd"/>
+      <w:r>
+        <w:t xml:space="preserve">(), яка ініціює перехід об'єкта до вдосконаленого класу </w:t>
+      </w:r>
+      <w:proofErr w:type="spellStart"/>
+      <w:r>
+        <w:t>Centurio</w:t>
+      </w:r>
+      <w:proofErr w:type="spellEnd"/>
+      <w:r>
+        <w:t xml:space="preserve">. Відтепер його ціль змінюється на здобуття бойового досвіду: </w:t>
+      </w:r>
+      <w:proofErr w:type="spellStart"/>
+      <w:r>
+        <w:t>юніт</w:t>
+      </w:r>
+      <w:proofErr w:type="spellEnd"/>
+      <w:r>
+        <w:t xml:space="preserve"> циклічно викликає метод </w:t>
+      </w:r>
+      <w:proofErr w:type="spellStart"/>
+      <w:r>
+        <w:t>attack</w:t>
+      </w:r>
+      <w:proofErr w:type="spellEnd"/>
+      <w:r>
+        <w:t xml:space="preserve">() та взаємодіє з об'єктами колекції </w:t>
+      </w:r>
+      <w:proofErr w:type="spellStart"/>
+      <w:r>
+        <w:t>HelloApplication.units</w:t>
+      </w:r>
+      <w:proofErr w:type="spellEnd"/>
+      <w:r>
+        <w:t>(), поки не здійснить п'ять знищень ворогів (</w:t>
+      </w:r>
+      <w:proofErr w:type="spellStart"/>
+      <w:r>
+        <w:t>killAmount</w:t>
+      </w:r>
+      <w:proofErr w:type="spellEnd"/>
+      <w:r>
+        <w:t xml:space="preserve"> &gt;= 5)</w:t>
+      </w:r>
+      <w:r>
+        <w:t>.</w:t>
+      </w:r>
+    </w:p>
+    <w:p>
+      <w:pPr>
+        <w:spacing w:line="360" w:lineRule="auto"/>
+        <w:ind w:firstLine="709"/>
+        <w:jc w:val="both"/>
+      </w:pPr>
+      <w:r>
+        <w:t xml:space="preserve">Досягнення цієї бойової цілі викликає новий тригер </w:t>
+      </w:r>
+      <w:proofErr w:type="spellStart"/>
+      <w:r>
+        <w:t>promotion</w:t>
+      </w:r>
+      <w:proofErr w:type="spellEnd"/>
+      <w:r>
+        <w:t xml:space="preserve">(), що трансформує об'єкт у фінальний елітний клас — </w:t>
+      </w:r>
+      <w:proofErr w:type="spellStart"/>
+      <w:r>
+        <w:t>Pretorio</w:t>
+      </w:r>
+      <w:proofErr w:type="spellEnd"/>
+      <w:r>
+        <w:t xml:space="preserve">. Цей </w:t>
+      </w:r>
+      <w:proofErr w:type="spellStart"/>
+      <w:r>
+        <w:t>юніт</w:t>
+      </w:r>
+      <w:proofErr w:type="spellEnd"/>
+      <w:r>
+        <w:t xml:space="preserve"> продовжує вести бій аж до знищення бази супротивника, після чого система переходить до кінцевого успішного стану «Перемога!».</w:t>
+      </w:r>
+    </w:p>
+    <w:p>
+      <w:pPr>
+        <w:spacing w:line="360" w:lineRule="auto"/>
+        <w:ind w:firstLine="709"/>
+        <w:jc w:val="both"/>
+      </w:pPr>
+      <w:r>
+        <w:t>Водночас важливою умовою є те, що на будь-якому етапі еволюції (</w:t>
+      </w:r>
+      <w:proofErr w:type="spellStart"/>
+      <w:r>
+        <w:t>Warrior</w:t>
+      </w:r>
+      <w:proofErr w:type="spellEnd"/>
+      <w:r>
+        <w:t xml:space="preserve">, </w:t>
+      </w:r>
+      <w:proofErr w:type="spellStart"/>
+      <w:r>
+        <w:t>Centurio</w:t>
+      </w:r>
+      <w:proofErr w:type="spellEnd"/>
+      <w:r>
+        <w:t xml:space="preserve"> чи </w:t>
+      </w:r>
+      <w:proofErr w:type="spellStart"/>
+      <w:r>
+        <w:t>Pretorio</w:t>
+      </w:r>
+      <w:proofErr w:type="spellEnd"/>
+      <w:r>
+        <w:t xml:space="preserve">) система безперервно перевіряє рівень здоров'я </w:t>
+      </w:r>
+      <w:proofErr w:type="spellStart"/>
+      <w:r>
+        <w:t>юніта</w:t>
+      </w:r>
+      <w:proofErr w:type="spellEnd"/>
+      <w:r>
+        <w:t>. Якщо цей показник падає до критичної позначки (</w:t>
+      </w:r>
+      <w:proofErr w:type="spellStart"/>
+      <w:r>
+        <w:t>health</w:t>
+      </w:r>
+      <w:proofErr w:type="spellEnd"/>
+      <w:r>
+        <w:t xml:space="preserve"> &lt;= 0), відбувається негайний перехід до термінального стану, що символізує загибель та вилучення мікрооб'єкта з гри. Таким чином, діаграма комплексно описує як поетапний розвиток бойових одиниць, так і всі можливі сценарії завершення їхнього життєвого циклу.</w:t>
+      </w:r>
+    </w:p>
+    <w:p>
+      <w:pPr>
+        <w:spacing w:line="360" w:lineRule="auto"/>
+        <w:ind w:firstLine="709"/>
         <w:rPr>
           <w:lang w:val="en-US"/>
         </w:rPr>
       </w:pPr>
-      <w:r>
-        <w:t xml:space="preserve">На діаграмі (див. рисунок 3.7) зображена в реальному часі еволюція мікрооб’єктів протягом часу виконання програми. Починаючи з класу </w:t>
-      </w:r>
-      <w:r>
-        <w:rPr>
-          <w:lang w:val="en-US"/>
-        </w:rPr>
-        <w:t>Warrior</w:t>
-      </w:r>
-      <w:r>
-        <w:t xml:space="preserve">, мікрооб’єкт має виконати умову </w:t>
-      </w:r>
-      <w:proofErr w:type="spellStart"/>
-      <w:r>
-        <w:rPr>
-          <w:lang w:val="en-US"/>
-        </w:rPr>
-        <w:t>oreAmount</w:t>
-      </w:r>
-      <w:proofErr w:type="spellEnd"/>
-      <w:r>
-        <w:rPr>
-          <w:lang w:val="en-US"/>
-        </w:rPr>
-        <w:t xml:space="preserve"> &gt;= 50 </w:t>
-      </w:r>
-      <w:r>
-        <w:t xml:space="preserve">за для того, щоб перейти до наступного класу мікрооб’єкту </w:t>
-      </w:r>
-      <w:proofErr w:type="spellStart"/>
-      <w:r>
-        <w:rPr>
-          <w:lang w:val="en-US"/>
-        </w:rPr>
-        <w:t>Centurio</w:t>
-      </w:r>
-      <w:proofErr w:type="spellEnd"/>
-      <w:r>
-        <w:t xml:space="preserve">, де в свою чергу має здійснити 5 знищень ворожих мікрооб’єктів або макрооб’єктів, після чого знову здійснити перехід до фінального класу мікрооб’єкту </w:t>
-      </w:r>
-      <w:r>
-        <w:rPr>
-          <w:lang w:val="en-US"/>
-        </w:rPr>
-        <w:t>Pretorio.</w:t>
-      </w:r>
     </w:p>
     <w:p>
       <w:pPr>
@@ -13117,16 +13307,7 @@
         <w:jc w:val="center"/>
       </w:pPr>
       <w:r>
-        <w:t>Рисунок 3.</w:t>
-      </w:r>
-      <w:r>
-        <w:t>7</w:t>
-      </w:r>
-      <w:r>
-        <w:t xml:space="preserve"> – Діаграма </w:t>
-      </w:r>
-      <w:r>
-        <w:t>станів</w:t>
+        <w:t>Рисунок 3.7 – Діаграма станів</w:t>
       </w:r>
     </w:p>
     <w:p>
@@ -13835,7 +14016,6 @@
   <w:style w:type="character" w:default="1" w:styleId="a0">
     <w:name w:val="Default Paragraph Font"/>
     <w:uiPriority w:val="1"/>
-    <w:semiHidden/>
     <w:unhideWhenUsed/>
   </w:style>
   <w:style w:type="table" w:default="1" w:styleId="a1">

--- a/CURSOVA/OOP 2026 1Kurs/CURSOVA/Коваль_Олександр_Дмитрович_CURSOVA.docx
+++ b/CURSOVA/OOP 2026 1Kurs/CURSOVA/Коваль_Олександр_Дмитрович_CURSOVA.docx
@@ -2076,17 +2076,9 @@
           <w:szCs w:val="20"/>
           <w:lang w:val="en-US" w:eastAsia="ar-SA"/>
         </w:rPr>
-        <w:t>Roman Conquest</w:t>
-      </w:r>
-      <w:r>
-        <w:rPr>
-          <w:color w:val="000000"/>
-          <w:sz w:val="20"/>
-          <w:szCs w:val="20"/>
-          <w:lang w:eastAsia="ar-SA"/>
-        </w:rPr>
-        <w:t xml:space="preserve">. Макрооб'єкти: </w:t>
-      </w:r>
+        <w:t xml:space="preserve">Roman Conquest. </w:t>
+      </w:r>
+      <w:proofErr w:type="spellStart"/>
       <w:r>
         <w:rPr>
           <w:color w:val="000000"/>
@@ -2094,35 +2086,169 @@
           <w:szCs w:val="20"/>
           <w:lang w:val="en-US" w:eastAsia="ar-SA"/>
         </w:rPr>
-        <w:t xml:space="preserve"> </w:t>
-      </w:r>
+        <w:t>Макрооб'єкти</w:t>
+      </w:r>
+      <w:proofErr w:type="spellEnd"/>
       <w:r>
         <w:rPr>
           <w:color w:val="000000"/>
           <w:sz w:val="20"/>
           <w:szCs w:val="20"/>
-          <w:lang w:eastAsia="ar-SA"/>
-        </w:rPr>
-        <w:t>база, башта, джерело руди</w:t>
-      </w:r>
+          <w:lang w:val="en-US" w:eastAsia="ar-SA"/>
+        </w:rPr>
+        <w:t xml:space="preserve">: </w:t>
+      </w:r>
+      <w:proofErr w:type="spellStart"/>
       <w:r>
         <w:rPr>
           <w:color w:val="000000"/>
           <w:sz w:val="20"/>
           <w:szCs w:val="20"/>
-          <w:lang w:eastAsia="ar-SA"/>
-        </w:rPr>
-        <w:t xml:space="preserve">. Мікрооб'єкти: </w:t>
-      </w:r>
+          <w:lang w:val="en-US" w:eastAsia="ar-SA"/>
+        </w:rPr>
+        <w:t>Джерело</w:t>
+      </w:r>
+      <w:proofErr w:type="spellEnd"/>
       <w:r>
         <w:rPr>
           <w:color w:val="000000"/>
           <w:sz w:val="20"/>
           <w:szCs w:val="20"/>
-          <w:lang w:eastAsia="ar-SA"/>
-        </w:rPr>
-        <w:t>воїн, центуріон, преторіанець</w:t>
-      </w:r>
+          <w:lang w:val="en-US" w:eastAsia="ar-SA"/>
+        </w:rPr>
+        <w:t xml:space="preserve"> </w:t>
+      </w:r>
+      <w:proofErr w:type="spellStart"/>
+      <w:r>
+        <w:rPr>
+          <w:color w:val="000000"/>
+          <w:sz w:val="20"/>
+          <w:szCs w:val="20"/>
+          <w:lang w:val="en-US" w:eastAsia="ar-SA"/>
+        </w:rPr>
+        <w:t>руди</w:t>
+      </w:r>
+      <w:proofErr w:type="spellEnd"/>
+      <w:r>
+        <w:rPr>
+          <w:color w:val="000000"/>
+          <w:sz w:val="20"/>
+          <w:szCs w:val="20"/>
+          <w:lang w:val="en-US" w:eastAsia="ar-SA"/>
+        </w:rPr>
+        <w:t xml:space="preserve">, </w:t>
+      </w:r>
+      <w:proofErr w:type="spellStart"/>
+      <w:r>
+        <w:rPr>
+          <w:color w:val="000000"/>
+          <w:sz w:val="20"/>
+          <w:szCs w:val="20"/>
+          <w:lang w:val="en-US" w:eastAsia="ar-SA"/>
+        </w:rPr>
+        <w:t>База</w:t>
+      </w:r>
+      <w:proofErr w:type="spellEnd"/>
+      <w:r>
+        <w:rPr>
+          <w:color w:val="000000"/>
+          <w:sz w:val="20"/>
+          <w:szCs w:val="20"/>
+          <w:lang w:val="en-US" w:eastAsia="ar-SA"/>
+        </w:rPr>
+        <w:t xml:space="preserve">, </w:t>
+      </w:r>
+      <w:proofErr w:type="spellStart"/>
+      <w:r>
+        <w:rPr>
+          <w:color w:val="000000"/>
+          <w:sz w:val="20"/>
+          <w:szCs w:val="20"/>
+          <w:lang w:val="en-US" w:eastAsia="ar-SA"/>
+        </w:rPr>
+        <w:t>Башта</w:t>
+      </w:r>
+      <w:proofErr w:type="spellEnd"/>
+      <w:r>
+        <w:rPr>
+          <w:color w:val="000000"/>
+          <w:sz w:val="20"/>
+          <w:szCs w:val="20"/>
+          <w:lang w:val="en-US" w:eastAsia="ar-SA"/>
+        </w:rPr>
+        <w:t xml:space="preserve">. </w:t>
+      </w:r>
+      <w:proofErr w:type="spellStart"/>
+      <w:r>
+        <w:rPr>
+          <w:color w:val="000000"/>
+          <w:sz w:val="20"/>
+          <w:szCs w:val="20"/>
+          <w:lang w:val="en-US" w:eastAsia="ar-SA"/>
+        </w:rPr>
+        <w:t>Мікрооб'єкти</w:t>
+      </w:r>
+      <w:proofErr w:type="spellEnd"/>
+      <w:r>
+        <w:rPr>
+          <w:color w:val="000000"/>
+          <w:sz w:val="20"/>
+          <w:szCs w:val="20"/>
+          <w:lang w:val="en-US" w:eastAsia="ar-SA"/>
+        </w:rPr>
+        <w:t xml:space="preserve">: </w:t>
+      </w:r>
+      <w:proofErr w:type="spellStart"/>
+      <w:r>
+        <w:rPr>
+          <w:color w:val="000000"/>
+          <w:sz w:val="20"/>
+          <w:szCs w:val="20"/>
+          <w:lang w:val="en-US" w:eastAsia="ar-SA"/>
+        </w:rPr>
+        <w:t>Воїн</w:t>
+      </w:r>
+      <w:proofErr w:type="spellEnd"/>
+      <w:r>
+        <w:rPr>
+          <w:color w:val="000000"/>
+          <w:sz w:val="20"/>
+          <w:szCs w:val="20"/>
+          <w:lang w:val="en-US" w:eastAsia="ar-SA"/>
+        </w:rPr>
+        <w:t xml:space="preserve">, </w:t>
+      </w:r>
+      <w:proofErr w:type="spellStart"/>
+      <w:r>
+        <w:rPr>
+          <w:color w:val="000000"/>
+          <w:sz w:val="20"/>
+          <w:szCs w:val="20"/>
+          <w:lang w:val="en-US" w:eastAsia="ar-SA"/>
+        </w:rPr>
+        <w:t>Центуріон</w:t>
+      </w:r>
+      <w:proofErr w:type="spellEnd"/>
+      <w:r>
+        <w:rPr>
+          <w:color w:val="000000"/>
+          <w:sz w:val="20"/>
+          <w:szCs w:val="20"/>
+          <w:lang w:val="en-US" w:eastAsia="ar-SA"/>
+        </w:rPr>
+        <w:t xml:space="preserve">, </w:t>
+      </w:r>
+      <w:proofErr w:type="spellStart"/>
+      <w:r>
+        <w:rPr>
+          <w:color w:val="000000"/>
+          <w:sz w:val="20"/>
+          <w:szCs w:val="20"/>
+          <w:lang w:val="en-US" w:eastAsia="ar-SA"/>
+        </w:rPr>
+        <w:t>Преторіанець</w:t>
+      </w:r>
+      <w:proofErr w:type="spellEnd"/>
       <w:r>
         <w:rPr>
           <w:color w:val="000000"/>
@@ -3486,16 +3612,95 @@
         <w:t>Roman Conquest</w:t>
       </w:r>
       <w:r>
-        <w:t>. Макрооб'єкти:</w:t>
-      </w:r>
-      <w:r>
-        <w:t xml:space="preserve"> база, башта, джерело руди</w:t>
+        <w:t>. Макрооб'єкти</w:t>
+      </w:r>
+      <w:r>
+        <w:rPr>
+          <w:color w:val="000000" w:themeColor="text1"/>
+        </w:rPr>
+        <w:t xml:space="preserve"> </w:t>
+      </w:r>
+      <w:r>
+        <w:rPr>
+          <w:color w:val="000000" w:themeColor="text1"/>
+        </w:rPr>
+        <w:t>Джерело</w:t>
+      </w:r>
+      <w:r>
+        <w:rPr>
+          <w:color w:val="000000" w:themeColor="text1"/>
+          <w:lang w:val="en-US"/>
+        </w:rPr>
+        <w:t xml:space="preserve"> </w:t>
+      </w:r>
+      <w:r>
+        <w:rPr>
+          <w:color w:val="000000" w:themeColor="text1"/>
+        </w:rPr>
+        <w:t>руди</w:t>
+      </w:r>
+      <w:r>
+        <w:rPr>
+          <w:color w:val="000000" w:themeColor="text1"/>
+        </w:rPr>
+        <w:t xml:space="preserve">, </w:t>
+      </w:r>
+      <w:r>
+        <w:rPr>
+          <w:color w:val="000000" w:themeColor="text1"/>
+        </w:rPr>
+        <w:t>База</w:t>
+      </w:r>
+      <w:r>
+        <w:rPr>
+          <w:color w:val="000000" w:themeColor="text1"/>
+        </w:rPr>
+        <w:t xml:space="preserve">, </w:t>
+      </w:r>
+      <w:r>
+        <w:rPr>
+          <w:color w:val="000000" w:themeColor="text1"/>
+        </w:rPr>
+        <w:t>Башта</w:t>
       </w:r>
       <w:r>
         <w:t>. Мікрооб'єкти:</w:t>
       </w:r>
       <w:r>
-        <w:t xml:space="preserve"> воїн, центуріон, преторіанець</w:t>
+        <w:rPr>
+          <w:lang w:val="en-US"/>
+        </w:rPr>
+        <w:t xml:space="preserve"> </w:t>
+      </w:r>
+      <w:r>
+        <w:rPr>
+          <w:color w:val="000000" w:themeColor="text1"/>
+        </w:rPr>
+        <w:t>Воїн</w:t>
+      </w:r>
+      <w:r>
+        <w:rPr>
+          <w:color w:val="000000" w:themeColor="text1"/>
+        </w:rPr>
+        <w:t xml:space="preserve">, </w:t>
+      </w:r>
+      <w:r>
+        <w:rPr>
+          <w:color w:val="000000" w:themeColor="text1"/>
+        </w:rPr>
+        <w:t>Центуріон</w:t>
+      </w:r>
+      <w:r>
+        <w:rPr>
+          <w:color w:val="000000" w:themeColor="text1"/>
+        </w:rPr>
+        <w:t xml:space="preserve">, </w:t>
+      </w:r>
+      <w:r>
+        <w:rPr>
+          <w:color w:val="000000" w:themeColor="text1"/>
+        </w:rPr>
+        <w:t>Преторіанець</w:t>
       </w:r>
       <w:r>
         <w:t xml:space="preserve">.” з використанням UML та мови програмування </w:t>
@@ -3881,14 +4086,86 @@
               <w:rPr>
                 <w:sz w:val="28"/>
                 <w:szCs w:val="28"/>
+                <w:lang w:val="uk-UA"/>
               </w:rPr>
             </w:pPr>
             <w:r>
               <w:rPr>
                 <w:sz w:val="28"/>
                 <w:szCs w:val="28"/>
+                <w:lang w:val="en-US"/>
               </w:rPr>
               <w:t xml:space="preserve">1.2 </w:t>
+            </w:r>
+            <w:r>
+              <w:rPr>
+                <w:sz w:val="28"/>
+                <w:szCs w:val="28"/>
+                <w:lang w:val="uk-UA"/>
+              </w:rPr>
+              <w:t>Існуючі реалізації</w:t>
+            </w:r>
+          </w:p>
+        </w:tc>
+        <w:tc>
+          <w:tcPr>
+            <w:tcW w:w="709" w:type="dxa"/>
+          </w:tcPr>
+          <w:p>
+            <w:pPr>
+              <w:spacing w:line="360" w:lineRule="auto"/>
+              <w:jc w:val="right"/>
+              <w:rPr>
+                <w:sz w:val="28"/>
+                <w:szCs w:val="28"/>
+                <w:lang w:val="uk-UA"/>
+              </w:rPr>
+            </w:pPr>
+            <w:r>
+              <w:rPr>
+                <w:sz w:val="28"/>
+                <w:szCs w:val="28"/>
+                <w:lang w:val="uk-UA"/>
+              </w:rPr>
+              <w:t>10</w:t>
+            </w:r>
+          </w:p>
+        </w:tc>
+      </w:tr>
+      <w:tr>
+        <w:tc>
+          <w:tcPr>
+            <w:tcW w:w="9322" w:type="dxa"/>
+          </w:tcPr>
+          <w:p>
+            <w:pPr>
+              <w:spacing w:line="360" w:lineRule="auto"/>
+              <w:rPr>
+                <w:sz w:val="28"/>
+                <w:szCs w:val="28"/>
+              </w:rPr>
+            </w:pPr>
+            <w:r>
+              <w:rPr>
+                <w:sz w:val="28"/>
+                <w:szCs w:val="28"/>
+              </w:rPr>
+              <w:t>1.</w:t>
+            </w:r>
+            <w:r>
+              <w:rPr>
+                <w:sz w:val="28"/>
+                <w:szCs w:val="28"/>
+                <w:lang w:val="en-US"/>
+              </w:rPr>
+              <w:t>3</w:t>
+            </w:r>
+            <w:r>
+              <w:rPr>
+                <w:sz w:val="28"/>
+                <w:szCs w:val="28"/>
+              </w:rPr>
+              <w:t xml:space="preserve"> </w:t>
             </w:r>
             <w:proofErr w:type="spellStart"/>
             <w:r>
@@ -3967,7 +4244,7 @@
                 <w:sz w:val="28"/>
                 <w:szCs w:val="28"/>
               </w:rPr>
-              <w:t>9</w:t>
+              <w:t>12</w:t>
             </w:r>
           </w:p>
         </w:tc>
@@ -3990,7 +4267,22 @@
                 <w:sz w:val="28"/>
                 <w:szCs w:val="28"/>
               </w:rPr>
-              <w:t xml:space="preserve">1.3 </w:t>
+              <w:t>1.</w:t>
+            </w:r>
+            <w:r>
+              <w:rPr>
+                <w:sz w:val="28"/>
+                <w:szCs w:val="28"/>
+                <w:lang w:val="en-US"/>
+              </w:rPr>
+              <w:t>4</w:t>
+            </w:r>
+            <w:r>
+              <w:rPr>
+                <w:sz w:val="28"/>
+                <w:szCs w:val="28"/>
+              </w:rPr>
+              <w:t xml:space="preserve"> </w:t>
             </w:r>
             <w:proofErr w:type="spellStart"/>
             <w:r>
@@ -4093,7 +4385,22 @@
                 <w:sz w:val="28"/>
                 <w:szCs w:val="28"/>
               </w:rPr>
-              <w:t xml:space="preserve">1.4 </w:t>
+              <w:t>1.</w:t>
+            </w:r>
+            <w:r>
+              <w:rPr>
+                <w:sz w:val="28"/>
+                <w:szCs w:val="28"/>
+                <w:lang w:val="en-US"/>
+              </w:rPr>
+              <w:t>5</w:t>
+            </w:r>
+            <w:r>
+              <w:rPr>
+                <w:sz w:val="28"/>
+                <w:szCs w:val="28"/>
+              </w:rPr>
+              <w:t xml:space="preserve"> </w:t>
             </w:r>
             <w:proofErr w:type="spellStart"/>
             <w:r>
@@ -4211,7 +4518,22 @@
                 <w:sz w:val="28"/>
                 <w:szCs w:val="28"/>
               </w:rPr>
-              <w:t xml:space="preserve">.1 </w:t>
+              <w:t>.</w:t>
+            </w:r>
+            <w:r>
+              <w:rPr>
+                <w:sz w:val="28"/>
+                <w:szCs w:val="28"/>
+                <w:lang w:val="en-US"/>
+              </w:rPr>
+              <w:t>1</w:t>
+            </w:r>
+            <w:r>
+              <w:rPr>
+                <w:sz w:val="28"/>
+                <w:szCs w:val="28"/>
+              </w:rPr>
+              <w:t xml:space="preserve"> Модель </w:t>
             </w:r>
             <w:proofErr w:type="spellStart"/>
             <w:r>
@@ -4219,7 +4541,7 @@
                 <w:sz w:val="28"/>
                 <w:szCs w:val="28"/>
               </w:rPr>
-              <w:t>Математична</w:t>
+              <w:t>графічного</w:t>
             </w:r>
             <w:proofErr w:type="spellEnd"/>
             <w:r>
@@ -4227,7 +4549,7 @@
                 <w:sz w:val="28"/>
                 <w:szCs w:val="28"/>
               </w:rPr>
-              <w:t xml:space="preserve"> модель </w:t>
+              <w:t xml:space="preserve"> </w:t>
             </w:r>
             <w:proofErr w:type="spellStart"/>
             <w:r>
@@ -4235,7 +4557,7 @@
                 <w:sz w:val="28"/>
                 <w:szCs w:val="28"/>
               </w:rPr>
-              <w:t>об’єкта</w:t>
+              <w:t>відображення</w:t>
             </w:r>
             <w:proofErr w:type="spellEnd"/>
           </w:p>
@@ -4260,7 +4582,7 @@
                 <w:szCs w:val="28"/>
                 <w:lang w:val="uk-UA"/>
               </w:rPr>
-              <w:t>18</w:t>
+              <w:t>20</w:t>
             </w:r>
           </w:p>
         </w:tc>
@@ -4291,7 +4613,70 @@
                 <w:sz w:val="28"/>
                 <w:szCs w:val="28"/>
               </w:rPr>
-              <w:t xml:space="preserve">.2 Модель </w:t>
+              <w:t>.</w:t>
+            </w:r>
+            <w:r>
+              <w:rPr>
+                <w:sz w:val="28"/>
+                <w:szCs w:val="28"/>
+                <w:lang w:val="en-US"/>
+              </w:rPr>
+              <w:t>2</w:t>
+            </w:r>
+            <w:r>
+              <w:rPr>
+                <w:sz w:val="28"/>
+                <w:szCs w:val="28"/>
+              </w:rPr>
+              <w:t xml:space="preserve"> </w:t>
+            </w:r>
+            <w:proofErr w:type="spellStart"/>
+            <w:r>
+              <w:rPr>
+                <w:sz w:val="28"/>
+                <w:szCs w:val="28"/>
+              </w:rPr>
+              <w:t>Графічні</w:t>
+            </w:r>
+            <w:proofErr w:type="spellEnd"/>
+            <w:r>
+              <w:rPr>
+                <w:sz w:val="28"/>
+                <w:szCs w:val="28"/>
+              </w:rPr>
+              <w:t xml:space="preserve"> </w:t>
+            </w:r>
+            <w:proofErr w:type="spellStart"/>
+            <w:r>
+              <w:rPr>
+                <w:sz w:val="28"/>
+                <w:szCs w:val="28"/>
+              </w:rPr>
+              <w:t>процедури</w:t>
+            </w:r>
+            <w:proofErr w:type="spellEnd"/>
+            <w:r>
+              <w:rPr>
+                <w:sz w:val="28"/>
+                <w:szCs w:val="28"/>
+              </w:rPr>
+              <w:t xml:space="preserve"> </w:t>
+            </w:r>
+            <w:proofErr w:type="spellStart"/>
+            <w:r>
+              <w:rPr>
+                <w:sz w:val="28"/>
+                <w:szCs w:val="28"/>
+              </w:rPr>
+              <w:t>підсистеми</w:t>
+            </w:r>
+            <w:proofErr w:type="spellEnd"/>
+            <w:r>
+              <w:rPr>
+                <w:sz w:val="28"/>
+                <w:szCs w:val="28"/>
+              </w:rPr>
+              <w:t xml:space="preserve"> </w:t>
             </w:r>
             <w:proofErr w:type="spellStart"/>
             <w:r>
@@ -4340,7 +4725,7 @@
                 <w:szCs w:val="28"/>
                 <w:lang w:val="uk-UA"/>
               </w:rPr>
-              <w:t>20</w:t>
+              <w:t>22</w:t>
             </w:r>
           </w:p>
         </w:tc>
@@ -4362,16 +4747,70 @@
               <w:rPr>
                 <w:sz w:val="28"/>
                 <w:szCs w:val="28"/>
+              </w:rPr>
+              <w:t>3 Р</w:t>
+            </w:r>
+            <w:r>
+              <w:rPr>
+                <w:sz w:val="28"/>
+                <w:szCs w:val="28"/>
+              </w:rPr>
+              <w:t>ОЗРОБКА ДІАГРАМ КЛАСІВ, ОБ’ЄКТІВ ТА СТАНУ</w:t>
+            </w:r>
+          </w:p>
+        </w:tc>
+        <w:tc>
+          <w:tcPr>
+            <w:tcW w:w="709" w:type="dxa"/>
+          </w:tcPr>
+          <w:p>
+            <w:pPr>
+              <w:spacing w:line="360" w:lineRule="auto"/>
+              <w:jc w:val="right"/>
+              <w:rPr>
+                <w:sz w:val="28"/>
+                <w:szCs w:val="28"/>
                 <w:lang w:val="uk-UA"/>
               </w:rPr>
-              <w:t>2</w:t>
-            </w:r>
-            <w:r>
-              <w:rPr>
-                <w:sz w:val="28"/>
-                <w:szCs w:val="28"/>
-              </w:rPr>
-              <w:t xml:space="preserve">.3 </w:t>
+            </w:pPr>
+            <w:r>
+              <w:rPr>
+                <w:sz w:val="28"/>
+                <w:szCs w:val="28"/>
+                <w:lang w:val="uk-UA"/>
+              </w:rPr>
+              <w:t>24</w:t>
+            </w:r>
+          </w:p>
+        </w:tc>
+      </w:tr>
+      <w:tr>
+        <w:tc>
+          <w:tcPr>
+            <w:tcW w:w="9322" w:type="dxa"/>
+          </w:tcPr>
+          <w:p>
+            <w:pPr>
+              <w:spacing w:line="360" w:lineRule="auto"/>
+              <w:rPr>
+                <w:sz w:val="28"/>
+                <w:szCs w:val="28"/>
+              </w:rPr>
+            </w:pPr>
+            <w:r>
+              <w:rPr>
+                <w:sz w:val="28"/>
+                <w:szCs w:val="28"/>
+                <w:lang w:val="uk-UA"/>
+              </w:rPr>
+              <w:t>3</w:t>
+            </w:r>
+            <w:r>
+              <w:rPr>
+                <w:sz w:val="28"/>
+                <w:szCs w:val="28"/>
+              </w:rPr>
+              <w:t xml:space="preserve">.1 </w:t>
             </w:r>
             <w:proofErr w:type="spellStart"/>
             <w:r>
@@ -4379,13 +4818,21 @@
                 <w:sz w:val="28"/>
                 <w:szCs w:val="28"/>
               </w:rPr>
-              <w:t>Графічні</w:t>
+              <w:t>Діаграм</w:t>
             </w:r>
             <w:proofErr w:type="spellEnd"/>
             <w:r>
               <w:rPr>
                 <w:sz w:val="28"/>
                 <w:szCs w:val="28"/>
+                <w:lang w:val="uk-UA"/>
+              </w:rPr>
+              <w:t>а</w:t>
+            </w:r>
+            <w:r>
+              <w:rPr>
+                <w:sz w:val="28"/>
+                <w:szCs w:val="28"/>
               </w:rPr>
               <w:t xml:space="preserve"> </w:t>
             </w:r>
@@ -4395,55 +4842,7 @@
                 <w:sz w:val="28"/>
                 <w:szCs w:val="28"/>
               </w:rPr>
-              <w:t>процедури</w:t>
-            </w:r>
-            <w:proofErr w:type="spellEnd"/>
-            <w:r>
-              <w:rPr>
-                <w:sz w:val="28"/>
-                <w:szCs w:val="28"/>
-              </w:rPr>
-              <w:t xml:space="preserve"> </w:t>
-            </w:r>
-            <w:proofErr w:type="spellStart"/>
-            <w:r>
-              <w:rPr>
-                <w:sz w:val="28"/>
-                <w:szCs w:val="28"/>
-              </w:rPr>
-              <w:t>підсистеми</w:t>
-            </w:r>
-            <w:proofErr w:type="spellEnd"/>
-            <w:r>
-              <w:rPr>
-                <w:sz w:val="28"/>
-                <w:szCs w:val="28"/>
-              </w:rPr>
-              <w:t xml:space="preserve"> </w:t>
-            </w:r>
-            <w:proofErr w:type="spellStart"/>
-            <w:r>
-              <w:rPr>
-                <w:sz w:val="28"/>
-                <w:szCs w:val="28"/>
-              </w:rPr>
-              <w:t>графічного</w:t>
-            </w:r>
-            <w:proofErr w:type="spellEnd"/>
-            <w:r>
-              <w:rPr>
-                <w:sz w:val="28"/>
-                <w:szCs w:val="28"/>
-              </w:rPr>
-              <w:t xml:space="preserve"> </w:t>
-            </w:r>
-            <w:proofErr w:type="spellStart"/>
-            <w:r>
-              <w:rPr>
-                <w:sz w:val="28"/>
-                <w:szCs w:val="28"/>
-              </w:rPr>
-              <w:t>відображення</w:t>
+              <w:t>наслідування</w:t>
             </w:r>
             <w:proofErr w:type="spellEnd"/>
           </w:p>
@@ -4468,7 +4867,7 @@
                 <w:szCs w:val="28"/>
                 <w:lang w:val="uk-UA"/>
               </w:rPr>
-              <w:t>22</w:t>
+              <w:t>24</w:t>
             </w:r>
           </w:p>
         </w:tc>
@@ -4490,16 +4889,50 @@
               <w:rPr>
                 <w:sz w:val="28"/>
                 <w:szCs w:val="28"/>
-              </w:rPr>
-              <w:t>3 Р</w:t>
-            </w:r>
-            <w:r>
-              <w:rPr>
-                <w:sz w:val="28"/>
-                <w:szCs w:val="28"/>
-              </w:rPr>
-              <w:t>ОЗРОБКА ДІАГРАМ КЛАСІВ, ОБ’ЄКТІВ ТА СТАНУ</w:t>
-            </w:r>
+                <w:lang w:val="uk-UA"/>
+              </w:rPr>
+              <w:t>3</w:t>
+            </w:r>
+            <w:r>
+              <w:rPr>
+                <w:sz w:val="28"/>
+                <w:szCs w:val="28"/>
+              </w:rPr>
+              <w:t xml:space="preserve">.2 </w:t>
+            </w:r>
+            <w:proofErr w:type="spellStart"/>
+            <w:r>
+              <w:rPr>
+                <w:sz w:val="28"/>
+                <w:szCs w:val="28"/>
+              </w:rPr>
+              <w:t>Діаграм</w:t>
+            </w:r>
+            <w:proofErr w:type="spellEnd"/>
+            <w:r>
+              <w:rPr>
+                <w:sz w:val="28"/>
+                <w:szCs w:val="28"/>
+                <w:lang w:val="uk-UA"/>
+              </w:rPr>
+              <w:t>а</w:t>
+            </w:r>
+            <w:r>
+              <w:rPr>
+                <w:sz w:val="28"/>
+                <w:szCs w:val="28"/>
+              </w:rPr>
+              <w:t xml:space="preserve"> </w:t>
+            </w:r>
+            <w:proofErr w:type="spellStart"/>
+            <w:r>
+              <w:rPr>
+                <w:sz w:val="28"/>
+                <w:szCs w:val="28"/>
+              </w:rPr>
+              <w:t>агрегації</w:t>
+            </w:r>
+            <w:proofErr w:type="spellEnd"/>
           </w:p>
         </w:tc>
         <w:tc>
@@ -4522,7 +4955,7 @@
                 <w:szCs w:val="28"/>
                 <w:lang w:val="uk-UA"/>
               </w:rPr>
-              <w:t>24</w:t>
+              <w:t>26</w:t>
             </w:r>
           </w:p>
         </w:tc>
@@ -4553,7 +4986,7 @@
                 <w:sz w:val="28"/>
                 <w:szCs w:val="28"/>
               </w:rPr>
-              <w:t xml:space="preserve">.1 </w:t>
+              <w:t xml:space="preserve">.3 </w:t>
             </w:r>
             <w:proofErr w:type="spellStart"/>
             <w:r>
@@ -4585,7 +5018,7 @@
                 <w:sz w:val="28"/>
                 <w:szCs w:val="28"/>
               </w:rPr>
-              <w:t>наслідування</w:t>
+              <w:t>композиції</w:t>
             </w:r>
             <w:proofErr w:type="spellEnd"/>
           </w:p>
@@ -4610,7 +5043,7 @@
                 <w:szCs w:val="28"/>
                 <w:lang w:val="uk-UA"/>
               </w:rPr>
-              <w:t>24</w:t>
+              <w:t>26</w:t>
             </w:r>
           </w:p>
         </w:tc>
@@ -4641,7 +5074,7 @@
                 <w:sz w:val="28"/>
                 <w:szCs w:val="28"/>
               </w:rPr>
-              <w:t xml:space="preserve">.2 </w:t>
+              <w:t xml:space="preserve">.4 </w:t>
             </w:r>
             <w:proofErr w:type="spellStart"/>
             <w:r>
@@ -4673,7 +5106,7 @@
                 <w:sz w:val="28"/>
                 <w:szCs w:val="28"/>
               </w:rPr>
-              <w:t>агрегації</w:t>
+              <w:t>асоціації</w:t>
             </w:r>
             <w:proofErr w:type="spellEnd"/>
           </w:p>
@@ -4729,7 +5162,448 @@
                 <w:sz w:val="28"/>
                 <w:szCs w:val="28"/>
               </w:rPr>
-              <w:t xml:space="preserve">.3 </w:t>
+              <w:t>.</w:t>
+            </w:r>
+            <w:r>
+              <w:rPr>
+                <w:sz w:val="28"/>
+                <w:szCs w:val="28"/>
+                <w:lang w:val="uk-UA"/>
+              </w:rPr>
+              <w:t>5</w:t>
+            </w:r>
+            <w:r>
+              <w:rPr>
+                <w:sz w:val="28"/>
+                <w:szCs w:val="28"/>
+              </w:rPr>
+              <w:t xml:space="preserve"> </w:t>
+            </w:r>
+            <w:r>
+              <w:rPr>
+                <w:sz w:val="28"/>
+                <w:szCs w:val="28"/>
+                <w:lang w:val="uk-UA"/>
+              </w:rPr>
+              <w:t>Діаграм</w:t>
+            </w:r>
+            <w:r>
+              <w:rPr>
+                <w:sz w:val="28"/>
+                <w:szCs w:val="28"/>
+                <w:lang w:val="uk-UA"/>
+              </w:rPr>
+              <w:t>а</w:t>
+            </w:r>
+            <w:r>
+              <w:rPr>
+                <w:sz w:val="28"/>
+                <w:szCs w:val="28"/>
+                <w:lang w:val="uk-UA"/>
+              </w:rPr>
+              <w:t xml:space="preserve"> кооперації</w:t>
+            </w:r>
+          </w:p>
+        </w:tc>
+        <w:tc>
+          <w:tcPr>
+            <w:tcW w:w="709" w:type="dxa"/>
+          </w:tcPr>
+          <w:p>
+            <w:pPr>
+              <w:spacing w:line="360" w:lineRule="auto"/>
+              <w:jc w:val="right"/>
+              <w:rPr>
+                <w:sz w:val="28"/>
+                <w:szCs w:val="28"/>
+                <w:lang w:val="uk-UA"/>
+              </w:rPr>
+            </w:pPr>
+            <w:r>
+              <w:rPr>
+                <w:sz w:val="28"/>
+                <w:szCs w:val="28"/>
+                <w:lang w:val="uk-UA"/>
+              </w:rPr>
+              <w:t>30</w:t>
+            </w:r>
+          </w:p>
+        </w:tc>
+      </w:tr>
+      <w:tr>
+        <w:tc>
+          <w:tcPr>
+            <w:tcW w:w="9322" w:type="dxa"/>
+          </w:tcPr>
+          <w:p>
+            <w:pPr>
+              <w:spacing w:line="360" w:lineRule="auto"/>
+              <w:rPr>
+                <w:sz w:val="28"/>
+                <w:szCs w:val="28"/>
+              </w:rPr>
+            </w:pPr>
+            <w:r>
+              <w:rPr>
+                <w:sz w:val="28"/>
+                <w:szCs w:val="28"/>
+                <w:lang w:val="uk-UA"/>
+              </w:rPr>
+              <w:t>3</w:t>
+            </w:r>
+            <w:r>
+              <w:rPr>
+                <w:sz w:val="28"/>
+                <w:szCs w:val="28"/>
+              </w:rPr>
+              <w:t>.</w:t>
+            </w:r>
+            <w:r>
+              <w:rPr>
+                <w:sz w:val="28"/>
+                <w:szCs w:val="28"/>
+                <w:lang w:val="uk-UA"/>
+              </w:rPr>
+              <w:t>6</w:t>
+            </w:r>
+            <w:r>
+              <w:rPr>
+                <w:sz w:val="28"/>
+                <w:szCs w:val="28"/>
+              </w:rPr>
+              <w:t xml:space="preserve"> </w:t>
+            </w:r>
+            <w:r>
+              <w:rPr>
+                <w:sz w:val="28"/>
+                <w:lang w:val="uk-UA"/>
+              </w:rPr>
+              <w:t>Діаграм</w:t>
+            </w:r>
+            <w:r>
+              <w:rPr>
+                <w:sz w:val="28"/>
+                <w:lang w:val="uk-UA"/>
+              </w:rPr>
+              <w:t>а</w:t>
+            </w:r>
+            <w:r>
+              <w:rPr>
+                <w:sz w:val="28"/>
+                <w:lang w:val="uk-UA"/>
+              </w:rPr>
+              <w:t xml:space="preserve"> послідовності</w:t>
+            </w:r>
+          </w:p>
+        </w:tc>
+        <w:tc>
+          <w:tcPr>
+            <w:tcW w:w="709" w:type="dxa"/>
+          </w:tcPr>
+          <w:p>
+            <w:pPr>
+              <w:spacing w:line="360" w:lineRule="auto"/>
+              <w:jc w:val="right"/>
+              <w:rPr>
+                <w:sz w:val="28"/>
+                <w:szCs w:val="28"/>
+                <w:lang w:val="uk-UA"/>
+              </w:rPr>
+            </w:pPr>
+            <w:r>
+              <w:rPr>
+                <w:sz w:val="28"/>
+                <w:szCs w:val="28"/>
+                <w:lang w:val="uk-UA"/>
+              </w:rPr>
+              <w:t>30</w:t>
+            </w:r>
+          </w:p>
+        </w:tc>
+      </w:tr>
+      <w:tr>
+        <w:tc>
+          <w:tcPr>
+            <w:tcW w:w="9322" w:type="dxa"/>
+          </w:tcPr>
+          <w:p>
+            <w:pPr>
+              <w:spacing w:line="360" w:lineRule="auto"/>
+              <w:rPr>
+                <w:sz w:val="28"/>
+                <w:szCs w:val="28"/>
+              </w:rPr>
+            </w:pPr>
+            <w:r>
+              <w:rPr>
+                <w:sz w:val="28"/>
+                <w:szCs w:val="28"/>
+                <w:lang w:val="uk-UA"/>
+              </w:rPr>
+              <w:t>3</w:t>
+            </w:r>
+            <w:r>
+              <w:rPr>
+                <w:sz w:val="28"/>
+                <w:szCs w:val="28"/>
+              </w:rPr>
+              <w:t>.</w:t>
+            </w:r>
+            <w:r>
+              <w:rPr>
+                <w:sz w:val="28"/>
+                <w:szCs w:val="28"/>
+                <w:lang w:val="uk-UA"/>
+              </w:rPr>
+              <w:t>7</w:t>
+            </w:r>
+            <w:r>
+              <w:rPr>
+                <w:sz w:val="28"/>
+                <w:szCs w:val="28"/>
+              </w:rPr>
+              <w:t xml:space="preserve"> </w:t>
+            </w:r>
+            <w:r>
+              <w:rPr>
+                <w:sz w:val="28"/>
+                <w:szCs w:val="28"/>
+                <w:lang w:val="uk-UA"/>
+              </w:rPr>
+              <w:t>Діаграма</w:t>
+            </w:r>
+            <w:r>
+              <w:rPr>
+                <w:sz w:val="28"/>
+                <w:szCs w:val="28"/>
+                <w:lang w:val="uk-UA"/>
+              </w:rPr>
+              <w:t xml:space="preserve"> стану</w:t>
+            </w:r>
+          </w:p>
+        </w:tc>
+        <w:tc>
+          <w:tcPr>
+            <w:tcW w:w="709" w:type="dxa"/>
+          </w:tcPr>
+          <w:p>
+            <w:pPr>
+              <w:spacing w:line="360" w:lineRule="auto"/>
+              <w:jc w:val="right"/>
+              <w:rPr>
+                <w:sz w:val="28"/>
+                <w:szCs w:val="28"/>
+                <w:lang w:val="uk-UA"/>
+              </w:rPr>
+            </w:pPr>
+            <w:r>
+              <w:rPr>
+                <w:sz w:val="28"/>
+                <w:szCs w:val="28"/>
+                <w:lang w:val="uk-UA"/>
+              </w:rPr>
+              <w:t>32</w:t>
+            </w:r>
+          </w:p>
+        </w:tc>
+      </w:tr>
+      <w:tr>
+        <w:tc>
+          <w:tcPr>
+            <w:tcW w:w="9322" w:type="dxa"/>
+          </w:tcPr>
+          <w:p>
+            <w:pPr>
+              <w:spacing w:line="360" w:lineRule="auto"/>
+              <w:rPr>
+                <w:sz w:val="28"/>
+                <w:szCs w:val="28"/>
+              </w:rPr>
+            </w:pPr>
+            <w:r>
+              <w:rPr>
+                <w:sz w:val="28"/>
+                <w:szCs w:val="28"/>
+              </w:rPr>
+              <w:t>4 КЕРІВНИЦТВО КОРИСТУВАЧА</w:t>
+            </w:r>
+          </w:p>
+        </w:tc>
+        <w:tc>
+          <w:tcPr>
+            <w:tcW w:w="709" w:type="dxa"/>
+          </w:tcPr>
+          <w:p>
+            <w:pPr>
+              <w:spacing w:line="360" w:lineRule="auto"/>
+              <w:jc w:val="right"/>
+              <w:rPr>
+                <w:sz w:val="28"/>
+                <w:szCs w:val="28"/>
+                <w:lang w:val="uk-UA"/>
+              </w:rPr>
+            </w:pPr>
+            <w:r>
+              <w:rPr>
+                <w:sz w:val="28"/>
+                <w:szCs w:val="28"/>
+                <w:lang w:val="uk-UA"/>
+              </w:rPr>
+              <w:t>34</w:t>
+            </w:r>
+          </w:p>
+        </w:tc>
+      </w:tr>
+      <w:tr>
+        <w:tc>
+          <w:tcPr>
+            <w:tcW w:w="9322" w:type="dxa"/>
+          </w:tcPr>
+          <w:p>
+            <w:pPr>
+              <w:spacing w:line="360" w:lineRule="auto"/>
+              <w:rPr>
+                <w:sz w:val="28"/>
+                <w:szCs w:val="28"/>
+              </w:rPr>
+            </w:pPr>
+            <w:r>
+              <w:rPr>
+                <w:sz w:val="28"/>
+                <w:szCs w:val="28"/>
+              </w:rPr>
+              <w:t>ВИСНОВКИ</w:t>
+            </w:r>
+          </w:p>
+        </w:tc>
+        <w:tc>
+          <w:tcPr>
+            <w:tcW w:w="709" w:type="dxa"/>
+          </w:tcPr>
+          <w:p>
+            <w:pPr>
+              <w:spacing w:line="360" w:lineRule="auto"/>
+              <w:jc w:val="right"/>
+              <w:rPr>
+                <w:sz w:val="28"/>
+                <w:szCs w:val="28"/>
+                <w:lang w:val="uk-UA"/>
+              </w:rPr>
+            </w:pPr>
+            <w:r>
+              <w:rPr>
+                <w:sz w:val="28"/>
+                <w:szCs w:val="28"/>
+              </w:rPr>
+              <w:t>3</w:t>
+            </w:r>
+            <w:r>
+              <w:rPr>
+                <w:sz w:val="28"/>
+                <w:szCs w:val="28"/>
+                <w:lang w:val="uk-UA"/>
+              </w:rPr>
+              <w:t>7</w:t>
+            </w:r>
+          </w:p>
+        </w:tc>
+      </w:tr>
+      <w:tr>
+        <w:tc>
+          <w:tcPr>
+            <w:tcW w:w="9322" w:type="dxa"/>
+          </w:tcPr>
+          <w:p>
+            <w:pPr>
+              <w:spacing w:line="360" w:lineRule="auto"/>
+              <w:rPr>
+                <w:sz w:val="28"/>
+                <w:szCs w:val="28"/>
+              </w:rPr>
+            </w:pPr>
+            <w:r>
+              <w:rPr>
+                <w:sz w:val="28"/>
+                <w:szCs w:val="28"/>
+              </w:rPr>
+              <w:t>СПИСОК ВИКОРИСТАНИХ ДЖЕРЕЛ</w:t>
+            </w:r>
+          </w:p>
+        </w:tc>
+        <w:tc>
+          <w:tcPr>
+            <w:tcW w:w="709" w:type="dxa"/>
+          </w:tcPr>
+          <w:p>
+            <w:pPr>
+              <w:spacing w:line="360" w:lineRule="auto"/>
+              <w:jc w:val="right"/>
+              <w:rPr>
+                <w:sz w:val="28"/>
+                <w:szCs w:val="28"/>
+                <w:lang w:val="uk-UA"/>
+              </w:rPr>
+            </w:pPr>
+            <w:r>
+              <w:rPr>
+                <w:sz w:val="28"/>
+                <w:szCs w:val="28"/>
+              </w:rPr>
+              <w:t>3</w:t>
+            </w:r>
+            <w:r>
+              <w:rPr>
+                <w:sz w:val="28"/>
+                <w:szCs w:val="28"/>
+                <w:lang w:val="uk-UA"/>
+              </w:rPr>
+              <w:t>8</w:t>
+            </w:r>
+          </w:p>
+        </w:tc>
+      </w:tr>
+      <w:tr>
+        <w:tc>
+          <w:tcPr>
+            <w:tcW w:w="9322" w:type="dxa"/>
+          </w:tcPr>
+          <w:p>
+            <w:pPr>
+              <w:spacing w:line="360" w:lineRule="auto"/>
+              <w:rPr>
+                <w:sz w:val="28"/>
+                <w:szCs w:val="28"/>
+              </w:rPr>
+            </w:pPr>
+            <w:r>
+              <w:rPr>
+                <w:sz w:val="28"/>
+                <w:szCs w:val="28"/>
+              </w:rPr>
+              <w:t>ДОДАТОК А</w:t>
+            </w:r>
+            <w:r>
+              <w:rPr>
+                <w:sz w:val="28"/>
+                <w:szCs w:val="28"/>
+                <w:lang w:val="uk-UA"/>
+              </w:rPr>
+              <w:t xml:space="preserve"> </w:t>
+            </w:r>
+            <w:r>
+              <w:rPr>
+                <w:sz w:val="28"/>
+                <w:szCs w:val="28"/>
+                <w:lang w:val="uk-UA"/>
+              </w:rPr>
+              <w:t>(обов’язковий)</w:t>
+            </w:r>
+            <w:r>
+              <w:rPr>
+                <w:sz w:val="28"/>
+                <w:szCs w:val="28"/>
+              </w:rPr>
+              <w:t xml:space="preserve"> </w:t>
             </w:r>
             <w:proofErr w:type="spellStart"/>
             <w:r>
@@ -4737,21 +5611,13 @@
                 <w:sz w:val="28"/>
                 <w:szCs w:val="28"/>
               </w:rPr>
-              <w:t>Діаграм</w:t>
+              <w:t>Лістинг</w:t>
             </w:r>
             <w:proofErr w:type="spellEnd"/>
             <w:r>
               <w:rPr>
                 <w:sz w:val="28"/>
                 <w:szCs w:val="28"/>
-                <w:lang w:val="uk-UA"/>
-              </w:rPr>
-              <w:t>а</w:t>
-            </w:r>
-            <w:r>
-              <w:rPr>
-                <w:sz w:val="28"/>
-                <w:szCs w:val="28"/>
               </w:rPr>
               <w:t xml:space="preserve"> </w:t>
             </w:r>
@@ -4761,7 +5627,7 @@
                 <w:sz w:val="28"/>
                 <w:szCs w:val="28"/>
               </w:rPr>
-              <w:t>композиції</w:t>
+              <w:t>програми</w:t>
             </w:r>
             <w:proofErr w:type="spellEnd"/>
           </w:p>
@@ -4784,615 +5650,6 @@
               <w:rPr>
                 <w:sz w:val="28"/>
                 <w:szCs w:val="28"/>
-                <w:lang w:val="uk-UA"/>
-              </w:rPr>
-              <w:t>26</w:t>
-            </w:r>
-          </w:p>
-        </w:tc>
-      </w:tr>
-      <w:tr>
-        <w:tc>
-          <w:tcPr>
-            <w:tcW w:w="9322" w:type="dxa"/>
-          </w:tcPr>
-          <w:p>
-            <w:pPr>
-              <w:spacing w:line="360" w:lineRule="auto"/>
-              <w:rPr>
-                <w:sz w:val="28"/>
-                <w:szCs w:val="28"/>
-              </w:rPr>
-            </w:pPr>
-            <w:r>
-              <w:rPr>
-                <w:sz w:val="28"/>
-                <w:szCs w:val="28"/>
-                <w:lang w:val="uk-UA"/>
-              </w:rPr>
-              <w:t>3</w:t>
-            </w:r>
-            <w:r>
-              <w:rPr>
-                <w:sz w:val="28"/>
-                <w:szCs w:val="28"/>
-              </w:rPr>
-              <w:t xml:space="preserve">.4 </w:t>
-            </w:r>
-            <w:proofErr w:type="spellStart"/>
-            <w:r>
-              <w:rPr>
-                <w:sz w:val="28"/>
-                <w:szCs w:val="28"/>
-              </w:rPr>
-              <w:t>Діаграм</w:t>
-            </w:r>
-            <w:proofErr w:type="spellEnd"/>
-            <w:r>
-              <w:rPr>
-                <w:sz w:val="28"/>
-                <w:szCs w:val="28"/>
-                <w:lang w:val="uk-UA"/>
-              </w:rPr>
-              <w:t>а</w:t>
-            </w:r>
-            <w:r>
-              <w:rPr>
-                <w:sz w:val="28"/>
-                <w:szCs w:val="28"/>
-              </w:rPr>
-              <w:t xml:space="preserve"> </w:t>
-            </w:r>
-            <w:proofErr w:type="spellStart"/>
-            <w:r>
-              <w:rPr>
-                <w:sz w:val="28"/>
-                <w:szCs w:val="28"/>
-              </w:rPr>
-              <w:t>асоціації</w:t>
-            </w:r>
-            <w:proofErr w:type="spellEnd"/>
-          </w:p>
-        </w:tc>
-        <w:tc>
-          <w:tcPr>
-            <w:tcW w:w="709" w:type="dxa"/>
-          </w:tcPr>
-          <w:p>
-            <w:pPr>
-              <w:spacing w:line="360" w:lineRule="auto"/>
-              <w:jc w:val="right"/>
-              <w:rPr>
-                <w:sz w:val="28"/>
-                <w:szCs w:val="28"/>
-                <w:lang w:val="uk-UA"/>
-              </w:rPr>
-            </w:pPr>
-            <w:r>
-              <w:rPr>
-                <w:sz w:val="28"/>
-                <w:szCs w:val="28"/>
-                <w:lang w:val="uk-UA"/>
-              </w:rPr>
-              <w:t>26</w:t>
-            </w:r>
-          </w:p>
-        </w:tc>
-      </w:tr>
-      <w:tr>
-        <w:tc>
-          <w:tcPr>
-            <w:tcW w:w="9322" w:type="dxa"/>
-          </w:tcPr>
-          <w:p>
-            <w:pPr>
-              <w:spacing w:line="360" w:lineRule="auto"/>
-              <w:rPr>
-                <w:sz w:val="28"/>
-                <w:szCs w:val="28"/>
-              </w:rPr>
-            </w:pPr>
-            <w:r>
-              <w:rPr>
-                <w:sz w:val="28"/>
-                <w:szCs w:val="28"/>
-                <w:lang w:val="uk-UA"/>
-              </w:rPr>
-              <w:t>3</w:t>
-            </w:r>
-            <w:r>
-              <w:rPr>
-                <w:sz w:val="28"/>
-                <w:szCs w:val="28"/>
-              </w:rPr>
-              <w:t>.</w:t>
-            </w:r>
-            <w:r>
-              <w:rPr>
-                <w:sz w:val="28"/>
-                <w:szCs w:val="28"/>
-                <w:lang w:val="uk-UA"/>
-              </w:rPr>
-              <w:t>5</w:t>
-            </w:r>
-            <w:r>
-              <w:rPr>
-                <w:sz w:val="28"/>
-                <w:szCs w:val="28"/>
-              </w:rPr>
-              <w:t xml:space="preserve"> </w:t>
-            </w:r>
-            <w:r>
-              <w:rPr>
-                <w:sz w:val="28"/>
-                <w:szCs w:val="28"/>
-                <w:lang w:val="uk-UA"/>
-              </w:rPr>
-              <w:t>Діаграм</w:t>
-            </w:r>
-            <w:r>
-              <w:rPr>
-                <w:sz w:val="28"/>
-                <w:szCs w:val="28"/>
-                <w:lang w:val="uk-UA"/>
-              </w:rPr>
-              <w:t>а</w:t>
-            </w:r>
-            <w:r>
-              <w:rPr>
-                <w:sz w:val="28"/>
-                <w:szCs w:val="28"/>
-                <w:lang w:val="uk-UA"/>
-              </w:rPr>
-              <w:t xml:space="preserve"> кооперації</w:t>
-            </w:r>
-          </w:p>
-        </w:tc>
-        <w:tc>
-          <w:tcPr>
-            <w:tcW w:w="709" w:type="dxa"/>
-          </w:tcPr>
-          <w:p>
-            <w:pPr>
-              <w:spacing w:line="360" w:lineRule="auto"/>
-              <w:jc w:val="right"/>
-              <w:rPr>
-                <w:sz w:val="28"/>
-                <w:szCs w:val="28"/>
-                <w:lang w:val="uk-UA"/>
-              </w:rPr>
-            </w:pPr>
-            <w:r>
-              <w:rPr>
-                <w:sz w:val="28"/>
-                <w:szCs w:val="28"/>
-                <w:lang w:val="uk-UA"/>
-              </w:rPr>
-              <w:t>30</w:t>
-            </w:r>
-          </w:p>
-        </w:tc>
-      </w:tr>
-      <w:tr>
-        <w:tc>
-          <w:tcPr>
-            <w:tcW w:w="9322" w:type="dxa"/>
-          </w:tcPr>
-          <w:p>
-            <w:pPr>
-              <w:spacing w:line="360" w:lineRule="auto"/>
-              <w:rPr>
-                <w:sz w:val="28"/>
-                <w:szCs w:val="28"/>
-              </w:rPr>
-            </w:pPr>
-            <w:r>
-              <w:rPr>
-                <w:sz w:val="28"/>
-                <w:szCs w:val="28"/>
-                <w:lang w:val="uk-UA"/>
-              </w:rPr>
-              <w:t>3</w:t>
-            </w:r>
-            <w:r>
-              <w:rPr>
-                <w:sz w:val="28"/>
-                <w:szCs w:val="28"/>
-              </w:rPr>
-              <w:t>.</w:t>
-            </w:r>
-            <w:r>
-              <w:rPr>
-                <w:sz w:val="28"/>
-                <w:szCs w:val="28"/>
-                <w:lang w:val="uk-UA"/>
-              </w:rPr>
-              <w:t>6</w:t>
-            </w:r>
-            <w:r>
-              <w:rPr>
-                <w:sz w:val="28"/>
-                <w:szCs w:val="28"/>
-              </w:rPr>
-              <w:t xml:space="preserve"> </w:t>
-            </w:r>
-            <w:r>
-              <w:rPr>
-                <w:sz w:val="28"/>
-                <w:lang w:val="uk-UA"/>
-              </w:rPr>
-              <w:t>Діаграм</w:t>
-            </w:r>
-            <w:r>
-              <w:rPr>
-                <w:sz w:val="28"/>
-                <w:lang w:val="uk-UA"/>
-              </w:rPr>
-              <w:t>а</w:t>
-            </w:r>
-            <w:r>
-              <w:rPr>
-                <w:sz w:val="28"/>
-                <w:lang w:val="uk-UA"/>
-              </w:rPr>
-              <w:t xml:space="preserve"> послідовності</w:t>
-            </w:r>
-          </w:p>
-        </w:tc>
-        <w:tc>
-          <w:tcPr>
-            <w:tcW w:w="709" w:type="dxa"/>
-          </w:tcPr>
-          <w:p>
-            <w:pPr>
-              <w:spacing w:line="360" w:lineRule="auto"/>
-              <w:jc w:val="right"/>
-              <w:rPr>
-                <w:sz w:val="28"/>
-                <w:szCs w:val="28"/>
-                <w:lang w:val="uk-UA"/>
-              </w:rPr>
-            </w:pPr>
-            <w:r>
-              <w:rPr>
-                <w:sz w:val="28"/>
-                <w:szCs w:val="28"/>
-                <w:lang w:val="uk-UA"/>
-              </w:rPr>
-              <w:t>30</w:t>
-            </w:r>
-          </w:p>
-        </w:tc>
-      </w:tr>
-      <w:tr>
-        <w:tc>
-          <w:tcPr>
-            <w:tcW w:w="9322" w:type="dxa"/>
-          </w:tcPr>
-          <w:p>
-            <w:pPr>
-              <w:spacing w:line="360" w:lineRule="auto"/>
-              <w:rPr>
-                <w:sz w:val="28"/>
-                <w:szCs w:val="28"/>
-              </w:rPr>
-            </w:pPr>
-            <w:r>
-              <w:rPr>
-                <w:sz w:val="28"/>
-                <w:szCs w:val="28"/>
-                <w:lang w:val="uk-UA"/>
-              </w:rPr>
-              <w:t>3</w:t>
-            </w:r>
-            <w:r>
-              <w:rPr>
-                <w:sz w:val="28"/>
-                <w:szCs w:val="28"/>
-              </w:rPr>
-              <w:t>.</w:t>
-            </w:r>
-            <w:r>
-              <w:rPr>
-                <w:sz w:val="28"/>
-                <w:szCs w:val="28"/>
-                <w:lang w:val="uk-UA"/>
-              </w:rPr>
-              <w:t>7</w:t>
-            </w:r>
-            <w:r>
-              <w:rPr>
-                <w:sz w:val="28"/>
-                <w:szCs w:val="28"/>
-              </w:rPr>
-              <w:t xml:space="preserve"> </w:t>
-            </w:r>
-            <w:r>
-              <w:rPr>
-                <w:sz w:val="28"/>
-                <w:szCs w:val="28"/>
-                <w:lang w:val="uk-UA"/>
-              </w:rPr>
-              <w:t>Діаграма</w:t>
-            </w:r>
-            <w:r>
-              <w:rPr>
-                <w:sz w:val="28"/>
-                <w:szCs w:val="28"/>
-                <w:lang w:val="uk-UA"/>
-              </w:rPr>
-              <w:t xml:space="preserve"> стану</w:t>
-            </w:r>
-          </w:p>
-        </w:tc>
-        <w:tc>
-          <w:tcPr>
-            <w:tcW w:w="709" w:type="dxa"/>
-          </w:tcPr>
-          <w:p>
-            <w:pPr>
-              <w:spacing w:line="360" w:lineRule="auto"/>
-              <w:jc w:val="right"/>
-              <w:rPr>
-                <w:sz w:val="28"/>
-                <w:szCs w:val="28"/>
-                <w:lang w:val="uk-UA"/>
-              </w:rPr>
-            </w:pPr>
-            <w:r>
-              <w:rPr>
-                <w:sz w:val="28"/>
-                <w:szCs w:val="28"/>
-                <w:lang w:val="uk-UA"/>
-              </w:rPr>
-              <w:t>32</w:t>
-            </w:r>
-          </w:p>
-        </w:tc>
-      </w:tr>
-      <w:tr>
-        <w:tc>
-          <w:tcPr>
-            <w:tcW w:w="9322" w:type="dxa"/>
-          </w:tcPr>
-          <w:p>
-            <w:pPr>
-              <w:spacing w:line="360" w:lineRule="auto"/>
-              <w:rPr>
-                <w:sz w:val="28"/>
-                <w:szCs w:val="28"/>
-              </w:rPr>
-            </w:pPr>
-            <w:r>
-              <w:rPr>
-                <w:sz w:val="28"/>
-                <w:szCs w:val="28"/>
-              </w:rPr>
-              <w:t>4 КЕРІВНИЦТВО КОРИСТУВАЧА</w:t>
-            </w:r>
-          </w:p>
-        </w:tc>
-        <w:tc>
-          <w:tcPr>
-            <w:tcW w:w="709" w:type="dxa"/>
-          </w:tcPr>
-          <w:p>
-            <w:pPr>
-              <w:spacing w:line="360" w:lineRule="auto"/>
-              <w:jc w:val="right"/>
-              <w:rPr>
-                <w:sz w:val="28"/>
-                <w:szCs w:val="28"/>
-                <w:lang w:val="uk-UA"/>
-              </w:rPr>
-            </w:pPr>
-            <w:r>
-              <w:rPr>
-                <w:sz w:val="28"/>
-                <w:szCs w:val="28"/>
-                <w:lang w:val="uk-UA"/>
-              </w:rPr>
-              <w:t>34</w:t>
-            </w:r>
-          </w:p>
-        </w:tc>
-      </w:tr>
-      <w:tr>
-        <w:tc>
-          <w:tcPr>
-            <w:tcW w:w="9322" w:type="dxa"/>
-          </w:tcPr>
-          <w:p>
-            <w:pPr>
-              <w:spacing w:line="360" w:lineRule="auto"/>
-              <w:rPr>
-                <w:sz w:val="28"/>
-                <w:szCs w:val="28"/>
-              </w:rPr>
-            </w:pPr>
-            <w:r>
-              <w:rPr>
-                <w:sz w:val="28"/>
-                <w:szCs w:val="28"/>
-              </w:rPr>
-              <w:t>ВИСНОВКИ</w:t>
-            </w:r>
-          </w:p>
-        </w:tc>
-        <w:tc>
-          <w:tcPr>
-            <w:tcW w:w="709" w:type="dxa"/>
-          </w:tcPr>
-          <w:p>
-            <w:pPr>
-              <w:spacing w:line="360" w:lineRule="auto"/>
-              <w:jc w:val="right"/>
-              <w:rPr>
-                <w:sz w:val="28"/>
-                <w:szCs w:val="28"/>
-                <w:lang w:val="uk-UA"/>
-              </w:rPr>
-            </w:pPr>
-            <w:r>
-              <w:rPr>
-                <w:sz w:val="28"/>
-                <w:szCs w:val="28"/>
-              </w:rPr>
-              <w:t>3</w:t>
-            </w:r>
-            <w:r>
-              <w:rPr>
-                <w:sz w:val="28"/>
-                <w:szCs w:val="28"/>
-                <w:lang w:val="uk-UA"/>
-              </w:rPr>
-              <w:t>7</w:t>
-            </w:r>
-          </w:p>
-        </w:tc>
-      </w:tr>
-      <w:tr>
-        <w:tc>
-          <w:tcPr>
-            <w:tcW w:w="9322" w:type="dxa"/>
-          </w:tcPr>
-          <w:p>
-            <w:pPr>
-              <w:spacing w:line="360" w:lineRule="auto"/>
-              <w:rPr>
-                <w:sz w:val="28"/>
-                <w:szCs w:val="28"/>
-              </w:rPr>
-            </w:pPr>
-            <w:r>
-              <w:rPr>
-                <w:sz w:val="28"/>
-                <w:szCs w:val="28"/>
-              </w:rPr>
-              <w:t>СПИСОК ВИКОРИСТАНИХ ДЖЕРЕЛ</w:t>
-            </w:r>
-          </w:p>
-        </w:tc>
-        <w:tc>
-          <w:tcPr>
-            <w:tcW w:w="709" w:type="dxa"/>
-          </w:tcPr>
-          <w:p>
-            <w:pPr>
-              <w:spacing w:line="360" w:lineRule="auto"/>
-              <w:jc w:val="right"/>
-              <w:rPr>
-                <w:sz w:val="28"/>
-                <w:szCs w:val="28"/>
-                <w:lang w:val="uk-UA"/>
-              </w:rPr>
-            </w:pPr>
-            <w:r>
-              <w:rPr>
-                <w:sz w:val="28"/>
-                <w:szCs w:val="28"/>
-              </w:rPr>
-              <w:t>3</w:t>
-            </w:r>
-            <w:r>
-              <w:rPr>
-                <w:sz w:val="28"/>
-                <w:szCs w:val="28"/>
-                <w:lang w:val="uk-UA"/>
-              </w:rPr>
-              <w:t>8</w:t>
-            </w:r>
-          </w:p>
-        </w:tc>
-      </w:tr>
-      <w:tr>
-        <w:tc>
-          <w:tcPr>
-            <w:tcW w:w="9322" w:type="dxa"/>
-          </w:tcPr>
-          <w:p>
-            <w:pPr>
-              <w:spacing w:line="360" w:lineRule="auto"/>
-              <w:rPr>
-                <w:sz w:val="28"/>
-                <w:szCs w:val="28"/>
-              </w:rPr>
-            </w:pPr>
-            <w:r>
-              <w:rPr>
-                <w:sz w:val="28"/>
-                <w:szCs w:val="28"/>
-              </w:rPr>
-              <w:t>ДОДАТОК А</w:t>
-            </w:r>
-            <w:r>
-              <w:rPr>
-                <w:sz w:val="28"/>
-                <w:szCs w:val="28"/>
-                <w:lang w:val="uk-UA"/>
-              </w:rPr>
-              <w:t xml:space="preserve"> </w:t>
-            </w:r>
-            <w:r>
-              <w:rPr>
-                <w:sz w:val="28"/>
-                <w:szCs w:val="28"/>
-                <w:lang w:val="uk-UA"/>
-              </w:rPr>
-              <w:t>(обов’язковий)</w:t>
-            </w:r>
-            <w:r>
-              <w:rPr>
-                <w:sz w:val="28"/>
-                <w:szCs w:val="28"/>
-              </w:rPr>
-              <w:t xml:space="preserve"> </w:t>
-            </w:r>
-            <w:proofErr w:type="spellStart"/>
-            <w:r>
-              <w:rPr>
-                <w:sz w:val="28"/>
-                <w:szCs w:val="28"/>
-              </w:rPr>
-              <w:t>Лістинг</w:t>
-            </w:r>
-            <w:proofErr w:type="spellEnd"/>
-            <w:r>
-              <w:rPr>
-                <w:sz w:val="28"/>
-                <w:szCs w:val="28"/>
-              </w:rPr>
-              <w:t xml:space="preserve"> </w:t>
-            </w:r>
-            <w:proofErr w:type="spellStart"/>
-            <w:r>
-              <w:rPr>
-                <w:sz w:val="28"/>
-                <w:szCs w:val="28"/>
-              </w:rPr>
-              <w:t>програми</w:t>
-            </w:r>
-            <w:proofErr w:type="spellEnd"/>
-          </w:p>
-        </w:tc>
-        <w:tc>
-          <w:tcPr>
-            <w:tcW w:w="709" w:type="dxa"/>
-          </w:tcPr>
-          <w:p>
-            <w:pPr>
-              <w:spacing w:line="360" w:lineRule="auto"/>
-              <w:jc w:val="right"/>
-              <w:rPr>
-                <w:sz w:val="28"/>
-                <w:szCs w:val="28"/>
-                <w:lang w:val="uk-UA"/>
-              </w:rPr>
-            </w:pPr>
-            <w:r>
-              <w:rPr>
-                <w:sz w:val="28"/>
-                <w:szCs w:val="28"/>
               </w:rPr>
               <w:t>3</w:t>
             </w:r>
@@ -7600,9 +7857,6 @@
     </w:p>
     <w:p>
       <w:pPr>
-        <w:pBdr>
-          <w:bottom w:val="single" w:sz="4" w:space="1" w:color="auto"/>
-        </w:pBdr>
         <w:spacing w:line="360" w:lineRule="auto"/>
         <w:ind w:left="709"/>
         <w:rPr>
@@ -7621,7 +7875,7 @@
     </w:p>
     <w:tbl>
       <w:tblPr>
-        <w:tblW w:w="8761" w:type="dxa"/>
+        <w:tblW w:w="8930" w:type="dxa"/>
         <w:jc w:val="center"/>
         <w:tblBorders>
           <w:top w:val="single" w:sz="4" w:space="0" w:color="auto"/>
@@ -7641,7 +7895,7 @@
         <w:gridCol w:w="3176"/>
         <w:gridCol w:w="1889"/>
         <w:gridCol w:w="1870"/>
-        <w:gridCol w:w="1826"/>
+        <w:gridCol w:w="1995"/>
       </w:tblGrid>
       <w:tr>
         <w:trPr>
@@ -7742,7 +7996,7 @@
         </w:tc>
         <w:tc>
           <w:tcPr>
-            <w:tcW w:w="1826" w:type="dxa"/>
+            <w:tcW w:w="1995" w:type="dxa"/>
             <w:tcBorders>
               <w:top w:val="single" w:sz="1" w:space="0" w:color="000000"/>
               <w:left w:val="single" w:sz="1" w:space="0" w:color="000000"/>
@@ -7862,7 +8116,7 @@
         </w:tc>
         <w:tc>
           <w:tcPr>
-            <w:tcW w:w="1826" w:type="dxa"/>
+            <w:tcW w:w="1995" w:type="dxa"/>
             <w:tcBorders>
               <w:top w:val="single" w:sz="1" w:space="0" w:color="000000"/>
               <w:left w:val="single" w:sz="1" w:space="0" w:color="000000"/>
@@ -7967,7 +8221,7 @@
         </w:tc>
         <w:tc>
           <w:tcPr>
-            <w:tcW w:w="1826" w:type="dxa"/>
+            <w:tcW w:w="1995" w:type="dxa"/>
             <w:tcBorders>
               <w:top w:val="single" w:sz="1" w:space="0" w:color="000000"/>
               <w:left w:val="single" w:sz="1" w:space="0" w:color="000000"/>
@@ -8072,7 +8326,7 @@
         </w:tc>
         <w:tc>
           <w:tcPr>
-            <w:tcW w:w="1826" w:type="dxa"/>
+            <w:tcW w:w="1995" w:type="dxa"/>
             <w:tcBorders>
               <w:top w:val="single" w:sz="1" w:space="0" w:color="000000"/>
               <w:left w:val="single" w:sz="1" w:space="0" w:color="000000"/>
@@ -8190,7 +8444,7 @@
         </w:tc>
         <w:tc>
           <w:tcPr>
-            <w:tcW w:w="1826" w:type="dxa"/>
+            <w:tcW w:w="1995" w:type="dxa"/>
             <w:tcBorders>
               <w:top w:val="single" w:sz="1" w:space="0" w:color="000000"/>
               <w:left w:val="single" w:sz="1" w:space="0" w:color="000000"/>
@@ -8313,7 +8567,7 @@
         </w:tc>
         <w:tc>
           <w:tcPr>
-            <w:tcW w:w="1826" w:type="dxa"/>
+            <w:tcW w:w="1995" w:type="dxa"/>
             <w:tcBorders>
               <w:top w:val="single" w:sz="1" w:space="0" w:color="000000"/>
               <w:left w:val="single" w:sz="1" w:space="0" w:color="000000"/>
@@ -8430,7 +8684,7 @@
         </w:tc>
         <w:tc>
           <w:tcPr>
-            <w:tcW w:w="1826" w:type="dxa"/>
+            <w:tcW w:w="1995" w:type="dxa"/>
             <w:tcBorders>
               <w:top w:val="single" w:sz="1" w:space="0" w:color="000000"/>
               <w:left w:val="single" w:sz="1" w:space="0" w:color="000000"/>
@@ -9301,7 +9555,7 @@
         </w:rPr>
         <w:lastRenderedPageBreak/>
         <w:drawing>
-          <wp:inline distT="0" distB="0" distL="0" distR="0" wp14:anchorId="37245F30" wp14:editId="4BCAFD5A">
+          <wp:inline distT="0" distB="0" distL="0" distR="0" wp14:anchorId="37245F30" wp14:editId="00CA95E7">
             <wp:extent cx="6232550" cy="3139205"/>
             <wp:effectExtent l="0" t="0" r="0" b="4445"/>
             <wp:docPr id="2131238197" name="Рисунок 6"/>
@@ -9411,7 +9665,7 @@
           <w:noProof/>
         </w:rPr>
         <w:drawing>
-          <wp:inline distT="0" distB="0" distL="0" distR="0" wp14:anchorId="37693D6B" wp14:editId="50FE6DE6">
+          <wp:inline distT="0" distB="0" distL="0" distR="0" wp14:anchorId="37693D6B" wp14:editId="2E655715">
             <wp:extent cx="6299835" cy="3014345"/>
             <wp:effectExtent l="0" t="0" r="5715" b="0"/>
             <wp:docPr id="1906467938" name="Рисунок 7"/>
@@ -12384,7 +12638,7 @@
         <w:t xml:space="preserve"> (Unit) (</w:t>
       </w:r>
       <w:r>
-        <w:t xml:space="preserve">див. рисунок 3.4). Клас макрооб’єкта </w:t>
+        <w:t xml:space="preserve">рисунок 3.4). Клас макрооб’єкта </w:t>
       </w:r>
       <w:r>
         <w:rPr>
@@ -12667,10 +12921,10 @@
         </w:rPr>
         <w:lastRenderedPageBreak/>
         <w:drawing>
-          <wp:inline distT="0" distB="0" distL="0" distR="0" wp14:anchorId="1232B69D" wp14:editId="6E1A06C0">
-            <wp:extent cx="6118873" cy="3800724"/>
-            <wp:effectExtent l="0" t="0" r="0" b="9525"/>
-            <wp:docPr id="1840628155" name="Рисунок 2"/>
+          <wp:inline distT="0" distB="0" distL="0" distR="0" wp14:anchorId="619FBEE4" wp14:editId="28C6CE07">
+            <wp:extent cx="6105525" cy="3350525"/>
+            <wp:effectExtent l="0" t="0" r="0" b="2540"/>
+            <wp:docPr id="1202858354" name="Рисунок 2"/>
             <wp:cNvGraphicFramePr>
               <a:graphicFrameLocks xmlns:a="http://schemas.openxmlformats.org/drawingml/2006/main" noChangeAspect="1"/>
             </wp:cNvGraphicFramePr>
@@ -12699,7 +12953,7 @@
                   <pic:spPr bwMode="auto">
                     <a:xfrm>
                       <a:off x="0" y="0"/>
-                      <a:ext cx="6199806" cy="3850995"/>
+                      <a:ext cx="6119722" cy="3358316"/>
                     </a:xfrm>
                     <a:prstGeom prst="rect">
                       <a:avLst/>
@@ -12866,11 +13120,12 @@
         <w:rPr>
           <w:noProof/>
         </w:rPr>
+        <w:lastRenderedPageBreak/>
         <w:drawing>
-          <wp:inline distT="0" distB="0" distL="0" distR="0" wp14:anchorId="38D16816" wp14:editId="574F3ED4">
-            <wp:extent cx="6063945" cy="5064760"/>
-            <wp:effectExtent l="0" t="0" r="0" b="2540"/>
-            <wp:docPr id="628588724" name="Рисунок 3"/>
+          <wp:inline distT="0" distB="0" distL="0" distR="0" wp14:anchorId="49D033EF" wp14:editId="34EF70FE">
+            <wp:extent cx="6028690" cy="4305869"/>
+            <wp:effectExtent l="0" t="0" r="0" b="0"/>
+            <wp:docPr id="1308692267" name="Рисунок 3"/>
             <wp:cNvGraphicFramePr>
               <a:graphicFrameLocks xmlns:a="http://schemas.openxmlformats.org/drawingml/2006/main" noChangeAspect="1"/>
             </wp:cNvGraphicFramePr>
@@ -12899,7 +13154,7 @@
                   <pic:spPr bwMode="auto">
                     <a:xfrm>
                       <a:off x="0" y="0"/>
-                      <a:ext cx="6093086" cy="5089099"/>
+                      <a:ext cx="6050137" cy="4321187"/>
                     </a:xfrm>
                     <a:prstGeom prst="rect">
                       <a:avLst/>
@@ -13037,11 +13292,7 @@
       </w:r>
       <w:proofErr w:type="spellEnd"/>
       <w:r>
-        <w:t xml:space="preserve">) — це поведінкова діаграма UML, що візуалізує динамічну поведінку об'єкта, його можливі стани та переходи між ними </w:t>
-      </w:r>
-      <w:r>
-        <w:lastRenderedPageBreak/>
-        <w:t>під впливом певних умов. Вона дозволяє детально простежити реакцію системи на різноманітні чинники під час її життєвого циклу</w:t>
+        <w:t>) — це поведінкова діаграма UML, що візуалізує динамічну поведінку об'єкта, його можливі стани та переходи між ними під впливом певних умов. Вона дозволяє детально простежити реакцію системи на різноманітні чинники під час її життєвого циклу</w:t>
       </w:r>
       <w:r>
         <w:t xml:space="preserve"> (рисунок 3.7)</w:t>
@@ -13077,6 +13328,7 @@
       </w:r>
       <w:proofErr w:type="spellStart"/>
       <w:r>
+        <w:lastRenderedPageBreak/>
         <w:t>doOre</w:t>
       </w:r>
       <w:proofErr w:type="spellEnd"/>
@@ -13248,10 +13500,10 @@
         </w:rPr>
         <w:lastRenderedPageBreak/>
         <w:drawing>
-          <wp:inline distT="0" distB="0" distL="0" distR="0" wp14:anchorId="4249D021" wp14:editId="4BD4B0E2">
-            <wp:extent cx="5972175" cy="7867650"/>
-            <wp:effectExtent l="0" t="0" r="9525" b="0"/>
-            <wp:docPr id="475758525" name="Рисунок 4"/>
+          <wp:inline distT="0" distB="0" distL="0" distR="0" wp14:anchorId="64E03911" wp14:editId="771FD798">
+            <wp:extent cx="5941325" cy="7519916"/>
+            <wp:effectExtent l="0" t="0" r="2540" b="5080"/>
+            <wp:docPr id="1274475406" name="Рисунок 5"/>
             <wp:cNvGraphicFramePr>
               <a:graphicFrameLocks xmlns:a="http://schemas.openxmlformats.org/drawingml/2006/main" noChangeAspect="1"/>
             </wp:cNvGraphicFramePr>
@@ -13259,7 +13511,7 @@
               <a:graphicData uri="http://schemas.openxmlformats.org/drawingml/2006/picture">
                 <pic:pic xmlns:pic="http://schemas.openxmlformats.org/drawingml/2006/picture">
                   <pic:nvPicPr>
-                    <pic:cNvPr id="0" name="Picture 7"/>
+                    <pic:cNvPr id="0" name="Picture 9"/>
                     <pic:cNvPicPr>
                       <a:picLocks noChangeAspect="1" noChangeArrowheads="1"/>
                     </pic:cNvPicPr>
@@ -13280,7 +13532,7 @@
                   <pic:spPr bwMode="auto">
                     <a:xfrm>
                       <a:off x="0" y="0"/>
-                      <a:ext cx="5974915" cy="7871260"/>
+                      <a:ext cx="5968227" cy="7553966"/>
                     </a:xfrm>
                     <a:prstGeom prst="rect">
                       <a:avLst/>
@@ -14016,6 +14268,7 @@
   <w:style w:type="character" w:default="1" w:styleId="a0">
     <w:name w:val="Default Paragraph Font"/>
     <w:uiPriority w:val="1"/>
+    <w:semiHidden/>
     <w:unhideWhenUsed/>
   </w:style>
   <w:style w:type="table" w:default="1" w:styleId="a1">
